--- a/paper/export/pandoc/论文_pandoc.docx
+++ b/paper/export/pandoc/论文_pandoc.docx
@@ -31586,7 +31586,7 @@
                 <w:b/>
                 <w:bCs/>
               </w:rPr>
-              <w:t xml:space="preserve">20/20</w:t>
+              <w:t xml:space="preserve">31/31</w:t>
             </w:r>
           </w:p>
         </w:tc>

--- a/paper/export/pandoc/论文_pandoc.docx
+++ b/paper/export/pandoc/论文_pandoc.docx
@@ -28,7 +28,7 @@
         </w:p>
       </w:sdtContent>
     </w:sdt>
-    <w:bookmarkStart w:id="71" w:name="山区洪涝灾害下无人机运输与通信协同优化"/>
+    <w:bookmarkStart w:id="78" w:name="山区洪涝灾害下无人机运输与通信协同优化"/>
     <w:p>
       <w:pPr>
         <w:pStyle w:val="Heading1"/>
@@ -105,13 +105,22 @@
         <w:t xml:space="preserve">通信（逐时刻链路预算零中断）」三层约束依次收紧可行域，最后在冻结任务结构的前提下核算分区资源。全部物理规则实现于单一模块，并以</w:t>
       </w:r>
       <w:r>
-        <w:t xml:space="preserve"> 189 </w:t>
-      </w:r>
-      <w:r>
-        <w:rPr>
-          <w:rFonts w:hint="eastAsia"/>
-        </w:rPr>
-        <w:t xml:space="preserve">条断言与静态检查保证四问口径一致。全文统一以</w:t>
+        <w:t xml:space="preserve"> 9 </w:t>
+      </w:r>
+      <w:r>
+        <w:rPr>
+          <w:rFonts w:hint="eastAsia"/>
+        </w:rPr>
+        <w:t xml:space="preserve">套验证套件（逾</w:t>
+      </w:r>
+      <w:r>
+        <w:t xml:space="preserve"> 230 </w:t>
+      </w:r>
+      <w:r>
+        <w:rPr>
+          <w:rFonts w:hint="eastAsia"/>
+        </w:rPr>
+        <w:t xml:space="preserve">条断言）与静态检查保证四问口径一致。全文统一以</w:t>
       </w:r>
       <w:r>
         <w:t xml:space="preserve"> </w:t>
@@ -147,7 +156,16 @@
         <w:rPr>
           <w:rFonts w:hint="eastAsia"/>
         </w:rPr>
-        <w:t xml:space="preserve">条独立校验断言与</w:t>
+        <w:t xml:space="preserve">条独立校验断言、66</w:t>
+      </w:r>
+      <w:r>
+        <w:t xml:space="preserve"> </w:t>
+      </w:r>
+      <w:r>
+        <w:rPr>
+          <w:rFonts w:hint="eastAsia"/>
+        </w:rPr>
+        <w:t xml:space="preserve">条论文—结果交叉对表与</w:t>
       </w:r>
       <w:r>
         <w:t xml:space="preserve"> 6 </w:t>
@@ -1793,7 +1811,7 @@
         </w:pict>
       </w:r>
     </w:p>
-    <w:bookmarkStart w:id="11" w:name="一问题重述"/>
+    <w:bookmarkStart w:id="12" w:name="一问题重述"/>
     <w:p>
       <w:pPr>
         <w:pStyle w:val="Heading2"/>
@@ -1867,7 +1885,68 @@
         <w:rPr>
           <w:rFonts w:hint="eastAsia"/>
         </w:rPr>
-        <w:t xml:space="preserve">个不可拆货箱。无人机受地面道路影响小，但山区地形遮挡使通信链路成为与运输同等的硬约束。</w:t>
+        <w:t xml:space="preserve">个不可拆货箱。与地面运输相比，无人机受道路损毁影响小、起降灵活，是”断路断电断网”情境下应急物资投送与通信保障的天然载体；但其短板同样突出——载荷与航程有限、电池能量受返航安全余量约束，且在山区地形中视距链路易被山体遮蔽而中断。</w:t>
+      </w:r>
+    </w:p>
+    <w:p>
+      <w:pPr>
+        <w:pStyle w:val="BodyText"/>
+      </w:pPr>
+      <w:r>
+        <w:rPr>
+          <w:rFonts w:hint="eastAsia"/>
+        </w:rPr>
+        <w:t xml:space="preserve">无人机配送的能耗建模已有较成熟的文献基础：Dorling</w:t>
+      </w:r>
+      <w:r>
+        <w:t xml:space="preserve"> </w:t>
+      </w:r>
+      <w:r>
+        <w:rPr>
+          <w:rFonts w:hint="eastAsia"/>
+        </w:rPr>
+        <w:t xml:space="preserve">等[4]将无人机配送建模为车辆路径问题并给出功率—质量线性拟合；Zhang</w:t>
+      </w:r>
+      <w:r>
+        <w:t xml:space="preserve"> </w:t>
+      </w:r>
+      <w:r>
+        <w:rPr>
+          <w:rFonts w:hint="eastAsia"/>
+        </w:rPr>
+        <w:t xml:space="preserve">等[5]系统比较了多类能耗模型，指出”仅按稳态平飞估算会显著低估整程能耗，完整飞行剖面可使估算上升</w:t>
+      </w:r>
+      <w:r>
+        <w:t xml:space="preserve"> 100% </w:t>
+      </w:r>
+      <w:r>
+        <w:rPr>
+          <w:rFonts w:hint="eastAsia"/>
+        </w:rPr>
+        <w:t xml:space="preserve">以上”。在通信侧，Zeng</w:t>
+      </w:r>
+      <w:r>
+        <w:t xml:space="preserve"> </w:t>
+      </w:r>
+      <w:r>
+        <w:rPr>
+          <w:rFonts w:hint="eastAsia"/>
+        </w:rPr>
+        <w:t xml:space="preserve">等[8]指出山区地形阴影与灾害导致的设施损毁是无人机链路的典型挑战，且”提高无人机海拔虽会增大自由空间损耗，但也提高获得视距链路的可能性”——这一张力正是本文问题三中继悬停高度权衡的物理根源。上述文献的共同局限在于：要么未同时考虑运输与通信的耦合，要么依赖实测功率系数而无法直接用于本题”只给标准航程与可用能量”的题设。本文的贡献正在于，在附件给定数据的约束下，建立一套</w:t>
+      </w:r>
+      <w:r>
+        <w:rPr>
+          <w:rFonts w:hint="eastAsia"/>
+          <w:b/>
+          <w:bCs/>
+        </w:rPr>
+        <w:t xml:space="preserve">运输能力—多机调度—通信中继—任务分区</w:t>
+      </w:r>
+      <w:r>
+        <w:rPr>
+          <w:rFonts w:hint="eastAsia"/>
+        </w:rPr>
+        <w:t xml:space="preserve">的四层递进模型，并以单一物理规则实现保证四问口径一致。</w:t>
       </w:r>
     </w:p>
     <w:bookmarkEnd w:id="9"/>
@@ -2078,25 +2157,20 @@
         </w:tc>
       </w:tr>
     </w:tbl>
-    <w:p>
-      <w:r>
-        <w:pict>
-          <v:rect style="width:0;height:1.5pt" o:hralign="center" o:hrstd="t" o:hr="t"/>
-        </w:pict>
-      </w:r>
-    </w:p>
     <w:bookmarkEnd w:id="10"/>
-    <w:bookmarkEnd w:id="11"/>
-    <w:bookmarkStart w:id="16" w:name="二问题假设"/>
+    <w:bookmarkStart w:id="11" w:name="问题分析"/>
     <w:p>
       <w:pPr>
-        <w:pStyle w:val="Heading2"/>
+        <w:pStyle w:val="Heading3"/>
       </w:pPr>
       <w:r>
-        <w:rPr>
-          <w:rFonts w:hint="eastAsia"/>
-        </w:rPr>
-        <w:t xml:space="preserve">二、问题假设</w:t>
+        <w:t xml:space="preserve">1.3 </w:t>
+      </w:r>
+      <w:r>
+        <w:rPr>
+          <w:rFonts w:hint="eastAsia"/>
+        </w:rPr>
+        <w:t xml:space="preserve">问题分析</w:t>
       </w:r>
     </w:p>
     <w:p>
@@ -2107,6 +2181,484 @@
         <w:rPr>
           <w:rFonts w:hint="eastAsia"/>
         </w:rPr>
+        <w:t xml:space="preserve">四个子问题构成一条</w:t>
+      </w:r>
+      <w:r>
+        <w:t xml:space="preserve"> </w:t>
+      </w:r>
+      <w:r>
+        <w:rPr>
+          <w:rFonts w:hint="eastAsia"/>
+          <w:b/>
+          <w:bCs/>
+        </w:rPr>
+        <w:t xml:space="preserve">能力刻画</w:t>
+      </w:r>
+      <w:r>
+        <w:rPr>
+          <w:b/>
+          <w:bCs/>
+        </w:rPr>
+        <w:t xml:space="preserve"> → </w:t>
+      </w:r>
+      <w:r>
+        <w:rPr>
+          <w:rFonts w:hint="eastAsia"/>
+          <w:b/>
+          <w:bCs/>
+        </w:rPr>
+        <w:t xml:space="preserve">资源调度</w:t>
+      </w:r>
+      <w:r>
+        <w:rPr>
+          <w:b/>
+          <w:bCs/>
+        </w:rPr>
+        <w:t xml:space="preserve"> → </w:t>
+      </w:r>
+      <w:r>
+        <w:rPr>
+          <w:rFonts w:hint="eastAsia"/>
+          <w:b/>
+          <w:bCs/>
+        </w:rPr>
+        <w:t xml:space="preserve">通信耦合</w:t>
+      </w:r>
+      <w:r>
+        <w:rPr>
+          <w:b/>
+          <w:bCs/>
+        </w:rPr>
+        <w:t xml:space="preserve"> → </w:t>
+      </w:r>
+      <w:r>
+        <w:rPr>
+          <w:rFonts w:hint="eastAsia"/>
+          <w:b/>
+          <w:bCs/>
+        </w:rPr>
+        <w:t xml:space="preserve">分区配置</w:t>
+      </w:r>
+      <w:r>
+        <w:t xml:space="preserve"> </w:t>
+      </w:r>
+      <w:r>
+        <w:rPr>
+          <w:rFonts w:hint="eastAsia"/>
+        </w:rPr>
+        <w:t xml:space="preserve">的递进链，逐层收紧可行域、逐层引入新的硬约束：</w:t>
+      </w:r>
+    </w:p>
+    <w:p>
+      <w:pPr>
+        <w:pStyle w:val="Compact"/>
+        <w:numPr>
+          <w:ilvl w:val="0"/>
+          <w:numId w:val="1001"/>
+        </w:numPr>
+      </w:pPr>
+      <w:r>
+        <w:rPr>
+          <w:rFonts w:hint="eastAsia"/>
+          <w:b/>
+          <w:bCs/>
+        </w:rPr>
+        <w:t xml:space="preserve">问题一是”单机能力边界”的刻画</w:t>
+      </w:r>
+      <w:r>
+        <w:rPr>
+          <w:rFonts w:hint="eastAsia"/>
+        </w:rPr>
+        <w:t xml:space="preserve">。难点有二：其一，最大安全载荷须同时满足质量、体积、能量三个瓶颈，而能量瓶颈由”往返能耗</w:t>
+      </w:r>
+      <w:r>
+        <w:t xml:space="preserve"> + </w:t>
+      </w:r>
+      <w:r>
+        <w:rPr>
+          <w:rFonts w:hint="eastAsia"/>
+        </w:rPr>
+        <w:t xml:space="preserve">返航安全余量”隐式定义，需对载荷—航程插值做单调反解；其二，组批是架次数、能耗、作业时间三目标优化，三者不可同时最小。建模思路是先把三瓶颈写成显式最小值形式（§4.2.1），再以”最小架次数</w:t>
+      </w:r>
+      <w:r>
+        <w:t xml:space="preserve"> + </w:t>
+      </w:r>
+      <w:r>
+        <w:rPr>
+          <w:rFonts w:hint="eastAsia"/>
+        </w:rPr>
+        <w:t xml:space="preserve">同</w:t>
+      </w:r>
+      <w:r>
+        <w:t xml:space="preserve"> </w:t>
+      </w:r>
+      <m:oMath>
+        <m:r>
+          <m:t>k</m:t>
+        </m:r>
+      </m:oMath>
+      <w:r>
+        <w:t xml:space="preserve"> </w:t>
+      </w:r>
+      <w:r>
+        <w:rPr>
+          <w:rFonts w:hint="eastAsia"/>
+        </w:rPr>
+        <w:t xml:space="preserve">内最小能耗”的字典序装箱得到</w:t>
+      </w:r>
+      <w:r>
+        <w:t xml:space="preserve"> Pareto </w:t>
+      </w:r>
+      <w:r>
+        <w:rPr>
+          <w:rFonts w:hint="eastAsia"/>
+        </w:rPr>
+        <w:t xml:space="preserve">前沿，从而确立”架次数</w:t>
+      </w:r>
+      <w:r>
+        <w:t xml:space="preserve"> → </w:t>
+      </w:r>
+      <w:r>
+        <w:rPr>
+          <w:rFonts w:hint="eastAsia"/>
+        </w:rPr>
+        <w:t xml:space="preserve">作业时间</w:t>
+      </w:r>
+      <w:r>
+        <w:t xml:space="preserve"> → </w:t>
+      </w:r>
+      <w:r>
+        <w:rPr>
+          <w:rFonts w:hint="eastAsia"/>
+        </w:rPr>
+        <w:t xml:space="preserve">能耗”的优先关系。</w:t>
+      </w:r>
+    </w:p>
+    <w:p>
+      <w:pPr>
+        <w:pStyle w:val="Compact"/>
+        <w:numPr>
+          <w:ilvl w:val="0"/>
+          <w:numId w:val="1001"/>
+        </w:numPr>
+      </w:pPr>
+      <w:r>
+        <w:rPr>
+          <w:rFonts w:hint="eastAsia"/>
+          <w:b/>
+          <w:bCs/>
+        </w:rPr>
+        <w:t xml:space="preserve">问题二把问题一的组批放进”多机并行</w:t>
+      </w:r>
+      <w:r>
+        <w:rPr>
+          <w:b/>
+          <w:bCs/>
+        </w:rPr>
+        <w:t xml:space="preserve"> + </w:t>
+      </w:r>
+      <w:r>
+        <w:rPr>
+          <w:rFonts w:hint="eastAsia"/>
+          <w:b/>
+          <w:bCs/>
+        </w:rPr>
+        <w:t xml:space="preserve">共享电池”的真实资源环境</w:t>
+      </w:r>
+      <w:r>
+        <w:rPr>
+          <w:rFonts w:hint="eastAsia"/>
+        </w:rPr>
+        <w:t xml:space="preserve">。核心矛盾是</w:t>
+      </w:r>
+      <w:r>
+        <w:rPr>
+          <w:rFonts w:hint="eastAsia"/>
+          <w:b/>
+          <w:bCs/>
+        </w:rPr>
+        <w:t xml:space="preserve">硬时限</w:t>
+      </w:r>
+      <w:r>
+        <w:rPr>
+          <w:rFonts w:hint="eastAsia"/>
+        </w:rPr>
+        <w:t xml:space="preserve">（首批</w:t>
+      </w:r>
+      <w:r>
+        <w:t xml:space="preserve"> 30 </w:t>
+      </w:r>
+      <w:r>
+        <w:rPr>
+          <w:rFonts w:hint="eastAsia"/>
+        </w:rPr>
+        <w:t xml:space="preserve">箱、医疗</w:t>
+      </w:r>
+      <w:r>
+        <w:t xml:space="preserve"> 16 </w:t>
+      </w:r>
+      <w:r>
+        <w:rPr>
+          <w:rFonts w:hint="eastAsia"/>
+        </w:rPr>
+        <w:t xml:space="preserve">箱）与</w:t>
+      </w:r>
+      <w:r>
+        <w:rPr>
+          <w:rFonts w:hint="eastAsia"/>
+          <w:b/>
+          <w:bCs/>
+        </w:rPr>
+        <w:t xml:space="preserve">并发资源</w:t>
+      </w:r>
+      <w:r>
+        <w:rPr>
+          <w:rFonts w:hint="eastAsia"/>
+        </w:rPr>
+        <w:t xml:space="preserve">（8</w:t>
+      </w:r>
+      <w:r>
+        <w:t xml:space="preserve"> </w:t>
+      </w:r>
+      <w:r>
+        <w:rPr>
+          <w:rFonts w:hint="eastAsia"/>
+        </w:rPr>
+        <w:t xml:space="preserve">架实体机、14</w:t>
+      </w:r>
+      <w:r>
+        <w:t xml:space="preserve"> </w:t>
+      </w:r>
+      <w:r>
+        <w:rPr>
+          <w:rFonts w:hint="eastAsia"/>
+        </w:rPr>
+        <w:t xml:space="preserve">组电池）的双重约束：沿用问题一的最省架次方案虽在能耗上占优，却因串行口径/装箱偏斜而无法满足逐箱硬时限。建模思路是</w:t>
+      </w:r>
+      <w:r>
+        <w:rPr>
+          <w:rFonts w:hint="eastAsia"/>
+          <w:b/>
+          <w:bCs/>
+        </w:rPr>
+        <w:t xml:space="preserve">受控对照</w:t>
+      </w:r>
+      <w:r>
+        <w:rPr>
+          <w:rFonts w:hint="eastAsia"/>
+        </w:rPr>
+        <w:t xml:space="preserve">——用同一调度器比较”沿用</w:t>
+      </w:r>
+      <w:r>
+        <w:t xml:space="preserve"> Q1 </w:t>
+      </w:r>
+      <w:r>
+        <w:rPr>
+          <w:rFonts w:hint="eastAsia"/>
+        </w:rPr>
+        <w:t xml:space="preserve">组批”与”两阶段重构”两方案，按及时性优先取舍，并如实披露两方案互不支配（§4.3.1）。</w:t>
+      </w:r>
+    </w:p>
+    <w:p>
+      <w:pPr>
+        <w:pStyle w:val="Compact"/>
+        <w:numPr>
+          <w:ilvl w:val="0"/>
+          <w:numId w:val="1001"/>
+        </w:numPr>
+      </w:pPr>
+      <w:r>
+        <w:rPr>
+          <w:rFonts w:hint="eastAsia"/>
+          <w:b/>
+          <w:bCs/>
+        </w:rPr>
+        <w:t xml:space="preserve">问题三在问题二的运输层之上追加通信耦合</w:t>
+      </w:r>
+      <w:r>
+        <w:rPr>
+          <w:rFonts w:hint="eastAsia"/>
+        </w:rPr>
+        <w:t xml:space="preserve">。难点是</w:t>
+      </w:r>
+      <w:r>
+        <w:rPr>
+          <w:rFonts w:hint="eastAsia"/>
+          <w:b/>
+          <w:bCs/>
+        </w:rPr>
+        <w:t xml:space="preserve">中继稀缺</w:t>
+      </w:r>
+      <w:r>
+        <w:rPr>
+          <w:rFonts w:hint="eastAsia"/>
+        </w:rPr>
+        <w:t xml:space="preserve">（仅</w:t>
+      </w:r>
+      <w:r>
+        <w:t xml:space="preserve"> 2 </w:t>
+      </w:r>
+      <w:r>
+        <w:rPr>
+          <w:rFonts w:hint="eastAsia"/>
+        </w:rPr>
+        <w:t xml:space="preserve">架）与</w:t>
+      </w:r>
+      <w:r>
+        <w:rPr>
+          <w:rFonts w:hint="eastAsia"/>
+          <w:b/>
+          <w:bCs/>
+        </w:rPr>
+        <w:t xml:space="preserve">运输—中继时序互锁</w:t>
+      </w:r>
+      <w:r>
+        <w:rPr>
+          <w:rFonts w:hint="eastAsia"/>
+        </w:rPr>
+        <w:t xml:space="preserve">：中继须先于运输机就位，中继不足则运输机被迫等待，等待又可能使硬时限违约。建模思路是把”运输架次”与”中继驻留段”放入同一时基做事件驱动联合调度，并把”中继不足”显式转化为”运输架次后推</w:t>
+      </w:r>
+      <w:r>
+        <w:t xml:space="preserve"> + </w:t>
+      </w:r>
+      <w:r>
+        <w:rPr>
+          <w:rFonts w:hint="eastAsia"/>
+        </w:rPr>
+        <w:t xml:space="preserve">逐箱复算交付时刻”（§4.4.3）。</w:t>
+      </w:r>
+    </w:p>
+    <w:p>
+      <w:pPr>
+        <w:pStyle w:val="Compact"/>
+        <w:numPr>
+          <w:ilvl w:val="0"/>
+          <w:numId w:val="1001"/>
+        </w:numPr>
+      </w:pPr>
+      <w:r>
+        <w:rPr>
+          <w:rFonts w:hint="eastAsia"/>
+          <w:b/>
+          <w:bCs/>
+        </w:rPr>
+        <w:t xml:space="preserve">问题四在冻结问题三时间轴的前提下核算分区资源</w:t>
+      </w:r>
+      <w:r>
+        <w:rPr>
+          <w:rFonts w:hint="eastAsia"/>
+        </w:rPr>
+        <w:t xml:space="preserve">。难点是”资源需求”必须由</w:t>
+      </w:r>
+      <w:r>
+        <w:rPr>
+          <w:rFonts w:hint="eastAsia"/>
+          <w:b/>
+          <w:bCs/>
+        </w:rPr>
+        <w:t xml:space="preserve">并发峰值</w:t>
+      </w:r>
+      <w:r>
+        <w:rPr>
+          <w:rFonts w:hint="eastAsia"/>
+        </w:rPr>
+        <w:t xml:space="preserve">定义（而非简单计数），且分区须在组间均衡约束下才具有”分组救援”的意义。建模思路是冻结绝对时间轴</w:t>
+      </w:r>
+      <w:r>
+        <w:t xml:space="preserve"> → </w:t>
+      </w:r>
+      <w:r>
+        <w:rPr>
+          <w:rFonts w:hint="eastAsia"/>
+        </w:rPr>
+        <w:t xml:space="preserve">取占用区间并发峰值</w:t>
+      </w:r>
+      <w:r>
+        <w:t xml:space="preserve"> → </w:t>
+      </w:r>
+      <w:r>
+        <w:rPr>
+          <w:rFonts w:hint="eastAsia"/>
+        </w:rPr>
+        <w:t xml:space="preserve">全枚举均衡划分，得到”缺口率最小”的精确最优分区（§4.5.3）。</w:t>
+      </w:r>
+    </w:p>
+    <w:p>
+      <w:pPr>
+        <w:pStyle w:val="Compact"/>
+        <w:numPr>
+          <w:ilvl w:val="0"/>
+          <w:numId w:val="1001"/>
+        </w:numPr>
+      </w:pPr>
+      <w:r>
+        <w:rPr>
+          <w:rFonts w:hint="eastAsia"/>
+          <w:b/>
+          <w:bCs/>
+        </w:rPr>
+        <w:t xml:space="preserve">贯穿四问的技术路线</w:t>
+      </w:r>
+      <w:r>
+        <w:rPr>
+          <w:rFonts w:hint="eastAsia"/>
+        </w:rPr>
+        <w:t xml:space="preserve">：全部物理规则（航段几何、分段能耗、返航余量、充电周转、链路预算）唯一实现于</w:t>
+      </w:r>
+      <w:r>
+        <w:t xml:space="preserve"> </w:t>
+      </w:r>
+      <w:r>
+        <w:rPr>
+          <w:rStyle w:val="VerbatimChar"/>
+        </w:rPr>
+        <w:t xml:space="preserve">core.py</w:t>
+      </w:r>
+      <w:r>
+        <w:rPr>
+          <w:rFonts w:hint="eastAsia"/>
+        </w:rPr>
+        <w:t xml:space="preserve">，四问求解器均</w:t>
+      </w:r>
+      <w:r>
+        <w:t xml:space="preserve"> import </w:t>
+      </w:r>
+      <w:r>
+        <w:rPr>
+          <w:rFonts w:hint="eastAsia"/>
+        </w:rPr>
+        <w:t xml:space="preserve">之；问题二继承问题一的箱集合、问题三继承问题二的运输排程、问题四冻结问题三的时间轴，由全局验证的继承链检查（GC-0..GC-4）强制约束（§5.3）。</w:t>
+      </w:r>
+    </w:p>
+    <w:p>
+      <w:r>
+        <w:pict>
+          <v:rect style="width:0;height:1.5pt" o:hralign="center" o:hrstd="t" o:hr="t"/>
+        </w:pict>
+      </w:r>
+    </w:p>
+    <w:bookmarkEnd w:id="11"/>
+    <w:bookmarkEnd w:id="12"/>
+    <w:bookmarkStart w:id="17" w:name="二问题假设"/>
+    <w:p>
+      <w:pPr>
+        <w:pStyle w:val="Heading2"/>
+      </w:pPr>
+      <w:r>
+        <w:rPr>
+          <w:rFonts w:hint="eastAsia"/>
+        </w:rPr>
+        <w:t xml:space="preserve">二、问题假设</w:t>
+      </w:r>
+    </w:p>
+    <w:p>
+      <w:pPr>
+        <w:pStyle w:val="FirstParagraph"/>
+      </w:pPr>
+      <w:r>
+        <w:rPr>
+          <w:rFonts w:hint="eastAsia"/>
+        </w:rPr>
         <w:t xml:space="preserve">严格区分三类，避免把”题面给定”与”方法选择”误计为假设（见</w:t>
       </w:r>
       <w:r>
@@ -2125,7 +2677,7 @@
         <w:t xml:space="preserve">）。</w:t>
       </w:r>
     </w:p>
-    <w:bookmarkStart w:id="12" w:name="模型假设a-类共-2-条"/>
+    <w:bookmarkStart w:id="13" w:name="模型假设a-类共-2-条"/>
     <w:p>
       <w:pPr>
         <w:pStyle w:val="Heading3"/>
@@ -2836,8 +3388,8 @@
         </w:tc>
       </w:tr>
     </w:tbl>
-    <w:bookmarkEnd w:id="12"/>
-    <w:bookmarkStart w:id="13" w:name="运行前提c-类不计入剃刀指标但影响结果须在适用条件声明"/>
+    <w:bookmarkEnd w:id="13"/>
+    <w:bookmarkStart w:id="14" w:name="运行前提c-类不计入剃刀指标但影响结果须在适用条件声明"/>
     <w:p>
       <w:pPr>
         <w:pStyle w:val="Heading3"/>
@@ -3114,8 +3666,8 @@
         </w:tc>
       </w:tr>
     </w:tbl>
-    <w:bookmarkEnd w:id="13"/>
-    <w:bookmarkStart w:id="14" w:name="题面明文口径给定非假设"/>
+    <w:bookmarkEnd w:id="14"/>
+    <w:bookmarkStart w:id="15" w:name="题面明文口径给定非假设"/>
     <w:p>
       <w:pPr>
         <w:pStyle w:val="Heading3"/>
@@ -3150,8 +3702,8 @@
         <w:t xml:space="preserve">作约束（D8）；首批截止为硬约束、非首批期望时间用于衡量及时性、医疗期望为硬约束（D9）；下降段计入水平能耗但不计附加项（D2）；爬升水平位移并入航段水平距离一次（D3）。</w:t>
       </w:r>
     </w:p>
-    <w:bookmarkEnd w:id="14"/>
-    <w:bookmarkStart w:id="15" w:name="模型外因素在适用条件声明"/>
+    <w:bookmarkEnd w:id="15"/>
+    <w:bookmarkStart w:id="16" w:name="模型外因素在适用条件声明"/>
     <w:p>
       <w:pPr>
         <w:pStyle w:val="Heading3"/>
@@ -3202,9 +3754,9 @@
         </w:pict>
       </w:r>
     </w:p>
-    <w:bookmarkEnd w:id="15"/>
     <w:bookmarkEnd w:id="16"/>
-    <w:bookmarkStart w:id="17" w:name="三符号说明"/>
+    <w:bookmarkEnd w:id="17"/>
+    <w:bookmarkStart w:id="18" w:name="三符号说明"/>
     <w:p>
       <w:pPr>
         <w:pStyle w:val="Heading2"/>
@@ -5230,8 +5782,8 @@
         </w:pict>
       </w:r>
     </w:p>
-    <w:bookmarkEnd w:id="17"/>
-    <w:bookmarkStart w:id="40" w:name="四模型建立与求解"/>
+    <w:bookmarkEnd w:id="18"/>
+    <w:bookmarkStart w:id="42" w:name="四模型建立与求解"/>
     <w:p>
       <w:pPr>
         <w:pStyle w:val="Heading2"/>
@@ -5243,7 +5795,640 @@
         <w:t xml:space="preserve">四、模型建立与求解</w:t>
       </w:r>
     </w:p>
-    <w:bookmarkStart w:id="18" w:name="公共物理规则层四问唯一口径"/>
+    <w:bookmarkStart w:id="19" w:name="模型总体框架"/>
+    <w:p>
+      <w:pPr>
+        <w:pStyle w:val="Heading3"/>
+      </w:pPr>
+      <w:r>
+        <w:t xml:space="preserve">4.0 </w:t>
+      </w:r>
+      <w:r>
+        <w:rPr>
+          <w:rFonts w:hint="eastAsia"/>
+        </w:rPr>
+        <w:t xml:space="preserve">模型总体框架</w:t>
+      </w:r>
+    </w:p>
+    <w:p>
+      <w:pPr>
+        <w:pStyle w:val="FirstParagraph"/>
+      </w:pPr>
+      <w:r>
+        <w:rPr>
+          <w:rFonts w:hint="eastAsia"/>
+        </w:rPr>
+        <w:t xml:space="preserve">本文把四问统一为下表所示的分层结构：</w:t>
+      </w:r>
+      <w:r>
+        <w:rPr>
+          <w:rFonts w:hint="eastAsia"/>
+          <w:b/>
+          <w:bCs/>
+        </w:rPr>
+        <w:t xml:space="preserve">公共物理规则层</w:t>
+      </w:r>
+      <w:r>
+        <w:rPr>
+          <w:rFonts w:hint="eastAsia"/>
+        </w:rPr>
+        <w:t xml:space="preserve">提供唯一口径，四个求解器在其上依次递进。</w:t>
+      </w:r>
+    </w:p>
+    <w:tbl>
+      <w:tblPr>
+        <w:tblStyle w:val="Table"/>
+        <w:tblW w:type="pct" w:w="5000"/>
+        <w:tblLayout w:type="fixed"/>
+        <w:tblLook w:firstRow="1" w:lastRow="0" w:firstColumn="0" w:lastColumn="0" w:noHBand="0" w:noVBand="0" w:val="0020"/>
+      </w:tblPr>
+      <w:tblGrid>
+        <w:gridCol w:w="1584"/>
+        <w:gridCol w:w="1584"/>
+        <w:gridCol w:w="1584"/>
+        <w:gridCol w:w="1584"/>
+        <w:gridCol w:w="1584"/>
+      </w:tblGrid>
+      <w:tr>
+        <w:trPr>
+          <w:tblHeader w:val="on"/>
+        </w:trPr>
+        <w:tc>
+          <w:tcPr/>
+          <w:p>
+            <w:pPr>
+              <w:pStyle w:val="Compact"/>
+            </w:pPr>
+            <w:r>
+              <w:rPr>
+                <w:rFonts w:hint="eastAsia"/>
+              </w:rPr>
+              <w:t xml:space="preserve">子问题</w:t>
+            </w:r>
+          </w:p>
+        </w:tc>
+        <w:tc>
+          <w:tcPr/>
+          <w:p>
+            <w:pPr>
+              <w:pStyle w:val="Compact"/>
+            </w:pPr>
+            <w:r>
+              <w:rPr>
+                <w:rFonts w:hint="eastAsia"/>
+              </w:rPr>
+              <w:t xml:space="preserve">决策变量</w:t>
+            </w:r>
+          </w:p>
+        </w:tc>
+        <w:tc>
+          <w:tcPr/>
+          <w:p>
+            <w:pPr>
+              <w:pStyle w:val="Compact"/>
+            </w:pPr>
+            <w:r>
+              <w:rPr>
+                <w:rFonts w:hint="eastAsia"/>
+              </w:rPr>
+              <w:t xml:space="preserve">核心约束</w:t>
+            </w:r>
+          </w:p>
+        </w:tc>
+        <w:tc>
+          <w:tcPr/>
+          <w:p>
+            <w:pPr>
+              <w:pStyle w:val="Compact"/>
+            </w:pPr>
+            <w:r>
+              <w:rPr>
+                <w:rFonts w:hint="eastAsia"/>
+              </w:rPr>
+              <w:t xml:space="preserve">求解方法</w:t>
+            </w:r>
+          </w:p>
+        </w:tc>
+        <w:tc>
+          <w:tcPr/>
+          <w:p>
+            <w:pPr>
+              <w:pStyle w:val="Compact"/>
+            </w:pPr>
+            <w:r>
+              <w:rPr>
+                <w:rFonts w:hint="eastAsia"/>
+              </w:rPr>
+              <w:t xml:space="preserve">关键输出</w:t>
+            </w:r>
+          </w:p>
+        </w:tc>
+      </w:tr>
+      <w:tr>
+        <w:tc>
+          <w:tcPr/>
+          <w:p>
+            <w:pPr>
+              <w:pStyle w:val="Compact"/>
+            </w:pPr>
+            <w:r>
+              <w:rPr>
+                <w:rFonts w:hint="eastAsia"/>
+              </w:rPr>
+              <w:t xml:space="preserve">一</w:t>
+            </w:r>
+          </w:p>
+        </w:tc>
+        <w:tc>
+          <w:tcPr/>
+          <w:p>
+            <w:pPr>
+              <w:pStyle w:val="Compact"/>
+            </w:pPr>
+            <w:r>
+              <w:rPr>
+                <w:rFonts w:hint="eastAsia"/>
+              </w:rPr>
+              <w:t xml:space="preserve">每站机型、架次数、逐箱装箱</w:t>
+            </w:r>
+          </w:p>
+        </w:tc>
+        <w:tc>
+          <w:tcPr/>
+          <w:p>
+            <w:pPr>
+              <w:pStyle w:val="Compact"/>
+            </w:pPr>
+            <w:r>
+              <w:rPr>
+                <w:rFonts w:hint="eastAsia"/>
+              </w:rPr>
+              <w:t xml:space="preserve">质量</w:t>
+            </w:r>
+            <w:r>
+              <w:t xml:space="preserve"> / </w:t>
+            </w:r>
+            <w:r>
+              <w:rPr>
+                <w:rFonts w:hint="eastAsia"/>
+              </w:rPr>
+              <w:t xml:space="preserve">体积</w:t>
+            </w:r>
+            <w:r>
+              <w:t xml:space="preserve"> / </w:t>
+            </w:r>
+            <w:r>
+              <w:rPr>
+                <w:rFonts w:hint="eastAsia"/>
+              </w:rPr>
+              <w:t xml:space="preserve">能量三瓶颈</w:t>
+            </w:r>
+            <w:r>
+              <w:t xml:space="preserve"> + </w:t>
+            </w:r>
+            <w:r>
+              <w:rPr>
+                <w:rFonts w:hint="eastAsia"/>
+              </w:rPr>
+              <w:t xml:space="preserve">返航余量</w:t>
+            </w:r>
+          </w:p>
+        </w:tc>
+        <w:tc>
+          <w:tcPr/>
+          <w:p>
+            <w:pPr>
+              <w:pStyle w:val="Compact"/>
+            </w:pPr>
+            <w:r>
+              <w:rPr>
+                <w:rFonts w:hint="eastAsia"/>
+              </w:rPr>
+              <w:t xml:space="preserve">三瓶颈反解</w:t>
+            </w:r>
+            <w:r>
+              <w:t xml:space="preserve"> + </w:t>
+            </w:r>
+            <w:r>
+              <w:rPr>
+                <w:rFonts w:hint="eastAsia"/>
+              </w:rPr>
+              <w:t xml:space="preserve">三级字典序子集</w:t>
+            </w:r>
+            <w:r>
+              <w:t xml:space="preserve"> DP</w:t>
+            </w:r>
+          </w:p>
+        </w:tc>
+        <w:tc>
+          <w:tcPr/>
+          <w:p>
+            <w:pPr>
+              <w:pStyle w:val="Compact"/>
+            </w:pPr>
+            <w:r>
+              <w:t xml:space="preserve">18 </w:t>
+            </w:r>
+            <w:r>
+              <w:rPr>
+                <w:rFonts w:hint="eastAsia"/>
+              </w:rPr>
+              <w:t xml:space="preserve">架次、63.2416</w:t>
+            </w:r>
+            <w:r>
+              <w:t xml:space="preserve"> kWh</w:t>
+            </w:r>
+          </w:p>
+        </w:tc>
+      </w:tr>
+      <w:tr>
+        <w:tc>
+          <w:tcPr/>
+          <w:p>
+            <w:pPr>
+              <w:pStyle w:val="Compact"/>
+            </w:pPr>
+            <w:r>
+              <w:rPr>
+                <w:rFonts w:hint="eastAsia"/>
+              </w:rPr>
+              <w:t xml:space="preserve">二</w:t>
+            </w:r>
+          </w:p>
+        </w:tc>
+        <w:tc>
+          <w:tcPr/>
+          <w:p>
+            <w:pPr>
+              <w:pStyle w:val="Compact"/>
+            </w:pPr>
+            <w:r>
+              <w:rPr>
+                <w:rFonts w:hint="eastAsia"/>
+              </w:rPr>
+              <w:t xml:space="preserve">组批、访问顺序、机型、实体机、电池、开始时刻</w:t>
+            </w:r>
+          </w:p>
+        </w:tc>
+        <w:tc>
+          <w:tcPr/>
+          <w:p>
+            <w:pPr>
+              <w:pStyle w:val="Compact"/>
+            </w:pPr>
+            <w:r>
+              <w:rPr>
+                <w:rFonts w:hint="eastAsia"/>
+              </w:rPr>
+              <w:t xml:space="preserve">首批/医疗硬时限</w:t>
+            </w:r>
+            <w:r>
+              <w:t xml:space="preserve"> + </w:t>
+            </w:r>
+            <w:r>
+              <w:rPr>
+                <w:rFonts w:hint="eastAsia"/>
+              </w:rPr>
+              <w:t xml:space="preserve">资源并发峰值</w:t>
+            </w:r>
+          </w:p>
+        </w:tc>
+        <w:tc>
+          <w:tcPr/>
+          <w:p>
+            <w:pPr>
+              <w:pStyle w:val="Compact"/>
+            </w:pPr>
+            <w:r>
+              <w:rPr>
+                <w:rFonts w:hint="eastAsia"/>
+              </w:rPr>
+              <w:t xml:space="preserve">两阶段构造</w:t>
+            </w:r>
+            <w:r>
+              <w:t xml:space="preserve"> + </w:t>
+            </w:r>
+            <w:r>
+              <w:rPr>
+                <w:rFonts w:hint="eastAsia"/>
+              </w:rPr>
+              <w:t xml:space="preserve">列表调度</w:t>
+            </w:r>
+            <w:r>
+              <w:t xml:space="preserve"> + </w:t>
+            </w:r>
+            <w:r>
+              <w:rPr>
+                <w:rFonts w:hint="eastAsia"/>
+              </w:rPr>
+              <w:t xml:space="preserve">事件驱动</w:t>
+            </w:r>
+          </w:p>
+        </w:tc>
+        <w:tc>
+          <w:tcPr/>
+          <w:p>
+            <w:pPr>
+              <w:pStyle w:val="Compact"/>
+            </w:pPr>
+            <w:r>
+              <w:t xml:space="preserve">37 </w:t>
+            </w:r>
+            <w:r>
+              <w:rPr>
+                <w:rFonts w:hint="eastAsia"/>
+              </w:rPr>
+              <w:t xml:space="preserve">架次、12527.0</w:t>
+            </w:r>
+            <w:r>
+              <w:t xml:space="preserve"> s</w:t>
+            </w:r>
+          </w:p>
+        </w:tc>
+      </w:tr>
+      <w:tr>
+        <w:tc>
+          <w:tcPr/>
+          <w:p>
+            <w:pPr>
+              <w:pStyle w:val="Compact"/>
+            </w:pPr>
+            <w:r>
+              <w:rPr>
+                <w:rFonts w:hint="eastAsia"/>
+              </w:rPr>
+              <w:t xml:space="preserve">三</w:t>
+            </w:r>
+          </w:p>
+        </w:tc>
+        <w:tc>
+          <w:tcPr/>
+          <w:p>
+            <w:pPr>
+              <w:pStyle w:val="Compact"/>
+            </w:pPr>
+            <w:r>
+              <w:rPr>
+                <w:rFonts w:hint="eastAsia"/>
+              </w:rPr>
+              <w:t xml:space="preserve">中继悬停点、服务时段、能源组件、运输起点</w:t>
+            </w:r>
+          </w:p>
+        </w:tc>
+        <w:tc>
+          <w:tcPr/>
+          <w:p>
+            <w:pPr>
+              <w:pStyle w:val="Compact"/>
+            </w:pPr>
+            <w:r>
+              <w:rPr>
+                <w:rFonts w:hint="eastAsia"/>
+              </w:rPr>
+              <w:t xml:space="preserve">通信零中断</w:t>
+            </w:r>
+            <w:r>
+              <w:t xml:space="preserve"> + ≤2 </w:t>
+            </w:r>
+            <w:r>
+              <w:rPr>
+                <w:rFonts w:hint="eastAsia"/>
+              </w:rPr>
+              <w:t xml:space="preserve">架中继</w:t>
+            </w:r>
+            <w:r>
+              <w:t xml:space="preserve"> + </w:t>
+            </w:r>
+            <w:r>
+              <w:rPr>
+                <w:rFonts w:hint="eastAsia"/>
+              </w:rPr>
+              <w:t xml:space="preserve">硬时限</w:t>
+            </w:r>
+          </w:p>
+        </w:tc>
+        <w:tc>
+          <w:tcPr/>
+          <w:p>
+            <w:pPr>
+              <w:pStyle w:val="Compact"/>
+            </w:pPr>
+            <w:r>
+              <w:rPr>
+                <w:rFonts w:hint="eastAsia"/>
+              </w:rPr>
+              <w:t xml:space="preserve">覆盖诊断</w:t>
+            </w:r>
+            <w:r>
+              <w:t xml:space="preserve"> + </w:t>
+            </w:r>
+            <w:r>
+              <w:rPr>
+                <w:rFonts w:hint="eastAsia"/>
+              </w:rPr>
+              <w:t xml:space="preserve">整段驻留联合调度</w:t>
+            </w:r>
+          </w:p>
+        </w:tc>
+        <w:tc>
+          <w:tcPr/>
+          <w:p>
+            <w:pPr>
+              <w:pStyle w:val="Compact"/>
+            </w:pPr>
+            <w:r>
+              <w:t xml:space="preserve">15 </w:t>
+            </w:r>
+            <w:r>
+              <w:rPr>
+                <w:rFonts w:hint="eastAsia"/>
+              </w:rPr>
+              <w:t xml:space="preserve">中继架次、94.7400</w:t>
+            </w:r>
+            <w:r>
+              <w:t xml:space="preserve"> kWh</w:t>
+            </w:r>
+          </w:p>
+        </w:tc>
+      </w:tr>
+      <w:tr>
+        <w:tc>
+          <w:tcPr/>
+          <w:p>
+            <w:pPr>
+              <w:pStyle w:val="Compact"/>
+            </w:pPr>
+            <w:r>
+              <w:rPr>
+                <w:rFonts w:hint="eastAsia"/>
+              </w:rPr>
+              <w:t xml:space="preserve">四</w:t>
+            </w:r>
+          </w:p>
+        </w:tc>
+        <w:tc>
+          <w:tcPr/>
+          <w:p>
+            <w:pPr>
+              <w:pStyle w:val="Compact"/>
+            </w:pPr>
+            <w:r>
+              <w:rPr>
+                <w:rFonts w:hint="eastAsia"/>
+              </w:rPr>
+              <w:t xml:space="preserve">分区方案、各组资源数</w:t>
+            </w:r>
+          </w:p>
+        </w:tc>
+        <w:tc>
+          <w:tcPr/>
+          <w:p>
+            <w:pPr>
+              <w:pStyle w:val="Compact"/>
+            </w:pPr>
+            <w:r>
+              <w:rPr>
+                <w:rFonts w:hint="eastAsia"/>
+              </w:rPr>
+              <w:t xml:space="preserve">冻结时间轴</w:t>
+            </w:r>
+            <w:r>
+              <w:t xml:space="preserve"> + </w:t>
+            </w:r>
+            <w:r>
+              <w:rPr>
+                <w:rFonts w:hint="eastAsia"/>
+              </w:rPr>
+              <w:t xml:space="preserve">组间均衡</w:t>
+            </w:r>
+            <w:r>
+              <w:t xml:space="preserve"> + </w:t>
+            </w:r>
+            <w:r>
+              <w:rPr>
+                <w:rFonts w:hint="eastAsia"/>
+              </w:rPr>
+              <w:t xml:space="preserve">并发峰值</w:t>
+            </w:r>
+          </w:p>
+        </w:tc>
+        <w:tc>
+          <w:tcPr/>
+          <w:p>
+            <w:pPr>
+              <w:pStyle w:val="Compact"/>
+            </w:pPr>
+            <w:r>
+              <w:rPr>
+                <w:rFonts w:hint="eastAsia"/>
+              </w:rPr>
+              <w:t xml:space="preserve">全枚举均衡划分</w:t>
+            </w:r>
+            <w:r>
+              <w:t xml:space="preserve"> + </w:t>
+            </w:r>
+            <w:r>
+              <w:rPr>
+                <w:rFonts w:hint="eastAsia"/>
+              </w:rPr>
+              <w:t xml:space="preserve">峰值核算</w:t>
+            </w:r>
+          </w:p>
+        </w:tc>
+        <w:tc>
+          <w:tcPr/>
+          <w:p>
+            <w:pPr>
+              <w:pStyle w:val="Compact"/>
+            </w:pPr>
+            <w:r>
+              <w:t xml:space="preserve">K=2 </w:t>
+            </w:r>
+            <w:r>
+              <w:rPr>
+                <w:rFonts w:hint="eastAsia"/>
+              </w:rPr>
+              <w:t xml:space="preserve">缺口率</w:t>
+            </w:r>
+            <w:r>
+              <w:t xml:space="preserve"> 2.4167</w:t>
+            </w:r>
+          </w:p>
+        </w:tc>
+      </w:tr>
+    </w:tbl>
+    <w:p>
+      <w:pPr>
+        <w:pStyle w:val="BodyText"/>
+      </w:pPr>
+      <w:r>
+        <w:rPr>
+          <w:rFonts w:hint="eastAsia"/>
+          <w:b/>
+          <w:bCs/>
+        </w:rPr>
+        <w:t xml:space="preserve">继承链</w:t>
+      </w:r>
+      <w:r>
+        <w:rPr>
+          <w:rFonts w:hint="eastAsia"/>
+        </w:rPr>
+        <w:t xml:space="preserve">：问题一给出单点组批</w:t>
+      </w:r>
+      <w:r>
+        <w:t xml:space="preserve"> → </w:t>
+      </w:r>
+      <w:r>
+        <w:rPr>
+          <w:rFonts w:hint="eastAsia"/>
+        </w:rPr>
+        <w:t xml:space="preserve">问题二在其上叠加多机并行调度</w:t>
+      </w:r>
+      <w:r>
+        <w:t xml:space="preserve"> → </w:t>
+      </w:r>
+      <w:r>
+        <w:rPr>
+          <w:rFonts w:hint="eastAsia"/>
+        </w:rPr>
+        <w:t xml:space="preserve">问题三继承问题二的运输排程并追加通信耦合</w:t>
+      </w:r>
+      <w:r>
+        <w:t xml:space="preserve"> → </w:t>
+      </w:r>
+      <w:r>
+        <w:rPr>
+          <w:rFonts w:hint="eastAsia"/>
+        </w:rPr>
+        <w:t xml:space="preserve">问题四冻结问题三的绝对时间轴核算分区资源。这一”层层冻结、逐层追加约束”的结构，使每个问题只新增一层复杂度，避免了四问各自为政的口径漂移。物理层与求解层的分离由治理检查静态强制（</w:t>
+      </w:r>
+      <w:r>
+        <w:rPr>
+          <w:rStyle w:val="VerbatimChar"/>
+        </w:rPr>
+        <w:t xml:space="preserve">core.py</w:t>
+      </w:r>
+      <w:r>
+        <w:t xml:space="preserve"> </w:t>
+      </w:r>
+      <w:r>
+        <w:rPr>
+          <w:rFonts w:hint="eastAsia"/>
+        </w:rPr>
+        <w:t xml:space="preserve">是唯一物理规则实现，求解器不得重写公式，见</w:t>
+      </w:r>
+      <w:r>
+        <w:t xml:space="preserve"> </w:t>
+      </w:r>
+      <w:r>
+        <w:rPr>
+          <w:rFonts w:hint="eastAsia"/>
+        </w:rPr>
+        <w:t xml:space="preserve">§5.3）。</w:t>
+      </w:r>
+    </w:p>
+    <w:bookmarkEnd w:id="19"/>
+    <w:bookmarkStart w:id="20" w:name="公共物理规则层四问唯一口径"/>
     <w:p>
       <w:pPr>
         <w:pStyle w:val="Heading3"/>
@@ -9955,8 +11140,8 @@
         <w:t xml:space="preserve">才能直连——这才是本题中继需求的真正来源（而非距离不够）。</w:t>
       </w:r>
     </w:p>
-    <w:bookmarkEnd w:id="18"/>
-    <w:bookmarkStart w:id="22" w:name="a-运输路线总览对应题面运输路线"/>
+    <w:bookmarkEnd w:id="20"/>
+    <w:bookmarkStart w:id="24" w:name="a-运输路线总览对应题面运输路线"/>
     <w:p>
       <w:pPr>
         <w:pStyle w:val="Heading3"/>
@@ -9980,18 +11165,18 @@
           <wp:inline>
             <wp:extent cx="5334000" cy="4215580"/>
             <wp:effectExtent b="0" l="0" r="0" t="0"/>
-            <wp:docPr descr="图1 运输路线与通信需求" title="" id="20" name="Picture"/>
+            <wp:docPr descr="图1 运输路线与通信需求" title="" id="22" name="Picture"/>
             <a:graphic>
               <a:graphicData uri="http://schemas.openxmlformats.org/drawingml/2006/picture">
                 <pic:pic>
                   <pic:nvPicPr>
-                    <pic:cNvPr descr="figs/fig1_routes.png" id="21" name="Picture"/>
+                    <pic:cNvPr descr="figs/fig1_routes.png" id="23" name="Picture"/>
                     <pic:cNvPicPr>
                       <a:picLocks noChangeArrowheads="1" noChangeAspect="1"/>
                     </pic:cNvPicPr>
                   </pic:nvPicPr>
                   <pic:blipFill>
-                    <a:blip r:embed="rId19"/>
+                    <a:blip r:embed="rId21"/>
                     <a:stretch>
                       <a:fillRect/>
                     </a:stretch>
@@ -10206,8 +11391,8 @@
         <w:t xml:space="preserve">地形分析。</w:t>
       </w:r>
     </w:p>
-    <w:bookmarkEnd w:id="22"/>
-    <w:bookmarkStart w:id="23" w:name="问题一单点往返运输能力与货箱组批"/>
+    <w:bookmarkEnd w:id="24"/>
+    <w:bookmarkStart w:id="25" w:name="问题一单点往返运输能力与货箱组批"/>
     <w:p>
       <w:pPr>
         <w:pStyle w:val="Heading3"/>
@@ -12588,6 +13773,537 @@
       <w:r>
         <w:rPr>
           <w:rFonts w:hint="eastAsia"/>
+          <w:b/>
+          <w:bCs/>
+        </w:rPr>
+        <w:t xml:space="preserve">算法</w:t>
+      </w:r>
+      <w:r>
+        <w:rPr>
+          <w:b/>
+          <w:bCs/>
+        </w:rPr>
+        <w:t xml:space="preserve"> 1　</w:t>
+      </w:r>
+      <w:r>
+        <w:rPr>
+          <w:rFonts w:hint="eastAsia"/>
+          <w:b/>
+          <w:bCs/>
+        </w:rPr>
+        <w:t xml:space="preserve">问题一三级字典序精确装箱（子集</w:t>
+      </w:r>
+      <w:r>
+        <w:rPr>
+          <w:b/>
+          <w:bCs/>
+        </w:rPr>
+        <w:t xml:space="preserve"> </w:t>
+      </w:r>
+      <w:r>
+        <w:rPr>
+          <w:rFonts w:hint="eastAsia"/>
+          <w:b/>
+          <w:bCs/>
+        </w:rPr>
+        <w:t xml:space="preserve">DP）</w:t>
+      </w:r>
+    </w:p>
+    <w:p>
+      <w:pPr>
+        <w:pStyle w:val="SourceCode"/>
+      </w:pPr>
+      <w:r>
+        <w:rPr>
+          <w:rStyle w:val="VerbatimChar"/>
+          <w:rFonts w:hint="eastAsia"/>
+        </w:rPr>
+        <w:t xml:space="preserve">输入：货箱集合</w:t>
+      </w:r>
+      <w:r>
+        <w:rPr>
+          <w:rStyle w:val="VerbatimChar"/>
+        </w:rPr>
+        <w:t xml:space="preserve"> </w:t>
+      </w:r>
+      <w:r>
+        <w:rPr>
+          <w:rStyle w:val="VerbatimChar"/>
+          <w:rFonts w:hint="eastAsia"/>
+        </w:rPr>
+        <w:t xml:space="preserve">B（每箱质量</w:t>
+      </w:r>
+      <w:r>
+        <w:rPr>
+          <w:rStyle w:val="VerbatimChar"/>
+        </w:rPr>
+        <w:t xml:space="preserve"> </w:t>
+      </w:r>
+      <w:r>
+        <w:rPr>
+          <w:rStyle w:val="VerbatimChar"/>
+          <w:rFonts w:hint="eastAsia"/>
+        </w:rPr>
+        <w:t xml:space="preserve">w、体积</w:t>
+      </w:r>
+      <w:r>
+        <w:rPr>
+          <w:rStyle w:val="VerbatimChar"/>
+        </w:rPr>
+        <w:t xml:space="preserve"> </w:t>
+      </w:r>
+      <w:r>
+        <w:rPr>
+          <w:rStyle w:val="VerbatimChar"/>
+          <w:rFonts w:hint="eastAsia"/>
+        </w:rPr>
+        <w:t xml:space="preserve">v）、机型</w:t>
+      </w:r>
+      <w:r>
+        <w:rPr>
+          <w:rStyle w:val="VerbatimChar"/>
+        </w:rPr>
+        <w:t xml:space="preserve"> </w:t>
+      </w:r>
+      <w:r>
+        <w:rPr>
+          <w:rStyle w:val="VerbatimChar"/>
+          <w:rFonts w:hint="eastAsia"/>
+        </w:rPr>
+        <w:t xml:space="preserve">g、返航安全余量</w:t>
+      </w:r>
+      <w:r>
+        <w:rPr>
+          <w:rStyle w:val="VerbatimChar"/>
+        </w:rPr>
+        <w:t xml:space="preserve"> ρ</w:t>
+      </w:r>
+      <w:r>
+        <w:br/>
+      </w:r>
+      <w:r>
+        <w:rPr>
+          <w:rStyle w:val="VerbatimChar"/>
+          <w:rFonts w:hint="eastAsia"/>
+        </w:rPr>
+        <w:t xml:space="preserve">输出：字典序最优划分（架次数，总能耗，总时间）</w:t>
+      </w:r>
+      <w:r>
+        <w:br/>
+      </w:r>
+      <w:r>
+        <w:rPr>
+          <w:rStyle w:val="VerbatimChar"/>
+        </w:rPr>
+        <w:t xml:space="preserve"> 1  </w:t>
+      </w:r>
+      <w:r>
+        <w:rPr>
+          <w:rStyle w:val="VerbatimChar"/>
+          <w:rFonts w:hint="eastAsia"/>
+        </w:rPr>
+        <w:t xml:space="preserve">预计算</w:t>
+      </w:r>
+      <w:r>
+        <w:rPr>
+          <w:rStyle w:val="VerbatimChar"/>
+        </w:rPr>
+        <w:t xml:space="preserve"> vol→max_q </w:t>
+      </w:r>
+      <w:r>
+        <w:rPr>
+          <w:rStyle w:val="VerbatimChar"/>
+          <w:rFonts w:hint="eastAsia"/>
+        </w:rPr>
+        <w:t xml:space="preserve">阶梯表：给定装箱体积</w:t>
+      </w:r>
+      <w:r>
+        <w:rPr>
+          <w:rStyle w:val="VerbatimChar"/>
+        </w:rPr>
+        <w:t xml:space="preserve"> </w:t>
+      </w:r>
+      <w:r>
+        <w:rPr>
+          <w:rStyle w:val="VerbatimChar"/>
+          <w:rFonts w:hint="eastAsia"/>
+        </w:rPr>
+        <w:t xml:space="preserve">V，能量可行载荷上限</w:t>
+      </w:r>
+      <w:r>
+        <w:rPr>
+          <w:rStyle w:val="VerbatimChar"/>
+        </w:rPr>
+        <w:t xml:space="preserve"> q^E(V)</w:t>
+      </w:r>
+      <w:r>
+        <w:br/>
+      </w:r>
+      <w:r>
+        <w:rPr>
+          <w:rStyle w:val="VerbatimChar"/>
+        </w:rPr>
+        <w:t xml:space="preserve"> 2  </w:t>
+      </w:r>
+      <w:r>
+        <w:rPr>
+          <w:rStyle w:val="VerbatimChar"/>
+          <w:rFonts w:hint="eastAsia"/>
+        </w:rPr>
+        <w:t xml:space="preserve">枚举全部可行子集</w:t>
+      </w:r>
+      <w:r>
+        <w:rPr>
+          <w:rStyle w:val="VerbatimChar"/>
+        </w:rPr>
+        <w:t xml:space="preserve"> </w:t>
+      </w:r>
+      <w:r>
+        <w:rPr>
+          <w:rStyle w:val="VerbatimChar"/>
+          <w:rFonts w:hint="eastAsia"/>
+        </w:rPr>
+        <w:t xml:space="preserve">T（mass(T)</w:t>
+      </w:r>
+      <w:r>
+        <w:rPr>
+          <w:rStyle w:val="VerbatimChar"/>
+        </w:rPr>
+        <w:t xml:space="preserve"> ≤ Q_g </w:t>
+      </w:r>
+      <w:r>
+        <w:rPr>
+          <w:rStyle w:val="VerbatimChar"/>
+          <w:rFonts w:hint="eastAsia"/>
+        </w:rPr>
+        <w:t xml:space="preserve">且</w:t>
+      </w:r>
+      <w:r>
+        <w:rPr>
+          <w:rStyle w:val="VerbatimChar"/>
+        </w:rPr>
+        <w:t xml:space="preserve"> vol(T) ≤ V_g </w:t>
+      </w:r>
+      <w:r>
+        <w:rPr>
+          <w:rStyle w:val="VerbatimChar"/>
+          <w:rFonts w:hint="eastAsia"/>
+        </w:rPr>
+        <w:t xml:space="preserve">且往返能量</w:t>
+      </w:r>
+      <w:r>
+        <w:rPr>
+          <w:rStyle w:val="VerbatimChar"/>
+        </w:rPr>
+        <w:t xml:space="preserve"> ≤ </w:t>
+      </w:r>
+      <w:r>
+        <w:rPr>
+          <w:rStyle w:val="VerbatimChar"/>
+          <w:rFonts w:hint="eastAsia"/>
+        </w:rPr>
+        <w:t xml:space="preserve">(1−ρ)·E^use）</w:t>
+      </w:r>
+      <w:r>
+        <w:br/>
+      </w:r>
+      <w:r>
+        <w:rPr>
+          <w:rStyle w:val="VerbatimChar"/>
+        </w:rPr>
+        <w:t xml:space="preserve"> 3  D[∅] ← (0, 0, 0)</w:t>
+      </w:r>
+      <w:r>
+        <w:br/>
+      </w:r>
+      <w:r>
+        <w:rPr>
+          <w:rStyle w:val="VerbatimChar"/>
+        </w:rPr>
+        <w:t xml:space="preserve"> 4  for S ← 1 .. 2^n − </w:t>
+      </w:r>
+      <w:r>
+        <w:rPr>
+          <w:rStyle w:val="VerbatimChar"/>
+          <w:rFonts w:hint="eastAsia"/>
+        </w:rPr>
+        <w:t xml:space="preserve">1（按基数升序）：</w:t>
+      </w:r>
+      <w:r>
+        <w:br/>
+      </w:r>
+      <w:r>
+        <w:rPr>
+          <w:rStyle w:val="VerbatimChar"/>
+        </w:rPr>
+        <w:t xml:space="preserve"> 5      low ← S </w:t>
+      </w:r>
+      <w:r>
+        <w:rPr>
+          <w:rStyle w:val="VerbatimChar"/>
+          <w:rFonts w:hint="eastAsia"/>
+        </w:rPr>
+        <w:t xml:space="preserve">的最低有效位箱编号（对称性破除）</w:t>
+      </w:r>
+      <w:r>
+        <w:br/>
+      </w:r>
+      <w:r>
+        <w:rPr>
+          <w:rStyle w:val="VerbatimChar"/>
+        </w:rPr>
+        <w:t xml:space="preserve"> 6      D[S] ← lexmin over { T ⊆ S : low ∈ T } of ( D[S \ T] ⊕ T )   // ⊕ </w:t>
+      </w:r>
+      <w:r>
+        <w:rPr>
+          <w:rStyle w:val="VerbatimChar"/>
+          <w:rFonts w:hint="eastAsia"/>
+        </w:rPr>
+        <w:t xml:space="preserve">合并为(架次+1,</w:t>
+      </w:r>
+      <w:r>
+        <w:rPr>
+          <w:rStyle w:val="VerbatimChar"/>
+        </w:rPr>
+        <w:t xml:space="preserve"> </w:t>
+      </w:r>
+      <w:r>
+        <w:rPr>
+          <w:rStyle w:val="VerbatimChar"/>
+          <w:rFonts w:hint="eastAsia"/>
+        </w:rPr>
+        <w:t xml:space="preserve">能耗+</w:t>
+      </w:r>
+      <w:r>
+        <w:rPr>
+          <w:rStyle w:val="VerbatimChar"/>
+        </w:rPr>
+        <w:t xml:space="preserve"> e_T, </w:t>
+      </w:r>
+      <w:r>
+        <w:rPr>
+          <w:rStyle w:val="VerbatimChar"/>
+          <w:rFonts w:hint="eastAsia"/>
+        </w:rPr>
+        <w:t xml:space="preserve">时间+</w:t>
+      </w:r>
+      <w:r>
+        <w:rPr>
+          <w:rStyle w:val="VerbatimChar"/>
+        </w:rPr>
+        <w:t xml:space="preserve"> t_T)</w:t>
+      </w:r>
+      <w:r>
+        <w:br/>
+      </w:r>
+      <w:r>
+        <w:rPr>
+          <w:rStyle w:val="VerbatimChar"/>
+        </w:rPr>
+        <w:t xml:space="preserve"> 7  </w:t>
+      </w:r>
+      <w:r>
+        <w:rPr>
+          <w:rStyle w:val="VerbatimChar"/>
+          <w:rFonts w:hint="eastAsia"/>
+        </w:rPr>
+        <w:t xml:space="preserve">返回</w:t>
+      </w:r>
+      <w:r>
+        <w:rPr>
+          <w:rStyle w:val="VerbatimChar"/>
+        </w:rPr>
+        <w:t xml:space="preserve"> D[B]</w:t>
+      </w:r>
+    </w:p>
+    <w:p>
+      <w:pPr>
+        <w:pStyle w:val="FirstParagraph"/>
+      </w:pPr>
+      <w:r>
+        <w:rPr>
+          <w:rFonts w:hint="eastAsia"/>
+        </w:rPr>
+        <w:t xml:space="preserve">第</w:t>
+      </w:r>
+      <w:r>
+        <w:t xml:space="preserve"> 6 </w:t>
+      </w:r>
+      <w:r>
+        <w:rPr>
+          <w:rFonts w:hint="eastAsia"/>
+        </w:rPr>
+        <w:t xml:space="preserve">步的</w:t>
+      </w:r>
+      <w:r>
+        <w:t xml:space="preserve"> </w:t>
+      </w:r>
+      <m:oMath>
+        <m:r>
+          <m:rPr>
+            <m:sty m:val="p"/>
+          </m:rPr>
+          <m:t>⊕</m:t>
+        </m:r>
+      </m:oMath>
+      <w:r>
+        <w:t xml:space="preserve"> </w:t>
+      </w:r>
+      <w:r>
+        <w:rPr>
+          <w:rFonts w:hint="eastAsia"/>
+        </w:rPr>
+        <w:t xml:space="preserve">按（架次数</w:t>
+      </w:r>
+      <w:r>
+        <w:t xml:space="preserve"> → </w:t>
+      </w:r>
+      <w:r>
+        <w:rPr>
+          <w:rFonts w:hint="eastAsia"/>
+        </w:rPr>
+        <w:t xml:space="preserve">能耗</w:t>
+      </w:r>
+      <w:r>
+        <w:t xml:space="preserve"> → </w:t>
+      </w:r>
+      <w:r>
+        <w:rPr>
+          <w:rFonts w:hint="eastAsia"/>
+        </w:rPr>
+        <w:t xml:space="preserve">时间）字典序合并；</w:t>
+      </w:r>
+      <w:r>
+        <w:rPr>
+          <w:rStyle w:val="VerbatimChar"/>
+        </w:rPr>
+        <w:t xml:space="preserve">low</w:t>
+      </w:r>
+      <w:r>
+        <w:t xml:space="preserve"> </w:t>
+      </w:r>
+      <w:r>
+        <w:rPr>
+          <w:rFonts w:hint="eastAsia"/>
+        </w:rPr>
+        <w:t xml:space="preserve">强制进入当前子集以破除</w:t>
+      </w:r>
+      <w:r>
+        <w:t xml:space="preserve"> </w:t>
+      </w:r>
+      <w:r>
+        <w:rPr>
+          <w:rFonts w:hint="eastAsia"/>
+        </w:rPr>
+        <w:t xml:space="preserve">置换对称，使每站枚举由</w:t>
+      </w:r>
+      <w:r>
+        <w:t xml:space="preserve"> </w:t>
+      </w:r>
+      <m:oMath>
+        <m:r>
+          <m:t>O</m:t>
+        </m:r>
+        <m:r>
+          <m:rPr>
+            <m:sty m:val="p"/>
+          </m:rPr>
+          <m:t>(</m:t>
+        </m:r>
+        <m:r>
+          <m:t>n</m:t>
+        </m:r>
+        <m:r>
+          <m:rPr>
+            <m:sty m:val="p"/>
+          </m:rPr>
+          <m:t>!</m:t>
+        </m:r>
+        <m:r>
+          <m:rPr>
+            <m:sty m:val="p"/>
+          </m:rPr>
+          <m:t>)</m:t>
+        </m:r>
+      </m:oMath>
+      <w:r>
+        <w:t xml:space="preserve"> </w:t>
+      </w:r>
+      <w:r>
+        <w:rPr>
+          <w:rFonts w:hint="eastAsia"/>
+        </w:rPr>
+        <w:t xml:space="preserve">降到</w:t>
+      </w:r>
+      <w:r>
+        <w:t xml:space="preserve"> </w:t>
+      </w:r>
+      <m:oMath>
+        <m:r>
+          <m:t>O</m:t>
+        </m:r>
+        <m:r>
+          <m:rPr>
+            <m:sty m:val="p"/>
+          </m:rPr>
+          <m:t>(</m:t>
+        </m:r>
+        <m:sSup>
+          <m:e>
+            <m:r>
+              <m:t>3</m:t>
+            </m:r>
+          </m:e>
+          <m:sup>
+            <m:r>
+              <m:t>n</m:t>
+            </m:r>
+          </m:sup>
+        </m:sSup>
+        <m:r>
+          <m:rPr>
+            <m:sty m:val="p"/>
+          </m:rPr>
+          <m:t>)</m:t>
+        </m:r>
+      </m:oMath>
+      <w:r>
+        <w:rPr>
+          <w:rFonts w:hint="eastAsia"/>
+        </w:rPr>
+        <w:t xml:space="preserve">，</w:t>
+      </w:r>
+      <m:oMath>
+        <m:r>
+          <m:t>n</m:t>
+        </m:r>
+        <m:r>
+          <m:rPr>
+            <m:sty m:val="p"/>
+          </m:rPr>
+          <m:t>≤</m:t>
+        </m:r>
+        <m:r>
+          <m:t>15</m:t>
+        </m:r>
+      </m:oMath>
+      <w:r>
+        <w:t xml:space="preserve"> </w:t>
+      </w:r>
+      <w:r>
+        <w:rPr>
+          <w:rFonts w:hint="eastAsia"/>
+        </w:rPr>
+        <w:t xml:space="preserve">时毫秒级完成。</w:t>
+      </w:r>
+    </w:p>
+    <w:p>
+      <w:pPr>
+        <w:pStyle w:val="BodyText"/>
+      </w:pPr>
+      <w:r>
+        <w:rPr>
+          <w:rFonts w:hint="eastAsia"/>
         </w:rPr>
         <w:t xml:space="preserve">修正前后</w:t>
       </w:r>
@@ -16881,8 +18597,8 @@
         <w:t xml:space="preserve">这就是求解器把”最小能耗”而非”首个可行”作为装箱目标的理由。</w:t>
       </w:r>
     </w:p>
-    <w:bookmarkEnd w:id="23"/>
-    <w:bookmarkStart w:id="27" w:name="a-调度时序与交付时刻对应题面调度时序"/>
+    <w:bookmarkEnd w:id="25"/>
+    <w:bookmarkStart w:id="29" w:name="a-调度时序与交付时刻对应题面调度时序"/>
     <w:p>
       <w:pPr>
         <w:pStyle w:val="Heading3"/>
@@ -16906,18 +18622,18 @@
           <wp:inline>
             <wp:extent cx="5334000" cy="3972046"/>
             <wp:effectExtent b="0" l="0" r="0" t="0"/>
-            <wp:docPr descr="图2 运输架次甘特图与逐箱交付时刻分布" title="" id="25" name="Picture"/>
+            <wp:docPr descr="图2 运输架次甘特图与逐箱交付时刻分布" title="" id="27" name="Picture"/>
             <a:graphic>
               <a:graphicData uri="http://schemas.openxmlformats.org/drawingml/2006/picture">
                 <pic:pic>
                   <pic:nvPicPr>
-                    <pic:cNvPr descr="figs/fig2_gantt.png" id="26" name="Picture"/>
+                    <pic:cNvPr descr="figs/fig2_gantt.png" id="28" name="Picture"/>
                     <pic:cNvPicPr>
                       <a:picLocks noChangeArrowheads="1" noChangeAspect="1"/>
                     </pic:cNvPicPr>
                   </pic:nvPicPr>
                   <pic:blipFill>
-                    <a:blip r:embed="rId24"/>
+                    <a:blip r:embed="rId26"/>
                     <a:stretch>
                       <a:fillRect/>
                     </a:stretch>
@@ -17179,8 +18895,8 @@
         <w:t xml:space="preserve">（题面按服务区给出不同截止），全部按期满足。</w:t>
       </w:r>
     </w:p>
-    <w:bookmarkEnd w:id="27"/>
-    <w:bookmarkStart w:id="28" w:name="问题二异构无人机多点多架次调度"/>
+    <w:bookmarkEnd w:id="29"/>
+    <w:bookmarkStart w:id="30" w:name="问题二异构无人机多点多架次调度"/>
     <w:p>
       <w:pPr>
         <w:pStyle w:val="Heading3"/>
@@ -18434,7 +20150,7 @@
         <w:pStyle w:val="Compact"/>
         <w:numPr>
           <w:ilvl w:val="0"/>
-          <w:numId w:val="1001"/>
+          <w:numId w:val="1002"/>
         </w:numPr>
       </w:pPr>
       <w:r>
@@ -18473,7 +20189,7 @@
         <w:pStyle w:val="Compact"/>
         <w:numPr>
           <w:ilvl w:val="0"/>
-          <w:numId w:val="1001"/>
+          <w:numId w:val="1002"/>
         </w:numPr>
       </w:pPr>
       <w:r>
@@ -20298,8 +22014,8 @@
         <w:t xml:space="preserve">。</w:t>
       </w:r>
     </w:p>
-    <w:bookmarkEnd w:id="28"/>
-    <w:bookmarkStart w:id="32" w:name="a-中继悬停位置与通信保障构成对应题面通信保障"/>
+    <w:bookmarkEnd w:id="30"/>
+    <w:bookmarkStart w:id="34" w:name="a-中继悬停位置与通信保障构成对应题面通信保障"/>
     <w:p>
       <w:pPr>
         <w:pStyle w:val="Heading3"/>
@@ -20323,18 +22039,18 @@
           <wp:inline>
             <wp:extent cx="5334000" cy="2567981"/>
             <wp:effectExtent b="0" l="0" r="0" t="0"/>
-            <wp:docPr descr="图3 中继悬停位置与通信保障时长占比" title="" id="30" name="Picture"/>
+            <wp:docPr descr="图3 中继悬停位置与通信保障时长占比" title="" id="32" name="Picture"/>
             <a:graphic>
               <a:graphicData uri="http://schemas.openxmlformats.org/drawingml/2006/picture">
                 <pic:pic>
                   <pic:nvPicPr>
-                    <pic:cNvPr descr="figs/fig4_comm.png" id="31" name="Picture"/>
+                    <pic:cNvPr descr="figs/fig4_comm.png" id="33" name="Picture"/>
                     <pic:cNvPicPr>
                       <a:picLocks noChangeArrowheads="1" noChangeAspect="1"/>
                     </pic:cNvPicPr>
                   </pic:nvPicPr>
                   <pic:blipFill>
-                    <a:blip r:embed="rId29"/>
+                    <a:blip r:embed="rId31"/>
                     <a:stretch>
                       <a:fillRect/>
                     </a:stretch>
@@ -20551,8 +22267,8 @@
         <w:t xml:space="preserve">。</w:t>
       </w:r>
     </w:p>
-    <w:bookmarkEnd w:id="32"/>
-    <w:bookmarkStart w:id="33" w:name="问题三通信约束下的运输与中继联合调度"/>
+    <w:bookmarkEnd w:id="34"/>
+    <w:bookmarkStart w:id="35" w:name="问题三通信约束下的运输与中继联合调度"/>
     <w:p>
       <w:pPr>
         <w:pStyle w:val="Heading3"/>
@@ -22264,7 +23980,7 @@
         <w:pStyle w:val="Compact"/>
         <w:numPr>
           <w:ilvl w:val="0"/>
-          <w:numId w:val="1002"/>
+          <w:numId w:val="1003"/>
         </w:numPr>
       </w:pPr>
       <w:r>
@@ -22367,7 +24083,7 @@
         <w:pStyle w:val="Compact"/>
         <w:numPr>
           <w:ilvl w:val="0"/>
-          <w:numId w:val="1002"/>
+          <w:numId w:val="1003"/>
         </w:numPr>
       </w:pPr>
       <w:r>
@@ -22660,7 +24376,7 @@
         <w:pStyle w:val="Compact"/>
         <w:numPr>
           <w:ilvl w:val="0"/>
-          <w:numId w:val="1002"/>
+          <w:numId w:val="1003"/>
         </w:numPr>
       </w:pPr>
       <w:r>
@@ -22890,7 +24606,7 @@
         <w:pStyle w:val="Compact"/>
         <w:numPr>
           <w:ilvl w:val="0"/>
-          <w:numId w:val="1002"/>
+          <w:numId w:val="1003"/>
         </w:numPr>
       </w:pPr>
       <w:r>
@@ -23008,7 +24724,7 @@
         <w:pStyle w:val="Compact"/>
         <w:numPr>
           <w:ilvl w:val="0"/>
-          <w:numId w:val="1003"/>
+          <w:numId w:val="1004"/>
         </w:numPr>
       </w:pPr>
       <w:r>
@@ -23061,7 +24777,7 @@
         <w:pStyle w:val="Compact"/>
         <w:numPr>
           <w:ilvl w:val="0"/>
-          <w:numId w:val="1003"/>
+          <w:numId w:val="1004"/>
         </w:numPr>
       </w:pPr>
       <w:r>
@@ -23250,7 +24966,7 @@
         <w:pStyle w:val="Compact"/>
         <w:numPr>
           <w:ilvl w:val="0"/>
-          <w:numId w:val="1003"/>
+          <w:numId w:val="1004"/>
         </w:numPr>
       </w:pPr>
       <w:r>
@@ -23601,6 +25317,443 @@
           <w:rFonts w:hint="eastAsia"/>
         </w:rPr>
         <w:t xml:space="preserve">A002）——这是本实例唯一无违约的结构。</w:t>
+      </w:r>
+    </w:p>
+    <w:p>
+      <w:pPr>
+        <w:pStyle w:val="BodyText"/>
+      </w:pPr>
+      <w:r>
+        <w:rPr>
+          <w:rFonts w:hint="eastAsia"/>
+          <w:b/>
+          <w:bCs/>
+        </w:rPr>
+        <w:t xml:space="preserve">算法</w:t>
+      </w:r>
+      <w:r>
+        <w:rPr>
+          <w:b/>
+          <w:bCs/>
+        </w:rPr>
+        <w:t xml:space="preserve"> 2　</w:t>
+      </w:r>
+      <w:r>
+        <w:rPr>
+          <w:rFonts w:hint="eastAsia"/>
+          <w:b/>
+          <w:bCs/>
+        </w:rPr>
+        <w:t xml:space="preserve">问题三运输—中继联合调度（整段驻留</w:t>
+      </w:r>
+      <w:r>
+        <w:rPr>
+          <w:b/>
+          <w:bCs/>
+        </w:rPr>
+        <w:t xml:space="preserve"> + </w:t>
+      </w:r>
+      <w:r>
+        <w:rPr>
+          <w:rFonts w:hint="eastAsia"/>
+          <w:b/>
+          <w:bCs/>
+        </w:rPr>
+        <w:t xml:space="preserve">平移重摆</w:t>
+      </w:r>
+      <w:r>
+        <w:rPr>
+          <w:b/>
+          <w:bCs/>
+        </w:rPr>
+        <w:t xml:space="preserve"> + </w:t>
+      </w:r>
+      <w:r>
+        <w:rPr>
+          <w:rFonts w:hint="eastAsia"/>
+          <w:b/>
+          <w:bCs/>
+        </w:rPr>
+        <w:t xml:space="preserve">违约修复）</w:t>
+      </w:r>
+    </w:p>
+    <w:p>
+      <w:pPr>
+        <w:pStyle w:val="SourceCode"/>
+      </w:pPr>
+      <w:r>
+        <w:rPr>
+          <w:rStyle w:val="VerbatimChar"/>
+          <w:rFonts w:hint="eastAsia"/>
+        </w:rPr>
+        <w:t xml:space="preserve">输入：37</w:t>
+      </w:r>
+      <w:r>
+        <w:rPr>
+          <w:rStyle w:val="VerbatimChar"/>
+        </w:rPr>
+        <w:t xml:space="preserve"> </w:t>
+      </w:r>
+      <w:r>
+        <w:rPr>
+          <w:rStyle w:val="VerbatimChar"/>
+          <w:rFonts w:hint="eastAsia"/>
+        </w:rPr>
+        <w:t xml:space="preserve">个运输架次（含逐箱时限与绝对起点）、996</w:t>
+      </w:r>
+      <w:r>
+        <w:rPr>
+          <w:rStyle w:val="VerbatimChar"/>
+        </w:rPr>
+        <w:t xml:space="preserve"> </w:t>
+      </w:r>
+      <w:r>
+        <w:rPr>
+          <w:rStyle w:val="VerbatimChar"/>
+          <w:rFonts w:hint="eastAsia"/>
+        </w:rPr>
+        <w:t xml:space="preserve">个通信判定点、2</w:t>
+      </w:r>
+      <w:r>
+        <w:rPr>
+          <w:rStyle w:val="VerbatimChar"/>
+        </w:rPr>
+        <w:t xml:space="preserve"> </w:t>
+      </w:r>
+      <w:r>
+        <w:rPr>
+          <w:rStyle w:val="VerbatimChar"/>
+          <w:rFonts w:hint="eastAsia"/>
+        </w:rPr>
+        <w:t xml:space="preserve">架中继</w:t>
+      </w:r>
+      <w:r>
+        <w:br/>
+      </w:r>
+      <w:r>
+        <w:rPr>
+          <w:rStyle w:val="VerbatimChar"/>
+          <w:rFonts w:hint="eastAsia"/>
+        </w:rPr>
+        <w:t xml:space="preserve">输出：中继驻留段集合</w:t>
+      </w:r>
+      <w:r>
+        <w:rPr>
+          <w:rStyle w:val="VerbatimChar"/>
+        </w:rPr>
+        <w:t xml:space="preserve"> + </w:t>
+      </w:r>
+      <w:r>
+        <w:rPr>
+          <w:rStyle w:val="VerbatimChar"/>
+          <w:rFonts w:hint="eastAsia"/>
+        </w:rPr>
+        <w:t xml:space="preserve">各运输架次起点</w:t>
+      </w:r>
+      <w:r>
+        <w:br/>
+      </w:r>
+      <w:r>
+        <w:rPr>
+          <w:rStyle w:val="VerbatimChar"/>
+        </w:rPr>
+        <w:t xml:space="preserve"> 1  </w:t>
+      </w:r>
+      <w:r>
+        <w:rPr>
+          <w:rStyle w:val="VerbatimChar"/>
+          <w:rFonts w:hint="eastAsia"/>
+        </w:rPr>
+        <w:t xml:space="preserve">覆盖诊断：对每架次逐点标记</w:t>
+      </w:r>
+      <w:r>
+        <w:rPr>
+          <w:rStyle w:val="VerbatimChar"/>
+        </w:rPr>
+        <w:t xml:space="preserve"> </w:t>
+      </w:r>
+      <w:r>
+        <w:rPr>
+          <w:rStyle w:val="VerbatimChar"/>
+          <w:rFonts w:hint="eastAsia"/>
+        </w:rPr>
+        <w:t xml:space="preserve">直连</w:t>
+      </w:r>
+      <w:r>
+        <w:rPr>
+          <w:rStyle w:val="VerbatimChar"/>
+        </w:rPr>
+        <w:t xml:space="preserve"> / </w:t>
+      </w:r>
+      <w:r>
+        <w:rPr>
+          <w:rStyle w:val="VerbatimChar"/>
+          <w:rFonts w:hint="eastAsia"/>
+        </w:rPr>
+        <w:t xml:space="preserve">需中继</w:t>
+      </w:r>
+      <w:r>
+        <w:rPr>
+          <w:rStyle w:val="VerbatimChar"/>
+        </w:rPr>
+        <w:t xml:space="preserve"> / </w:t>
+      </w:r>
+      <w:r>
+        <w:rPr>
+          <w:rStyle w:val="VerbatimChar"/>
+          <w:rFonts w:hint="eastAsia"/>
+        </w:rPr>
+        <w:t xml:space="preserve">皆不可（§4.4.1）</w:t>
+      </w:r>
+      <w:r>
+        <w:br/>
+      </w:r>
+      <w:r>
+        <w:rPr>
+          <w:rStyle w:val="VerbatimChar"/>
+        </w:rPr>
+        <w:t xml:space="preserve"> 2  </w:t>
+      </w:r>
+      <w:r>
+        <w:rPr>
+          <w:rStyle w:val="VerbatimChar"/>
+          <w:rFonts w:hint="eastAsia"/>
+        </w:rPr>
+        <w:t xml:space="preserve">对每个需中继架次，枚举候选悬停点，取覆盖其全部样本的最优"整段驻留"</w:t>
+      </w:r>
+      <w:r>
+        <w:br/>
+      </w:r>
+      <w:r>
+        <w:rPr>
+          <w:rStyle w:val="VerbatimChar"/>
+        </w:rPr>
+        <w:t xml:space="preserve"> 3  </w:t>
+      </w:r>
+      <w:r>
+        <w:rPr>
+          <w:rStyle w:val="VerbatimChar"/>
+          <w:rFonts w:hint="eastAsia"/>
+        </w:rPr>
+        <w:t xml:space="preserve">repeat：对每个需中继架次（按需求窗口时刻升序）</w:t>
+      </w:r>
+      <w:r>
+        <w:br/>
+      </w:r>
+      <w:r>
+        <w:rPr>
+          <w:rStyle w:val="VerbatimChar"/>
+        </w:rPr>
+        <w:t xml:space="preserve">          t^link ← </w:t>
+      </w:r>
+      <w:r>
+        <w:rPr>
+          <w:rStyle w:val="VerbatimChar"/>
+          <w:rFonts w:hint="eastAsia"/>
+        </w:rPr>
+        <w:t xml:space="preserve">最早可建链时刻（考虑中继就位</w:t>
+      </w:r>
+      <w:r>
+        <w:rPr>
+          <w:rStyle w:val="VerbatimChar"/>
+        </w:rPr>
+        <w:t xml:space="preserve"> + </w:t>
+      </w:r>
+      <w:r>
+        <w:rPr>
+          <w:rStyle w:val="VerbatimChar"/>
+          <w:rFonts w:hint="eastAsia"/>
+        </w:rPr>
+        <w:t xml:space="preserve">周转</w:t>
+      </w:r>
+      <w:r>
+        <w:rPr>
+          <w:rStyle w:val="VerbatimChar"/>
+        </w:rPr>
+        <w:t xml:space="preserve"> + </w:t>
+      </w:r>
+      <w:r>
+        <w:rPr>
+          <w:rStyle w:val="VerbatimChar"/>
+          <w:rFonts w:hint="eastAsia"/>
+        </w:rPr>
+        <w:t xml:space="preserve">同机不重叠）</w:t>
+      </w:r>
+      <w:r>
+        <w:br/>
+      </w:r>
+      <w:r>
+        <w:rPr>
+          <w:rStyle w:val="VerbatimChar"/>
+        </w:rPr>
+        <w:t xml:space="preserve">          if t^link &gt; </w:t>
+      </w:r>
+      <w:r>
+        <w:rPr>
+          <w:rStyle w:val="VerbatimChar"/>
+          <w:rFonts w:hint="eastAsia"/>
+        </w:rPr>
+        <w:t xml:space="preserve">需求首时刻：整段后推该架次，以绝对起点回传</w:t>
+      </w:r>
+      <w:r>
+        <w:br/>
+      </w:r>
+      <w:r>
+        <w:rPr>
+          <w:rStyle w:val="VerbatimChar"/>
+        </w:rPr>
+        <w:t xml:space="preserve">     until </w:t>
+      </w:r>
+      <w:r>
+        <w:rPr>
+          <w:rStyle w:val="VerbatimChar"/>
+          <w:rFonts w:hint="eastAsia"/>
+        </w:rPr>
+        <w:t xml:space="preserve">不再新增后推（本实例</w:t>
+      </w:r>
+      <w:r>
+        <w:rPr>
+          <w:rStyle w:val="VerbatimChar"/>
+        </w:rPr>
+        <w:t xml:space="preserve"> 13 </w:t>
+      </w:r>
+      <w:r>
+        <w:rPr>
+          <w:rStyle w:val="VerbatimChar"/>
+          <w:rFonts w:hint="eastAsia"/>
+        </w:rPr>
+        <w:t xml:space="preserve">轮收敛）</w:t>
+      </w:r>
+      <w:r>
+        <w:br/>
+      </w:r>
+      <w:r>
+        <w:rPr>
+          <w:rStyle w:val="VerbatimChar"/>
+        </w:rPr>
+        <w:t xml:space="preserve"> 4  </w:t>
+      </w:r>
+      <w:r>
+        <w:rPr>
+          <w:rStyle w:val="VerbatimChar"/>
+          <w:rFonts w:hint="eastAsia"/>
+        </w:rPr>
+        <w:t xml:space="preserve">违约修复：若某硬时限架次后推量超过其时限余量，加入"保护集"并置于最前重摆，</w:t>
+      </w:r>
+      <w:r>
+        <w:br/>
+      </w:r>
+      <w:r>
+        <w:rPr>
+          <w:rStyle w:val="VerbatimChar"/>
+        </w:rPr>
+        <w:t xml:space="preserve">     </w:t>
+      </w:r>
+      <w:r>
+        <w:rPr>
+          <w:rStyle w:val="VerbatimChar"/>
+          <w:rFonts w:hint="eastAsia"/>
+        </w:rPr>
+        <w:t xml:space="preserve">直到</w:t>
+      </w:r>
+      <w:r>
+        <w:rPr>
+          <w:rStyle w:val="VerbatimChar"/>
+        </w:rPr>
+        <w:t xml:space="preserve"> 0 </w:t>
+      </w:r>
+      <w:r>
+        <w:rPr>
+          <w:rStyle w:val="VerbatimChar"/>
+          <w:rFonts w:hint="eastAsia"/>
+        </w:rPr>
+        <w:t xml:space="preserve">违约（本实例第</w:t>
+      </w:r>
+      <w:r>
+        <w:rPr>
+          <w:rStyle w:val="VerbatimChar"/>
+        </w:rPr>
+        <w:t xml:space="preserve"> 1 </w:t>
+      </w:r>
+      <w:r>
+        <w:rPr>
+          <w:rStyle w:val="VerbatimChar"/>
+          <w:rFonts w:hint="eastAsia"/>
+        </w:rPr>
+        <w:t xml:space="preserve">轮即</w:t>
+      </w:r>
+      <w:r>
+        <w:rPr>
+          <w:rStyle w:val="VerbatimChar"/>
+        </w:rPr>
+        <w:t xml:space="preserve"> 0 </w:t>
+      </w:r>
+      <w:r>
+        <w:rPr>
+          <w:rStyle w:val="VerbatimChar"/>
+          <w:rFonts w:hint="eastAsia"/>
+        </w:rPr>
+        <w:t xml:space="preserve">违约，修复未启用）</w:t>
+      </w:r>
+      <w:r>
+        <w:br/>
+      </w:r>
+      <w:r>
+        <w:rPr>
+          <w:rStyle w:val="VerbatimChar"/>
+        </w:rPr>
+        <w:t xml:space="preserve"> 5  </w:t>
+      </w:r>
+      <w:r>
+        <w:rPr>
+          <w:rStyle w:val="VerbatimChar"/>
+          <w:rFonts w:hint="eastAsia"/>
+        </w:rPr>
+        <w:t xml:space="preserve">输出中继架次与逐箱交付时刻</w:t>
+      </w:r>
+    </w:p>
+    <w:p>
+      <w:pPr>
+        <w:pStyle w:val="FirstParagraph"/>
+      </w:pPr>
+      <w:r>
+        <w:rPr>
+          <w:rFonts w:hint="eastAsia"/>
+        </w:rPr>
+        <w:t xml:space="preserve">第</w:t>
+      </w:r>
+      <w:r>
+        <w:t xml:space="preserve"> 3 </w:t>
+      </w:r>
+      <w:r>
+        <w:rPr>
+          <w:rFonts w:hint="eastAsia"/>
+        </w:rPr>
+        <w:t xml:space="preserve">步的”绝对起点回传”是收敛关键：后推量以绝对时刻（而非增量）写回，否则会被</w:t>
+      </w:r>
+      <w:r>
+        <w:t xml:space="preserve"> </w:t>
+      </w:r>
+      <w:r>
+        <w:rPr>
+          <w:rFonts w:hint="eastAsia"/>
+        </w:rPr>
+        <w:t xml:space="preserve">“同机/同电池占用”</w:t>
+      </w:r>
+      <w:r>
+        <w:rPr>
+          <w:rFonts w:hint="eastAsia"/>
+        </w:rPr>
+        <w:t xml:space="preserve">的</w:t>
+      </w:r>
+      <w:r>
+        <w:t xml:space="preserve"> max </w:t>
+      </w:r>
+      <w:r>
+        <w:rPr>
+          <w:rFonts w:hint="eastAsia"/>
+        </w:rPr>
+        <w:t xml:space="preserve">运算夹掉而陷入死循环（§4.4.3）。</w:t>
       </w:r>
     </w:p>
     <w:p>
@@ -24445,7 +26598,7 @@
         <w:pStyle w:val="Compact"/>
         <w:numPr>
           <w:ilvl w:val="0"/>
-          <w:numId w:val="1004"/>
+          <w:numId w:val="1005"/>
         </w:numPr>
       </w:pPr>
       <w:r>
@@ -24553,7 +26706,7 @@
         <w:pStyle w:val="Compact"/>
         <w:numPr>
           <w:ilvl w:val="0"/>
-          <w:numId w:val="1004"/>
+          <w:numId w:val="1005"/>
         </w:numPr>
       </w:pPr>
       <w:r>
@@ -24638,7 +26791,7 @@
         <w:pStyle w:val="Compact"/>
         <w:numPr>
           <w:ilvl w:val="0"/>
-          <w:numId w:val="1004"/>
+          <w:numId w:val="1005"/>
         </w:numPr>
       </w:pPr>
       <w:r>
@@ -24718,7 +26871,7 @@
         <w:pStyle w:val="Compact"/>
         <w:numPr>
           <w:ilvl w:val="0"/>
-          <w:numId w:val="1004"/>
+          <w:numId w:val="1005"/>
         </w:numPr>
       </w:pPr>
       <w:r>
@@ -24907,8 +27060,8 @@
         <w:t xml:space="preserve">基准取值位于扫描区间的稳健一侧。</w:t>
       </w:r>
     </w:p>
-    <w:bookmarkEnd w:id="33"/>
-    <w:bookmarkStart w:id="34" w:name="b-中继需求的地理解释gis-地形分析"/>
+    <w:bookmarkEnd w:id="35"/>
+    <w:bookmarkStart w:id="36" w:name="b-中继需求的地理解释gis-地形分析"/>
     <w:p>
       <w:pPr>
         <w:pStyle w:val="Heading3"/>
@@ -26034,8 +28187,8 @@
         <w:t xml:space="preserve">的链路预算计算。本文采用逐时刻判定，几何阈值仅用于快速筛查。</w:t>
       </w:r>
     </w:p>
-    <w:bookmarkEnd w:id="34"/>
-    <w:bookmarkStart w:id="38" w:name="a-两种分区方案的空间对比对应题面任务分区"/>
+    <w:bookmarkEnd w:id="36"/>
+    <w:bookmarkStart w:id="40" w:name="a-两种分区方案的空间对比对应题面任务分区"/>
     <w:p>
       <w:pPr>
         <w:pStyle w:val="Heading3"/>
@@ -26059,18 +28212,18 @@
           <wp:inline>
             <wp:extent cx="5334000" cy="2756278"/>
             <wp:effectExtent b="0" l="0" r="0" t="0"/>
-            <wp:docPr descr="图4 任务分区方案对比" title="" id="36" name="Picture"/>
+            <wp:docPr descr="图4 任务分区方案对比" title="" id="38" name="Picture"/>
             <a:graphic>
               <a:graphicData uri="http://schemas.openxmlformats.org/drawingml/2006/picture">
                 <pic:pic>
                   <pic:nvPicPr>
-                    <pic:cNvPr descr="figs/fig5_partition.png" id="37" name="Picture"/>
+                    <pic:cNvPr descr="figs/fig5_partition.png" id="39" name="Picture"/>
                     <pic:cNvPicPr>
                       <a:picLocks noChangeArrowheads="1" noChangeAspect="1"/>
                     </pic:cNvPicPr>
                   </pic:nvPicPr>
                   <pic:blipFill>
-                    <a:blip r:embed="rId35"/>
+                    <a:blip r:embed="rId37"/>
                     <a:stretch>
                       <a:fillRect/>
                     </a:stretch>
@@ -26227,8 +28380,8 @@
         <w:t xml:space="preserve">上升（§4.5.5）。</w:t>
       </w:r>
     </w:p>
-    <w:bookmarkEnd w:id="38"/>
-    <w:bookmarkStart w:id="39" w:name="问题四救援任务分区与资源配置优化"/>
+    <w:bookmarkEnd w:id="40"/>
+    <w:bookmarkStart w:id="41" w:name="问题四救援任务分区与资源配置优化"/>
     <w:p>
       <w:pPr>
         <w:pStyle w:val="Heading3"/>
@@ -27209,7 +29362,7 @@
         <w:pStyle w:val="Compact"/>
         <w:numPr>
           <w:ilvl w:val="0"/>
-          <w:numId w:val="1005"/>
+          <w:numId w:val="1006"/>
         </w:numPr>
       </w:pPr>
       <w:r>
@@ -27294,7 +29447,7 @@
         <w:pStyle w:val="Compact"/>
         <w:numPr>
           <w:ilvl w:val="0"/>
-          <w:numId w:val="1005"/>
+          <w:numId w:val="1006"/>
         </w:numPr>
       </w:pPr>
       <w:r>
@@ -27507,7 +29660,7 @@
         <w:pStyle w:val="Compact"/>
         <w:numPr>
           <w:ilvl w:val="0"/>
-          <w:numId w:val="1006"/>
+          <w:numId w:val="1007"/>
         </w:numPr>
       </w:pPr>
       <w:r>
@@ -27724,7 +29877,7 @@
         <w:pStyle w:val="Compact"/>
         <w:numPr>
           <w:ilvl w:val="0"/>
-          <w:numId w:val="1006"/>
+          <w:numId w:val="1007"/>
         </w:numPr>
       </w:pPr>
       <w:r>
@@ -28000,7 +30153,7 @@
         <w:pStyle w:val="Compact"/>
         <w:numPr>
           <w:ilvl w:val="0"/>
-          <w:numId w:val="1006"/>
+          <w:numId w:val="1007"/>
         </w:numPr>
       </w:pPr>
       <w:r>
@@ -29601,7 +31754,7 @@
         <w:pStyle w:val="Compact"/>
         <w:numPr>
           <w:ilvl w:val="0"/>
-          <w:numId w:val="1007"/>
+          <w:numId w:val="1008"/>
         </w:numPr>
       </w:pPr>
       <w:r>
@@ -29744,7 +31897,7 @@
         <w:pStyle w:val="Compact"/>
         <w:numPr>
           <w:ilvl w:val="0"/>
-          <w:numId w:val="1007"/>
+          <w:numId w:val="1008"/>
         </w:numPr>
       </w:pPr>
       <w:r>
@@ -30035,7 +32188,7 @@
         <w:pStyle w:val="Compact"/>
         <w:numPr>
           <w:ilvl w:val="0"/>
-          <w:numId w:val="1007"/>
+          <w:numId w:val="1008"/>
         </w:numPr>
       </w:pPr>
       <w:r>
@@ -30154,9 +32307,9 @@
         </w:pict>
       </w:r>
     </w:p>
-    <w:bookmarkEnd w:id="39"/>
-    <w:bookmarkEnd w:id="40"/>
-    <w:bookmarkStart w:id="44" w:name="五数据处理与口径校验"/>
+    <w:bookmarkEnd w:id="41"/>
+    <w:bookmarkEnd w:id="42"/>
+    <w:bookmarkStart w:id="46" w:name="五数据处理与口径校验"/>
     <w:p>
       <w:pPr>
         <w:pStyle w:val="Heading2"/>
@@ -30168,7 +32321,7 @@
         <w:t xml:space="preserve">五、数据处理与口径校验</w:t>
       </w:r>
     </w:p>
-    <w:bookmarkStart w:id="41" w:name="dem-解码"/>
+    <w:bookmarkStart w:id="43" w:name="dem-解码"/>
     <w:p>
       <w:pPr>
         <w:pStyle w:val="Heading3"/>
@@ -30735,8 +32888,8 @@
         </w:tc>
       </w:tr>
     </w:tbl>
-    <w:bookmarkEnd w:id="41"/>
-    <w:bookmarkStart w:id="42" w:name="附件交叉对账"/>
+    <w:bookmarkEnd w:id="43"/>
+    <w:bookmarkStart w:id="44" w:name="附件交叉对账"/>
     <w:p>
       <w:pPr>
         <w:pStyle w:val="Heading3"/>
@@ -31074,8 +33227,8 @@
         </w:tc>
       </w:tr>
     </w:tbl>
-    <w:bookmarkEnd w:id="42"/>
-    <w:bookmarkStart w:id="43" w:name="验证与治理体系"/>
+    <w:bookmarkEnd w:id="44"/>
+    <w:bookmarkStart w:id="45" w:name="验证与治理体系"/>
     <w:p>
       <w:pPr>
         <w:pStyle w:val="Heading3"/>
@@ -31247,7 +33400,7 @@
               <w:t xml:space="preserve">独立校验</w:t>
             </w:r>
             <w:r>
-              <w:t xml:space="preserve"> A–F + R1–R4</w:t>
+              <w:t xml:space="preserve"> A–F + R1–R5</w:t>
             </w:r>
           </w:p>
         </w:tc>
@@ -31343,54 +33496,27 @@
               <w:pStyle w:val="Compact"/>
             </w:pPr>
             <w:r>
-              <w:rPr>
-                <w:rFonts w:hint="eastAsia"/>
-              </w:rPr>
-              <w:t xml:space="preserve">治理硬检查</w:t>
-            </w:r>
-            <w:r>
-              <w:t xml:space="preserve"> G-01..G-06</w:t>
-            </w:r>
-          </w:p>
-        </w:tc>
-        <w:tc>
-          <w:tcPr/>
-          <w:p>
-            <w:pPr>
-              <w:pStyle w:val="Compact"/>
-            </w:pPr>
-            <w:r>
-              <w:rPr>
-                <w:rFonts w:hint="eastAsia"/>
-              </w:rPr>
-              <w:t xml:space="preserve">唯一口径</w:t>
-            </w:r>
-            <w:r>
-              <w:t xml:space="preserve"> / λ </w:t>
-            </w:r>
-            <w:r>
-              <w:rPr>
-                <w:rFonts w:hint="eastAsia"/>
-              </w:rPr>
-              <w:t xml:space="preserve">审计</w:t>
-            </w:r>
-            <w:r>
-              <w:t xml:space="preserve"> / </w:t>
-            </w:r>
-            <w:r>
-              <w:rPr>
-                <w:rFonts w:hint="eastAsia"/>
-              </w:rPr>
-              <w:t xml:space="preserve">账本完整性</w:t>
-            </w:r>
-            <w:r>
-              <w:t xml:space="preserve"> / </w:t>
-            </w:r>
-            <w:r>
-              <w:rPr>
-                <w:rFonts w:hint="eastAsia"/>
-              </w:rPr>
-              <w:t xml:space="preserve">问题计数</w:t>
+              <w:t xml:space="preserve">Q3 </w:t>
+            </w:r>
+            <w:r>
+              <w:rPr>
+                <w:rFonts w:hint="eastAsia"/>
+              </w:rPr>
+              <w:t xml:space="preserve">通信零中断独立校验</w:t>
+            </w:r>
+          </w:p>
+        </w:tc>
+        <w:tc>
+          <w:tcPr/>
+          <w:p>
+            <w:pPr>
+              <w:pStyle w:val="Compact"/>
+            </w:pPr>
+            <w:r>
+              <w:rPr>
+                <w:rFonts w:hint="eastAsia"/>
+              </w:rPr>
+              <w:t xml:space="preserve">独立重建轨迹，仅读结果文件，逐点复算通信</w:t>
             </w:r>
           </w:p>
         </w:tc>
@@ -31406,7 +33532,22 @@
                 <w:b/>
                 <w:bCs/>
               </w:rPr>
-              <w:t xml:space="preserve">全绿</w:t>
+              <w:t xml:space="preserve">中断</w:t>
+            </w:r>
+            <w:r>
+              <w:rPr>
+                <w:b/>
+                <w:bCs/>
+              </w:rPr>
+              <w:t xml:space="preserve"> 0/348 </w:t>
+            </w:r>
+            <w:r>
+              <w:rPr>
+                <w:rFonts w:hint="eastAsia"/>
+                <w:b/>
+                <w:bCs/>
+              </w:rPr>
+              <w:t xml:space="preserve">需中继样本</w:t>
             </w:r>
           </w:p>
         </w:tc>
@@ -31536,42 +33677,30 @@
               <w:rPr>
                 <w:rFonts w:hint="eastAsia"/>
               </w:rPr>
-              <w:t xml:space="preserve">导出验证</w:t>
-            </w:r>
-          </w:p>
-        </w:tc>
-        <w:tc>
-          <w:tcPr/>
-          <w:p>
-            <w:pPr>
-              <w:pStyle w:val="Compact"/>
-            </w:pPr>
-            <w:r>
-              <w:t xml:space="preserve">HTML </w:t>
-            </w:r>
-            <w:r>
-              <w:rPr>
-                <w:rFonts w:hint="eastAsia"/>
-              </w:rPr>
-              <w:t xml:space="preserve">打印就绪性</w:t>
-            </w:r>
-            <w:r>
-              <w:t xml:space="preserve"> + DOCX </w:t>
-            </w:r>
-            <w:r>
-              <w:rPr>
-                <w:rFonts w:hint="eastAsia"/>
-              </w:rPr>
-              <w:t xml:space="preserve">可解析</w:t>
-            </w:r>
-            <w:r>
-              <w:t xml:space="preserve"> + </w:t>
-            </w:r>
-            <w:r>
-              <w:rPr>
-                <w:rFonts w:hint="eastAsia"/>
-              </w:rPr>
-              <w:t xml:space="preserve">图表引用</w:t>
+              <w:t xml:space="preserve">账本结算</w:t>
+            </w:r>
+          </w:p>
+        </w:tc>
+        <w:tc>
+          <w:tcPr/>
+          <w:p>
+            <w:pPr>
+              <w:pStyle w:val="Compact"/>
+            </w:pPr>
+            <w:r>
+              <w:rPr>
+                <w:rFonts w:hint="eastAsia"/>
+              </w:rPr>
+              <w:t xml:space="preserve">正负反馈比</w:t>
+            </w:r>
+            <w:r>
+              <w:t xml:space="preserve"> / λ </w:t>
+            </w:r>
+            <w:r>
+              <w:rPr>
+                <w:rFonts w:hint="eastAsia"/>
+              </w:rPr>
+              <w:t xml:space="preserve">复核</w:t>
             </w:r>
           </w:p>
         </w:tc>
@@ -31586,7 +33715,203 @@
                 <w:b/>
                 <w:bCs/>
               </w:rPr>
+              <w:t xml:space="preserve">7/7</w:t>
+            </w:r>
+          </w:p>
+        </w:tc>
+      </w:tr>
+      <w:tr>
+        <w:tc>
+          <w:tcPr/>
+          <w:p>
+            <w:pPr>
+              <w:pStyle w:val="Compact"/>
+            </w:pPr>
+            <w:r>
+              <w:rPr>
+                <w:rFonts w:hint="eastAsia"/>
+              </w:rPr>
+              <w:t xml:space="preserve">论文—结果交叉对表</w:t>
+            </w:r>
+          </w:p>
+        </w:tc>
+        <w:tc>
+          <w:tcPr/>
+          <w:p>
+            <w:pPr>
+              <w:pStyle w:val="Compact"/>
+            </w:pPr>
+            <w:r>
+              <w:rPr>
+                <w:rFonts w:hint="eastAsia"/>
+              </w:rPr>
+              <w:t xml:space="preserve">从论文抽取</w:t>
+            </w:r>
+            <w:r>
+              <w:t xml:space="preserve"> 66 </w:t>
+            </w:r>
+            <w:r>
+              <w:rPr>
+                <w:rFonts w:hint="eastAsia"/>
+              </w:rPr>
+              <w:t xml:space="preserve">条断言，与结果文件比对</w:t>
+            </w:r>
+          </w:p>
+        </w:tc>
+        <w:tc>
+          <w:tcPr/>
+          <w:p>
+            <w:pPr>
+              <w:pStyle w:val="Compact"/>
+            </w:pPr>
+            <w:r>
+              <w:rPr>
+                <w:b/>
+                <w:bCs/>
+              </w:rPr>
+              <w:t xml:space="preserve">66/66</w:t>
+            </w:r>
+          </w:p>
+        </w:tc>
+      </w:tr>
+      <w:tr>
+        <w:tc>
+          <w:tcPr/>
+          <w:p>
+            <w:pPr>
+              <w:pStyle w:val="Compact"/>
+            </w:pPr>
+            <w:r>
+              <w:rPr>
+                <w:rFonts w:hint="eastAsia"/>
+              </w:rPr>
+              <w:t xml:space="preserve">导出验证</w:t>
+            </w:r>
+          </w:p>
+        </w:tc>
+        <w:tc>
+          <w:tcPr/>
+          <w:p>
+            <w:pPr>
+              <w:pStyle w:val="Compact"/>
+            </w:pPr>
+            <w:r>
+              <w:t xml:space="preserve">HTML </w:t>
+            </w:r>
+            <w:r>
+              <w:rPr>
+                <w:rFonts w:hint="eastAsia"/>
+              </w:rPr>
+              <w:t xml:space="preserve">打印就绪性</w:t>
+            </w:r>
+            <w:r>
+              <w:t xml:space="preserve"> + DOCX </w:t>
+            </w:r>
+            <w:r>
+              <w:rPr>
+                <w:rFonts w:hint="eastAsia"/>
+              </w:rPr>
+              <w:t xml:space="preserve">可解析</w:t>
+            </w:r>
+            <w:r>
+              <w:t xml:space="preserve"> + </w:t>
+            </w:r>
+            <w:r>
+              <w:rPr>
+                <w:rFonts w:hint="eastAsia"/>
+              </w:rPr>
+              <w:t xml:space="preserve">图表引用</w:t>
+            </w:r>
+          </w:p>
+        </w:tc>
+        <w:tc>
+          <w:tcPr/>
+          <w:p>
+            <w:pPr>
+              <w:pStyle w:val="Compact"/>
+            </w:pPr>
+            <w:r>
+              <w:rPr>
+                <w:b/>
+                <w:bCs/>
+              </w:rPr>
               <w:t xml:space="preserve">31/31</w:t>
+            </w:r>
+          </w:p>
+        </w:tc>
+      </w:tr>
+      <w:tr>
+        <w:tc>
+          <w:tcPr/>
+          <w:p>
+            <w:pPr>
+              <w:pStyle w:val="Compact"/>
+            </w:pPr>
+            <w:r>
+              <w:rPr>
+                <w:rFonts w:hint="eastAsia"/>
+              </w:rPr>
+              <w:t xml:space="preserve">治理硬检查</w:t>
+            </w:r>
+            <w:r>
+              <w:t xml:space="preserve"> G-01..G-06</w:t>
+            </w:r>
+          </w:p>
+        </w:tc>
+        <w:tc>
+          <w:tcPr/>
+          <w:p>
+            <w:pPr>
+              <w:pStyle w:val="Compact"/>
+            </w:pPr>
+            <w:r>
+              <w:rPr>
+                <w:rFonts w:hint="eastAsia"/>
+              </w:rPr>
+              <w:t xml:space="preserve">唯一口径</w:t>
+            </w:r>
+            <w:r>
+              <w:t xml:space="preserve"> / λ </w:t>
+            </w:r>
+            <w:r>
+              <w:rPr>
+                <w:rFonts w:hint="eastAsia"/>
+              </w:rPr>
+              <w:t xml:space="preserve">审计</w:t>
+            </w:r>
+            <w:r>
+              <w:t xml:space="preserve"> / </w:t>
+            </w:r>
+            <w:r>
+              <w:rPr>
+                <w:rFonts w:hint="eastAsia"/>
+              </w:rPr>
+              <w:t xml:space="preserve">账本完整性</w:t>
+            </w:r>
+            <w:r>
+              <w:t xml:space="preserve"> / </w:t>
+            </w:r>
+            <w:r>
+              <w:rPr>
+                <w:rFonts w:hint="eastAsia"/>
+              </w:rPr>
+              <w:t xml:space="preserve">问题计数</w:t>
+            </w:r>
+          </w:p>
+        </w:tc>
+        <w:tc>
+          <w:tcPr/>
+          <w:p>
+            <w:pPr>
+              <w:pStyle w:val="Compact"/>
+            </w:pPr>
+            <w:r>
+              <w:rPr>
+                <w:rFonts w:hint="eastAsia"/>
+                <w:b/>
+                <w:bCs/>
+              </w:rPr>
+              <w:t xml:space="preserve">全绿</w:t>
             </w:r>
           </w:p>
         </w:tc>
@@ -31865,9 +34190,9 @@
         </w:pict>
       </w:r>
     </w:p>
-    <w:bookmarkEnd w:id="43"/>
-    <w:bookmarkEnd w:id="44"/>
-    <w:bookmarkStart w:id="53" w:name="六结果分析与检验"/>
+    <w:bookmarkEnd w:id="45"/>
+    <w:bookmarkEnd w:id="46"/>
+    <w:bookmarkStart w:id="55" w:name="六结果分析与检验"/>
     <w:p>
       <w:pPr>
         <w:pStyle w:val="Heading2"/>
@@ -31879,7 +34204,7 @@
         <w:t xml:space="preserve">六、结果分析与检验</w:t>
       </w:r>
     </w:p>
-    <w:bookmarkStart w:id="48" w:name="资源占用与灵敏度总览对应题面资源占用"/>
+    <w:bookmarkStart w:id="50" w:name="资源占用与灵敏度总览对应题面资源占用"/>
     <w:p>
       <w:pPr>
         <w:pStyle w:val="Heading3"/>
@@ -31903,18 +34228,18 @@
           <wp:inline>
             <wp:extent cx="5334000" cy="1997075"/>
             <wp:effectExtent b="0" l="0" r="0" t="0"/>
-            <wp:docPr descr="图5 机型分布、资源需求与灵敏度" title="" id="46" name="Picture"/>
+            <wp:docPr descr="图5 机型分布、资源需求与灵敏度" title="" id="48" name="Picture"/>
             <a:graphic>
               <a:graphicData uri="http://schemas.openxmlformats.org/drawingml/2006/picture">
                 <pic:pic>
                   <pic:nvPicPr>
-                    <pic:cNvPr descr="figs/fig3_resources.png" id="47" name="Picture"/>
+                    <pic:cNvPr descr="figs/fig3_resources.png" id="49" name="Picture"/>
                     <pic:cNvPicPr>
                       <a:picLocks noChangeArrowheads="1" noChangeAspect="1"/>
                     </pic:cNvPicPr>
                   </pic:nvPicPr>
                   <pic:blipFill>
-                    <a:blip r:embed="rId45"/>
+                    <a:blip r:embed="rId47"/>
                     <a:stretch>
                       <a:fillRect/>
                     </a:stretch>
@@ -32264,8 +34589,8 @@
         <w:t xml:space="preserve">时不可行。</w:t>
       </w:r>
     </w:p>
-    <w:bookmarkEnd w:id="48"/>
-    <w:bookmarkStart w:id="49" w:name="灵敏度与鲁棒性ofat"/>
+    <w:bookmarkEnd w:id="50"/>
+    <w:bookmarkStart w:id="51" w:name="灵敏度与鲁棒性ofat"/>
     <w:p>
       <w:pPr>
         <w:pStyle w:val="Heading3"/>
@@ -33067,8 +35392,8 @@
         <w:t xml:space="preserve">（前者只作用于通信判定）。</w:t>
       </w:r>
     </w:p>
-    <w:bookmarkEnd w:id="49"/>
-    <w:bookmarkStart w:id="50" w:name="红队检验"/>
+    <w:bookmarkEnd w:id="51"/>
+    <w:bookmarkStart w:id="52" w:name="红队检验"/>
     <w:p>
       <w:pPr>
         <w:pStyle w:val="Heading3"/>
@@ -34457,8 +36782,8 @@
         <w:t xml:space="preserve"> §4.2.5。</w:t>
       </w:r>
     </w:p>
-    <w:bookmarkEnd w:id="50"/>
-    <w:bookmarkStart w:id="51" w:name="迭代过程中的三次实质性纠正"/>
+    <w:bookmarkEnd w:id="52"/>
+    <w:bookmarkStart w:id="53" w:name="迭代过程中的三次实质性纠正"/>
     <w:p>
       <w:pPr>
         <w:pStyle w:val="Heading3"/>
@@ -35076,8 +37401,8 @@
         <w:t xml:space="preserve">而非求解器的自测。这验证了”独立校验权重高于自测”的设计。</w:t>
       </w:r>
     </w:p>
-    <w:bookmarkEnd w:id="51"/>
-    <w:bookmarkStart w:id="52" w:name="结果可辩护性"/>
+    <w:bookmarkEnd w:id="53"/>
+    <w:bookmarkStart w:id="54" w:name="结果可辩护性"/>
     <w:p>
       <w:pPr>
         <w:pStyle w:val="Heading3"/>
@@ -35090,281 +37415,6 @@
           <w:rFonts w:hint="eastAsia"/>
         </w:rPr>
         <w:t xml:space="preserve">结果可辩护性</w:t>
-      </w:r>
-    </w:p>
-    <w:p>
-      <w:pPr>
-        <w:pStyle w:val="Compact"/>
-        <w:numPr>
-          <w:ilvl w:val="0"/>
-          <w:numId w:val="1008"/>
-        </w:numPr>
-      </w:pPr>
-      <w:r>
-        <w:rPr>
-          <w:rFonts w:hint="eastAsia"/>
-          <w:b/>
-          <w:bCs/>
-        </w:rPr>
-        <w:t xml:space="preserve">可追溯</w:t>
-      </w:r>
-      <w:r>
-        <w:rPr>
-          <w:rFonts w:hint="eastAsia"/>
-        </w:rPr>
-        <w:t xml:space="preserve">：论文每个数字可追溯至</w:t>
-      </w:r>
-      <w:r>
-        <w:t xml:space="preserve"> </w:t>
-      </w:r>
-      <w:r>
-        <w:rPr>
-          <w:rStyle w:val="VerbatimChar"/>
-        </w:rPr>
-        <w:t xml:space="preserve">out/</w:t>
-      </w:r>
-      <w:r>
-        <w:t xml:space="preserve"> </w:t>
-      </w:r>
-      <w:r>
-        <w:rPr>
-          <w:rFonts w:hint="eastAsia"/>
-        </w:rPr>
-        <w:t xml:space="preserve">中结果文件的对应行与生成脚本。</w:t>
-      </w:r>
-    </w:p>
-    <w:p>
-      <w:pPr>
-        <w:pStyle w:val="Compact"/>
-        <w:numPr>
-          <w:ilvl w:val="0"/>
-          <w:numId w:val="1008"/>
-        </w:numPr>
-      </w:pPr>
-      <w:r>
-        <w:rPr>
-          <w:rFonts w:hint="eastAsia"/>
-          <w:b/>
-          <w:bCs/>
-        </w:rPr>
-        <w:t xml:space="preserve">可复现</w:t>
-      </w:r>
-      <w:r>
-        <w:rPr>
-          <w:rFonts w:hint="eastAsia"/>
-        </w:rPr>
-        <w:t xml:space="preserve">：</w:t>
-      </w:r>
-      <w:r>
-        <w:rPr>
-          <w:rStyle w:val="VerbatimChar"/>
-        </w:rPr>
-        <w:t xml:space="preserve">.venv</w:t>
-      </w:r>
-      <w:r>
-        <w:t xml:space="preserve"> </w:t>
-      </w:r>
-      <w:r>
-        <w:rPr>
-          <w:rFonts w:hint="eastAsia"/>
-        </w:rPr>
-        <w:t xml:space="preserve">环境</w:t>
-      </w:r>
-      <w:r>
-        <w:t xml:space="preserve"> + </w:t>
-      </w:r>
-      <w:r>
-        <w:rPr>
-          <w:rFonts w:hint="eastAsia"/>
-        </w:rPr>
-        <w:t xml:space="preserve">固定随机种子</w:t>
-      </w:r>
-      <w:r>
-        <w:t xml:space="preserve"> + </w:t>
-      </w:r>
-      <w:r>
-        <w:rPr>
-          <w:rFonts w:hint="eastAsia"/>
-        </w:rPr>
-        <w:t xml:space="preserve">无网络依赖；清空</w:t>
-      </w:r>
-      <w:r>
-        <w:t xml:space="preserve"> </w:t>
-      </w:r>
-      <w:r>
-        <w:rPr>
-          <w:rStyle w:val="VerbatimChar"/>
-        </w:rPr>
-        <w:t xml:space="preserve">out/</w:t>
-      </w:r>
-      <w:r>
-        <w:t xml:space="preserve"> </w:t>
-      </w:r>
-      <w:r>
-        <w:rPr>
-          <w:rFonts w:hint="eastAsia"/>
-        </w:rPr>
-        <w:t xml:space="preserve">后可一键重跑。</w:t>
-      </w:r>
-    </w:p>
-    <w:p>
-      <w:pPr>
-        <w:pStyle w:val="Compact"/>
-        <w:numPr>
-          <w:ilvl w:val="0"/>
-          <w:numId w:val="1008"/>
-        </w:numPr>
-      </w:pPr>
-      <w:r>
-        <w:rPr>
-          <w:rFonts w:hint="eastAsia"/>
-          <w:b/>
-          <w:bCs/>
-        </w:rPr>
-        <w:t xml:space="preserve">口径唯一</w:t>
-      </w:r>
-      <w:r>
-        <w:rPr>
-          <w:rFonts w:hint="eastAsia"/>
-        </w:rPr>
-        <w:t xml:space="preserve">：</w:t>
-      </w:r>
-      <w:r>
-        <w:rPr>
-          <w:rStyle w:val="VerbatimChar"/>
-        </w:rPr>
-        <w:t xml:space="preserve">code/core.py</w:t>
-      </w:r>
-      <w:r>
-        <w:t xml:space="preserve"> </w:t>
-      </w:r>
-      <w:r>
-        <w:rPr>
-          <w:rFonts w:hint="eastAsia"/>
-        </w:rPr>
-        <w:t xml:space="preserve">是唯一物理规则实现，由</w:t>
-      </w:r>
-      <w:r>
-        <w:t xml:space="preserve"> </w:t>
-      </w:r>
-      <w:r>
-        <w:rPr>
-          <w:rStyle w:val="VerbatimChar"/>
-        </w:rPr>
-        <w:t xml:space="preserve">governance_check.sh</w:t>
-      </w:r>
-      <w:r>
-        <w:t xml:space="preserve"> </w:t>
-      </w:r>
-      <w:r>
-        <w:t xml:space="preserve">G-02/G-03 </w:t>
-      </w:r>
-      <w:r>
-        <w:rPr>
-          <w:rFonts w:hint="eastAsia"/>
-        </w:rPr>
-        <w:t xml:space="preserve">静态强制。</w:t>
-      </w:r>
-    </w:p>
-    <w:p>
-      <w:pPr>
-        <w:pStyle w:val="Compact"/>
-        <w:numPr>
-          <w:ilvl w:val="0"/>
-          <w:numId w:val="1008"/>
-        </w:numPr>
-      </w:pPr>
-      <w:r>
-        <w:rPr>
-          <w:rFonts w:hint="eastAsia"/>
-          <w:b/>
-          <w:bCs/>
-        </w:rPr>
-        <w:t xml:space="preserve">独立性</w:t>
-      </w:r>
-      <w:r>
-        <w:rPr>
-          <w:rFonts w:hint="eastAsia"/>
-        </w:rPr>
-        <w:t xml:space="preserve">：</w:t>
-      </w:r>
-      <w:r>
-        <w:rPr>
-          <w:rStyle w:val="VerbatimChar"/>
-        </w:rPr>
-        <w:t xml:space="preserve">code/verify.py</w:t>
-      </w:r>
-      <w:r>
-        <w:t xml:space="preserve"> </w:t>
-      </w:r>
-      <w:r>
-        <w:rPr>
-          <w:rFonts w:hint="eastAsia"/>
-        </w:rPr>
-        <w:t xml:space="preserve">不</w:t>
-      </w:r>
-      <w:r>
-        <w:t xml:space="preserve"> import </w:t>
-      </w:r>
-      <w:r>
-        <w:rPr>
-          <w:rFonts w:hint="eastAsia"/>
-        </w:rPr>
-        <w:t xml:space="preserve">任何求解模块（含</w:t>
-      </w:r>
-      <w:r>
-        <w:t xml:space="preserve"> </w:t>
-      </w:r>
-      <w:r>
-        <w:rPr>
-          <w:rStyle w:val="VerbatimChar"/>
-        </w:rPr>
-        <w:t xml:space="preserve">importlib</w:t>
-      </w:r>
-      <w:r>
-        <w:t xml:space="preserve"> </w:t>
-      </w:r>
-      <w:r>
-        <w:rPr>
-          <w:rFonts w:hint="eastAsia"/>
-        </w:rPr>
-        <w:t xml:space="preserve">绕过封堵，G-01）。</w:t>
-      </w:r>
-    </w:p>
-    <w:p>
-      <w:r>
-        <w:pict>
-          <v:rect style="width:0;height:1.5pt" o:hralign="center" o:hrstd="t" o:hr="t"/>
-        </w:pict>
-      </w:r>
-    </w:p>
-    <w:bookmarkEnd w:id="52"/>
-    <w:bookmarkEnd w:id="53"/>
-    <w:bookmarkStart w:id="60" w:name="七模型的优缺点与适用条件"/>
-    <w:p>
-      <w:pPr>
-        <w:pStyle w:val="Heading2"/>
-      </w:pPr>
-      <w:r>
-        <w:rPr>
-          <w:rFonts w:hint="eastAsia"/>
-        </w:rPr>
-        <w:t xml:space="preserve">七、模型的优缺点与适用条件</w:t>
-      </w:r>
-    </w:p>
-    <w:bookmarkStart w:id="54" w:name="优点"/>
-    <w:p>
-      <w:pPr>
-        <w:pStyle w:val="Heading3"/>
-      </w:pPr>
-      <w:r>
-        <w:t xml:space="preserve">7.1 </w:t>
-      </w:r>
-      <w:r>
-        <w:rPr>
-          <w:rFonts w:hint="eastAsia"/>
-        </w:rPr>
-        <w:t xml:space="preserve">优点</w:t>
       </w:r>
     </w:p>
     <w:p>
@@ -35381,13 +37431,13 @@
           <w:b/>
           <w:bCs/>
         </w:rPr>
-        <w:t xml:space="preserve">口径唯一且可审计</w:t>
-      </w:r>
-      <w:r>
-        <w:rPr>
-          <w:rFonts w:hint="eastAsia"/>
-        </w:rPr>
-        <w:t xml:space="preserve">：四问共用</w:t>
+        <w:t xml:space="preserve">可追溯</w:t>
+      </w:r>
+      <w:r>
+        <w:rPr>
+          <w:rFonts w:hint="eastAsia"/>
+        </w:rPr>
+        <w:t xml:space="preserve">：论文每个数字可追溯至</w:t>
       </w:r>
       <w:r>
         <w:t xml:space="preserve"> </w:t>
@@ -35396,13 +37446,16 @@
         <w:rPr>
           <w:rStyle w:val="VerbatimChar"/>
         </w:rPr>
-        <w:t xml:space="preserve">core.py</w:t>
-      </w:r>
-      <w:r>
-        <w:rPr>
-          <w:rFonts w:hint="eastAsia"/>
-        </w:rPr>
-        <w:t xml:space="preserve">，并由静态检查强制，杜绝”各问各算”。</w:t>
+        <w:t xml:space="preserve">out/</w:t>
+      </w:r>
+      <w:r>
+        <w:t xml:space="preserve"> </w:t>
+      </w:r>
+      <w:r>
+        <w:rPr>
+          <w:rFonts w:hint="eastAsia"/>
+        </w:rPr>
+        <w:t xml:space="preserve">中结果文件的对应行与生成脚本。</w:t>
       </w:r>
     </w:p>
     <w:p>
@@ -35419,13 +37472,64 @@
           <w:b/>
           <w:bCs/>
         </w:rPr>
-        <w:t xml:space="preserve">瓶颈归因清晰</w:t>
-      </w:r>
-      <w:r>
-        <w:rPr>
-          <w:rFonts w:hint="eastAsia"/>
-        </w:rPr>
-        <w:t xml:space="preserve">：问题一区分质量/体积/能量三瓶颈，问题三区分”绕障”与”扩距”两种中继价值。</w:t>
+        <w:t xml:space="preserve">可复现</w:t>
+      </w:r>
+      <w:r>
+        <w:rPr>
+          <w:rFonts w:hint="eastAsia"/>
+        </w:rPr>
+        <w:t xml:space="preserve">：</w:t>
+      </w:r>
+      <w:r>
+        <w:rPr>
+          <w:rStyle w:val="VerbatimChar"/>
+        </w:rPr>
+        <w:t xml:space="preserve">.venv</w:t>
+      </w:r>
+      <w:r>
+        <w:t xml:space="preserve"> </w:t>
+      </w:r>
+      <w:r>
+        <w:rPr>
+          <w:rFonts w:hint="eastAsia"/>
+        </w:rPr>
+        <w:t xml:space="preserve">环境</w:t>
+      </w:r>
+      <w:r>
+        <w:t xml:space="preserve"> + </w:t>
+      </w:r>
+      <w:r>
+        <w:rPr>
+          <w:rFonts w:hint="eastAsia"/>
+        </w:rPr>
+        <w:t xml:space="preserve">固定随机种子</w:t>
+      </w:r>
+      <w:r>
+        <w:t xml:space="preserve"> + </w:t>
+      </w:r>
+      <w:r>
+        <w:rPr>
+          <w:rFonts w:hint="eastAsia"/>
+        </w:rPr>
+        <w:t xml:space="preserve">无网络依赖；清空</w:t>
+      </w:r>
+      <w:r>
+        <w:t xml:space="preserve"> </w:t>
+      </w:r>
+      <w:r>
+        <w:rPr>
+          <w:rStyle w:val="VerbatimChar"/>
+        </w:rPr>
+        <w:t xml:space="preserve">out/</w:t>
+      </w:r>
+      <w:r>
+        <w:t xml:space="preserve"> </w:t>
+      </w:r>
+      <w:r>
+        <w:rPr>
+          <w:rFonts w:hint="eastAsia"/>
+        </w:rPr>
+        <w:t xml:space="preserve">后可一键重跑。</w:t>
       </w:r>
     </w:p>
     <w:p>
@@ -35442,40 +37546,49 @@
           <w:b/>
           <w:bCs/>
         </w:rPr>
-        <w:t xml:space="preserve">可验证性强</w:t>
-      </w:r>
-      <w:r>
-        <w:rPr>
-          <w:rFonts w:hint="eastAsia"/>
-        </w:rPr>
-        <w:t xml:space="preserve">：51</w:t>
-      </w:r>
-      <w:r>
-        <w:t xml:space="preserve"> </w:t>
-      </w:r>
-      <w:r>
-        <w:rPr>
-          <w:rFonts w:hint="eastAsia"/>
-        </w:rPr>
-        <w:t xml:space="preserve">条验证</w:t>
-      </w:r>
-      <w:r>
-        <w:t xml:space="preserve"> + 52 </w:t>
-      </w:r>
-      <w:r>
-        <w:rPr>
-          <w:rFonts w:hint="eastAsia"/>
-        </w:rPr>
-        <w:t xml:space="preserve">条独立校验</w:t>
-      </w:r>
-      <w:r>
-        <w:t xml:space="preserve"> + 6 </w:t>
-      </w:r>
-      <w:r>
-        <w:rPr>
-          <w:rFonts w:hint="eastAsia"/>
-        </w:rPr>
-        <w:t xml:space="preserve">项治理检查，关键结论均有多源交叉。</w:t>
+        <w:t xml:space="preserve">口径唯一</w:t>
+      </w:r>
+      <w:r>
+        <w:rPr>
+          <w:rFonts w:hint="eastAsia"/>
+        </w:rPr>
+        <w:t xml:space="preserve">：</w:t>
+      </w:r>
+      <w:r>
+        <w:rPr>
+          <w:rStyle w:val="VerbatimChar"/>
+        </w:rPr>
+        <w:t xml:space="preserve">code/core.py</w:t>
+      </w:r>
+      <w:r>
+        <w:t xml:space="preserve"> </w:t>
+      </w:r>
+      <w:r>
+        <w:rPr>
+          <w:rFonts w:hint="eastAsia"/>
+        </w:rPr>
+        <w:t xml:space="preserve">是唯一物理规则实现，由</w:t>
+      </w:r>
+      <w:r>
+        <w:t xml:space="preserve"> </w:t>
+      </w:r>
+      <w:r>
+        <w:rPr>
+          <w:rStyle w:val="VerbatimChar"/>
+        </w:rPr>
+        <w:t xml:space="preserve">governance_check.sh</w:t>
+      </w:r>
+      <w:r>
+        <w:t xml:space="preserve"> </w:t>
+      </w:r>
+      <w:r>
+        <w:t xml:space="preserve">G-02/G-03 </w:t>
+      </w:r>
+      <w:r>
+        <w:rPr>
+          <w:rFonts w:hint="eastAsia"/>
+        </w:rPr>
+        <w:t xml:space="preserve">静态强制。</w:t>
       </w:r>
     </w:p>
     <w:p>
@@ -35492,29 +37605,91 @@
           <w:b/>
           <w:bCs/>
         </w:rPr>
-        <w:t xml:space="preserve">诚实性</w:t>
-      </w:r>
-      <w:r>
-        <w:rPr>
-          <w:rFonts w:hint="eastAsia"/>
-        </w:rPr>
-        <w:t xml:space="preserve">：脆弱解、不可判定项、模型外因素均显式声明，不伪装收敛。</w:t>
+        <w:t xml:space="preserve">独立性</w:t>
+      </w:r>
+      <w:r>
+        <w:rPr>
+          <w:rFonts w:hint="eastAsia"/>
+        </w:rPr>
+        <w:t xml:space="preserve">：</w:t>
+      </w:r>
+      <w:r>
+        <w:rPr>
+          <w:rStyle w:val="VerbatimChar"/>
+        </w:rPr>
+        <w:t xml:space="preserve">code/verify.py</w:t>
+      </w:r>
+      <w:r>
+        <w:t xml:space="preserve"> </w:t>
+      </w:r>
+      <w:r>
+        <w:rPr>
+          <w:rFonts w:hint="eastAsia"/>
+        </w:rPr>
+        <w:t xml:space="preserve">不</w:t>
+      </w:r>
+      <w:r>
+        <w:t xml:space="preserve"> import </w:t>
+      </w:r>
+      <w:r>
+        <w:rPr>
+          <w:rFonts w:hint="eastAsia"/>
+        </w:rPr>
+        <w:t xml:space="preserve">任何求解模块（含</w:t>
+      </w:r>
+      <w:r>
+        <w:t xml:space="preserve"> </w:t>
+      </w:r>
+      <w:r>
+        <w:rPr>
+          <w:rStyle w:val="VerbatimChar"/>
+        </w:rPr>
+        <w:t xml:space="preserve">importlib</w:t>
+      </w:r>
+      <w:r>
+        <w:t xml:space="preserve"> </w:t>
+      </w:r>
+      <w:r>
+        <w:rPr>
+          <w:rFonts w:hint="eastAsia"/>
+        </w:rPr>
+        <w:t xml:space="preserve">绕过封堵，G-01）。</w:t>
+      </w:r>
+    </w:p>
+    <w:p>
+      <w:r>
+        <w:pict>
+          <v:rect style="width:0;height:1.5pt" o:hralign="center" o:hrstd="t" o:hr="t"/>
+        </w:pict>
       </w:r>
     </w:p>
     <w:bookmarkEnd w:id="54"/>
-    <w:bookmarkStart w:id="55" w:name="缺点"/>
+    <w:bookmarkEnd w:id="55"/>
+    <w:bookmarkStart w:id="62" w:name="七模型的优缺点与适用条件"/>
+    <w:p>
+      <w:pPr>
+        <w:pStyle w:val="Heading2"/>
+      </w:pPr>
+      <w:r>
+        <w:rPr>
+          <w:rFonts w:hint="eastAsia"/>
+        </w:rPr>
+        <w:t xml:space="preserve">七、模型的优缺点与适用条件</w:t>
+      </w:r>
+    </w:p>
+    <w:bookmarkStart w:id="56" w:name="优点"/>
     <w:p>
       <w:pPr>
         <w:pStyle w:val="Heading3"/>
       </w:pPr>
       <w:r>
-        <w:t xml:space="preserve">7.2 </w:t>
-      </w:r>
-      <w:r>
-        <w:rPr>
-          <w:rFonts w:hint="eastAsia"/>
-        </w:rPr>
-        <w:t xml:space="preserve">缺点</w:t>
+        <w:t xml:space="preserve">7.1 </w:t>
+      </w:r>
+      <w:r>
+        <w:rPr>
+          <w:rFonts w:hint="eastAsia"/>
+        </w:rPr>
+        <w:t xml:space="preserve">优点</w:t>
       </w:r>
     </w:p>
     <w:p>
@@ -35531,209 +37706,13 @@
           <w:b/>
           <w:bCs/>
         </w:rPr>
-        <w:t xml:space="preserve">问题二未采用多服务区合并，已通过</w:t>
-      </w:r>
-      <w:r>
-        <w:rPr>
-          <w:b/>
-          <w:bCs/>
-        </w:rPr>
-        <w:t xml:space="preserve"> G-B </w:t>
-      </w:r>
-      <w:r>
-        <w:rPr>
-          <w:rFonts w:hint="eastAsia"/>
-          <w:b/>
-          <w:bCs/>
-        </w:rPr>
-        <w:t xml:space="preserve">代价核算给出定量否决理由</w:t>
-      </w:r>
-      <w:r>
-        <w:rPr>
-          <w:rFonts w:hint="eastAsia"/>
-        </w:rPr>
-        <w:t xml:space="preserve">：枚举全部</w:t>
-      </w:r>
-      <w:r>
-        <w:t xml:space="preserve"> C(15,2)=105 </w:t>
-      </w:r>
-      <w:r>
-        <w:rPr>
-          <w:rFonts w:hint="eastAsia"/>
-        </w:rPr>
-        <w:t xml:space="preserve">站对</w:t>
-      </w:r>
-      <w:r>
-        <w:t xml:space="preserve"> × 3 </w:t>
-      </w:r>
-      <w:r>
-        <w:rPr>
-          <w:rFonts w:hint="eastAsia"/>
-        </w:rPr>
-        <w:t xml:space="preserve">机型</w:t>
-      </w:r>
-      <w:r>
-        <w:t xml:space="preserve"> =</w:t>
-      </w:r>
-      <w:r>
-        <w:t xml:space="preserve"> </w:t>
-      </w:r>
-      <w:r>
-        <w:rPr>
-          <w:b/>
-          <w:bCs/>
-        </w:rPr>
-        <w:t xml:space="preserve">315 </w:t>
-      </w:r>
-      <w:r>
-        <w:rPr>
-          <w:rFonts w:hint="eastAsia"/>
-          <w:b/>
-          <w:bCs/>
-        </w:rPr>
-        <w:t xml:space="preserve">个合并方案</w:t>
-      </w:r>
-      <w:r>
-        <w:rPr>
-          <w:rFonts w:hint="eastAsia"/>
-        </w:rPr>
-        <w:t xml:space="preserve">，可行者</w:t>
-      </w:r>
-      <w:r>
-        <w:t xml:space="preserve"> 16 </w:t>
-      </w:r>
-      <w:r>
-        <w:rPr>
-          <w:rFonts w:hint="eastAsia"/>
-        </w:rPr>
-        <w:t xml:space="preserve">个（首批硬约束违约</w:t>
-      </w:r>
-      <w:r>
-        <w:t xml:space="preserve"> 0 </w:t>
-      </w:r>
-      <w:r>
-        <w:rPr>
-          <w:rFonts w:hint="eastAsia"/>
-        </w:rPr>
-        <w:t xml:space="preserve">个），其中</w:t>
-      </w:r>
-      <w:r>
-        <w:rPr>
-          <w:rFonts w:hint="eastAsia"/>
-          <w:b/>
-          <w:bCs/>
-        </w:rPr>
-        <w:t xml:space="preserve">仅</w:t>
-      </w:r>
-      <w:r>
-        <w:rPr>
-          <w:b/>
-          <w:bCs/>
-        </w:rPr>
-        <w:t xml:space="preserve"> 1 </w:t>
-      </w:r>
-      <w:r>
-        <w:rPr>
-          <w:rFonts w:hint="eastAsia"/>
-          <w:b/>
-          <w:bCs/>
-        </w:rPr>
-        <w:t xml:space="preserve">个</w:t>
-      </w:r>
-      <w:r>
-        <w:rPr>
-          <w:rFonts w:hint="eastAsia"/>
-        </w:rPr>
-        <w:t xml:space="preserve">（S007+S015）能降低能耗：省</w:t>
-      </w:r>
-      <w:r>
-        <w:t xml:space="preserve"> 1 </w:t>
-      </w:r>
-      <w:r>
-        <w:rPr>
-          <w:rFonts w:hint="eastAsia"/>
-        </w:rPr>
-        <w:t xml:space="preserve">架次、能耗降</w:t>
-      </w:r>
-      <w:r>
-        <w:t xml:space="preserve"> </w:t>
-      </w:r>
-      <w:r>
-        <w:rPr>
-          <w:b/>
-          <w:bCs/>
-        </w:rPr>
-        <w:t xml:space="preserve">0.3319 </w:t>
-      </w:r>
-      <w:r>
-        <w:rPr>
-          <w:rFonts w:hint="eastAsia"/>
-          <w:b/>
-          <w:bCs/>
-        </w:rPr>
-        <w:t xml:space="preserve">kWh（0.52%）</w:t>
-      </w:r>
-      <w:r>
-        <w:rPr>
-          <w:rFonts w:hint="eastAsia"/>
-        </w:rPr>
-        <w:t xml:space="preserve">，但</w:t>
-      </w:r>
-      <w:r>
-        <w:t xml:space="preserve"> makespan </w:t>
-      </w:r>
-      <w:r>
-        <w:rPr>
-          <w:rFonts w:hint="eastAsia"/>
-        </w:rPr>
-        <w:t xml:space="preserve">增</w:t>
-      </w:r>
-      <w:r>
-        <w:t xml:space="preserve"> </w:t>
-      </w:r>
-      <w:r>
-        <w:rPr>
-          <w:b/>
-          <w:bCs/>
-        </w:rPr>
-        <w:t xml:space="preserve">+1116.1 </w:t>
-      </w:r>
-      <w:r>
-        <w:rPr>
-          <w:rFonts w:hint="eastAsia"/>
-          <w:b/>
-          <w:bCs/>
-        </w:rPr>
-        <w:t xml:space="preserve">s（8.91%）</w:t>
-      </w:r>
-      <w:r>
-        <w:rPr>
-          <w:rFonts w:hint="eastAsia"/>
-        </w:rPr>
-        <w:t xml:space="preserve">。因</w:t>
-      </w:r>
-      <w:r>
-        <w:t xml:space="preserve"> Q2 </w:t>
-      </w:r>
-      <w:r>
-        <w:rPr>
-          <w:rFonts w:hint="eastAsia"/>
-        </w:rPr>
-        <w:t xml:space="preserve">的首要指标是【全部任务完成时间】，故</w:t>
-      </w:r>
-      <w:r>
-        <w:rPr>
-          <w:rFonts w:hint="eastAsia"/>
-          <w:b/>
-          <w:bCs/>
-        </w:rPr>
-        <w:t xml:space="preserve">否决</w:t>
-      </w:r>
-      <w:r>
-        <w:rPr>
-          <w:rFonts w:hint="eastAsia"/>
-        </w:rPr>
-        <w:t xml:space="preserve">（见</w:t>
+        <w:t xml:space="preserve">口径唯一且可审计</w:t>
+      </w:r>
+      <w:r>
+        <w:rPr>
+          <w:rFonts w:hint="eastAsia"/>
+        </w:rPr>
+        <w:t xml:space="preserve">：四问共用</w:t>
       </w:r>
       <w:r>
         <w:t xml:space="preserve"> </w:t>
@@ -35742,16 +37721,13 @@
         <w:rPr>
           <w:rStyle w:val="VerbatimChar"/>
         </w:rPr>
-        <w:t xml:space="preserve">spec/iteration_ledger.md</w:t>
-      </w:r>
-      <w:r>
-        <w:t xml:space="preserve"> </w:t>
-      </w:r>
-      <w:r>
-        <w:rPr>
-          <w:rFonts w:hint="eastAsia"/>
-        </w:rPr>
-        <w:t xml:space="preserve">IT-14）。</w:t>
+        <w:t xml:space="preserve">core.py</w:t>
+      </w:r>
+      <w:r>
+        <w:rPr>
+          <w:rFonts w:hint="eastAsia"/>
+        </w:rPr>
+        <w:t xml:space="preserve">，并由静态检查强制，杜绝”各问各算”。</w:t>
       </w:r>
     </w:p>
     <w:p>
@@ -35768,306 +37744,13 @@
           <w:b/>
           <w:bCs/>
         </w:rPr>
-        <w:t xml:space="preserve">问题三中继架次数</w:t>
-      </w:r>
-      <w:r>
-        <w:rPr>
-          <w:b/>
-          <w:bCs/>
-        </w:rPr>
-        <w:t xml:space="preserve"> 15 </w:t>
-      </w:r>
-      <w:r>
-        <w:rPr>
-          <w:rFonts w:hint="eastAsia"/>
-          <w:b/>
-          <w:bCs/>
-        </w:rPr>
-        <w:t xml:space="preserve">是贪心</w:t>
-      </w:r>
-      <w:r>
-        <w:rPr>
-          <w:b/>
-          <w:bCs/>
-        </w:rPr>
-        <w:t xml:space="preserve"> + </w:t>
-      </w:r>
-      <w:r>
-        <w:rPr>
-          <w:rFonts w:hint="eastAsia"/>
-          <w:b/>
-          <w:bCs/>
-        </w:rPr>
-        <w:t xml:space="preserve">违约修复得到的可行解，不是全局最优</w:t>
-      </w:r>
-      <w:r>
-        <w:rPr>
-          <w:rFonts w:hint="eastAsia"/>
-        </w:rPr>
-        <w:t xml:space="preserve">：联合调度不可分解为</w:t>
-      </w:r>
-      <w:r>
-        <w:t xml:space="preserve"> </w:t>
-      </w:r>
-      <w:r>
-        <w:rPr>
-          <w:rFonts w:hint="eastAsia"/>
-        </w:rPr>
-        <w:t xml:space="preserve">“每架次各选一个最优悬停点”</w:t>
-      </w:r>
-      <w:r>
-        <w:rPr>
-          <w:rFonts w:hint="eastAsia"/>
-        </w:rPr>
-        <w:t xml:space="preserve">（2</w:t>
-      </w:r>
-      <w:r>
-        <w:t xml:space="preserve"> </w:t>
-      </w:r>
-      <w:r>
-        <w:rPr>
-          <w:rFonts w:hint="eastAsia"/>
-        </w:rPr>
-        <w:t xml:space="preserve">架中继机是硬瓶颈，点位选择必须在时间上互斥），故不存在</w:t>
-      </w:r>
-      <w:r>
-        <w:t xml:space="preserve"> </w:t>
-      </w:r>
-      <w:r>
-        <w:rPr>
-          <w:rFonts w:hint="eastAsia"/>
-        </w:rPr>
-        <w:t xml:space="preserve">逐架次独立的最优性论证。可声明的只有：(a)</w:t>
-      </w:r>
-      <w:r>
-        <w:t xml:space="preserve"> </w:t>
-      </w:r>
-      <w:r>
-        <w:rPr>
-          <w:rFonts w:hint="eastAsia"/>
-          <w:b/>
-          <w:bCs/>
-        </w:rPr>
-        <w:t xml:space="preserve">全部硬约束由独立审计复算通过</w:t>
-      </w:r>
-      <w:r>
-        <w:rPr>
-          <w:rFonts w:hint="eastAsia"/>
-        </w:rPr>
-        <w:t xml:space="preserve">（零中断、</w:t>
-      </w:r>
-      <w:r>
-        <w:t xml:space="preserve"> </w:t>
-      </w:r>
-      <w:r>
-        <w:rPr>
-          <w:rFonts w:hint="eastAsia"/>
-        </w:rPr>
-        <w:t xml:space="preserve">零时序冲突、驻留与能耗均在上界内）；(b)</w:t>
-      </w:r>
-      <w:r>
-        <w:t xml:space="preserve"> </w:t>
-      </w:r>
-      <w:r>
-        <w:rPr>
-          <w:rFonts w:hint="eastAsia"/>
-        </w:rPr>
-        <w:t xml:space="preserve">结构性</w:t>
-      </w:r>
-      <w:r>
-        <w:rPr>
-          <w:rFonts w:hint="eastAsia"/>
-          <w:b/>
-          <w:bCs/>
-        </w:rPr>
-        <w:t xml:space="preserve">下界为</w:t>
-      </w:r>
-      <w:r>
-        <w:rPr>
-          <w:b/>
-          <w:bCs/>
-        </w:rPr>
-        <w:t xml:space="preserve"> 2 </w:t>
-      </w:r>
-      <w:r>
-        <w:rPr>
-          <w:rFonts w:hint="eastAsia"/>
-          <w:b/>
-          <w:bCs/>
-        </w:rPr>
-        <w:t xml:space="preserve">架次</w:t>
-      </w:r>
-      <w:r>
-        <w:rPr>
-          <w:rFonts w:hint="eastAsia"/>
-        </w:rPr>
-        <w:t xml:space="preserve">（由”必须同时在场的中继数”</w:t>
-      </w:r>
-      <w:r>
-        <w:t xml:space="preserve"> </w:t>
-      </w:r>
-      <w:r>
-        <w:rPr>
-          <w:rFonts w:hint="eastAsia"/>
-        </w:rPr>
-        <w:t xml:space="preserve">给出，见</w:t>
-      </w:r>
-      <w:r>
-        <w:t xml:space="preserve"> </w:t>
-      </w:r>
-      <w:r>
-        <w:rPr>
-          <w:rFonts w:hint="eastAsia"/>
-        </w:rPr>
-        <w:t xml:space="preserve">§4.4.1），但达到该下界要求一次驻留跨越</w:t>
-      </w:r>
-      <w:r>
-        <w:t xml:space="preserve"> 12382 s </w:t>
-      </w:r>
-      <w:r>
-        <w:rPr>
-          <w:rFonts w:hint="eastAsia"/>
-        </w:rPr>
-        <w:t xml:space="preserve">的总服务时长，</w:t>
-      </w:r>
-      <w:r>
-        <w:t xml:space="preserve"> </w:t>
-      </w:r>
-      <w:r>
-        <w:rPr>
-          <w:rFonts w:hint="eastAsia"/>
-        </w:rPr>
-        <w:t xml:space="preserve">而单架次驻留上界仅</w:t>
-      </w:r>
-      <w:r>
-        <w:t xml:space="preserve"> 7137 </w:t>
-      </w:r>
-      <w:r>
-        <w:rPr>
-          <w:rFonts w:hint="eastAsia"/>
-        </w:rPr>
-        <w:t xml:space="preserve">s，故</w:t>
-      </w:r>
-      <w:r>
-        <w:rPr>
-          <w:rFonts w:hint="eastAsia"/>
-          <w:b/>
-          <w:bCs/>
-        </w:rPr>
-        <w:t xml:space="preserve">下界不可达</w:t>
-      </w:r>
-      <w:r>
-        <w:rPr>
-          <w:rFonts w:hint="eastAsia"/>
-        </w:rPr>
-        <w:t xml:space="preserve">；(c)</w:t>
-      </w:r>
-      <w:r>
-        <w:t xml:space="preserve"> </w:t>
-      </w:r>
-      <w:r>
-        <w:rPr>
-          <w:rFonts w:hint="eastAsia"/>
-        </w:rPr>
-        <w:t xml:space="preserve">求解器的两处人为限幅（驻留时长上限</w:t>
-      </w:r>
-      <w:r>
-        <w:t xml:space="preserve"> </w:t>
-      </w:r>
-      <w:r>
-        <w:rPr>
-          <w:rFonts w:hint="eastAsia"/>
-        </w:rPr>
-        <w:t xml:space="preserve">与延伸间隔上限）已做单参数扫描，基准取值位于稳健一侧（§5</w:t>
-      </w:r>
-      <w:r>
-        <w:t xml:space="preserve"> /</w:t>
-      </w:r>
-      <w:r>
-        <w:t xml:space="preserve"> </w:t>
-      </w:r>
-      <w:r>
-        <w:rPr>
-          <w:rStyle w:val="VerbatimChar"/>
-        </w:rPr>
-        <w:t xml:space="preserve">reports/B5_Q3.md</w:t>
-      </w:r>
-      <w:r>
-        <w:rPr>
-          <w:rFonts w:hint="eastAsia"/>
-        </w:rPr>
-        <w:t xml:space="preserve">）。</w:t>
-      </w:r>
-      <w:r>
-        <w:t xml:space="preserve"> </w:t>
-      </w:r>
-      <w:r>
-        <w:t xml:space="preserve">&gt; </w:t>
-      </w:r>
-      <w:r>
-        <w:rPr>
-          <w:rFonts w:hint="eastAsia"/>
-        </w:rPr>
-        <w:t xml:space="preserve">早期版本据此给出的”合并相邻驻留是净负优化（14</w:t>
-      </w:r>
-      <w:r>
-        <w:t xml:space="preserve"> </w:t>
-      </w:r>
-      <w:r>
-        <w:rPr>
-          <w:rFonts w:hint="eastAsia"/>
-        </w:rPr>
-        <w:t xml:space="preserve">架次、5.8610</w:t>
-      </w:r>
-      <w:r>
-        <w:t xml:space="preserve"> </w:t>
-      </w:r>
-      <w:r>
-        <w:rPr>
-          <w:rFonts w:hint="eastAsia"/>
-        </w:rPr>
-        <w:t xml:space="preserve">kWh）“成本核算，</w:t>
-      </w:r>
-      <w:r>
-        <w:t xml:space="preserve"> </w:t>
-      </w:r>
-      <w:r>
-        <w:t xml:space="preserve">&gt; </w:t>
-      </w:r>
-      <w:r>
-        <w:rPr>
-          <w:rFonts w:hint="eastAsia"/>
-        </w:rPr>
-        <w:t xml:space="preserve">是在</w:t>
-      </w:r>
-      <w:r>
-        <w:rPr>
-          <w:rFonts w:hint="eastAsia"/>
-          <w:b/>
-          <w:bCs/>
-        </w:rPr>
-        <w:t xml:space="preserve">旧口径（继承问题一</w:t>
-      </w:r>
-      <w:r>
-        <w:rPr>
-          <w:b/>
-          <w:bCs/>
-        </w:rPr>
-        <w:t xml:space="preserve"> 18 </w:t>
-      </w:r>
-      <w:r>
-        <w:rPr>
-          <w:rFonts w:hint="eastAsia"/>
-          <w:b/>
-          <w:bCs/>
-        </w:rPr>
-        <w:t xml:space="preserve">串行架次）</w:t>
-      </w:r>
-      <w:r>
-        <w:rPr>
-          <w:rFonts w:hint="eastAsia"/>
-        </w:rPr>
-        <w:t xml:space="preserve">下算出的，已随本节重写整体失效，不再引用。</w:t>
+        <w:t xml:space="preserve">瓶颈归因清晰</w:t>
+      </w:r>
+      <w:r>
+        <w:rPr>
+          <w:rFonts w:hint="eastAsia"/>
+        </w:rPr>
+        <w:t xml:space="preserve">：问题一区分质量/体积/能量三瓶颈，问题三区分”绕障”与”扩距”两种中继价值。</w:t>
       </w:r>
     </w:p>
     <w:p>
@@ -36084,31 +37767,40 @@
           <w:b/>
           <w:bCs/>
         </w:rPr>
-        <w:t xml:space="preserve">问题四未做分区全局最优</w:t>
-      </w:r>
-      <w:r>
-        <w:rPr>
-          <w:rFonts w:hint="eastAsia"/>
-        </w:rPr>
-        <w:t xml:space="preserve">：采用</w:t>
-      </w:r>
-      <w:r>
-        <w:t xml:space="preserve"> k-means </w:t>
-      </w:r>
-      <w:r>
-        <w:rPr>
-          <w:rFonts w:hint="eastAsia"/>
-        </w:rPr>
-        <w:t xml:space="preserve">播种</w:t>
-      </w:r>
-      <w:r>
-        <w:t xml:space="preserve"> + </w:t>
-      </w:r>
-      <w:r>
-        <w:rPr>
-          <w:rFonts w:hint="eastAsia"/>
-        </w:rPr>
-        <w:t xml:space="preserve">局部搜索，非穷举。</w:t>
+        <w:t xml:space="preserve">可验证性强</w:t>
+      </w:r>
+      <w:r>
+        <w:rPr>
+          <w:rFonts w:hint="eastAsia"/>
+        </w:rPr>
+        <w:t xml:space="preserve">：51</w:t>
+      </w:r>
+      <w:r>
+        <w:t xml:space="preserve"> </w:t>
+      </w:r>
+      <w:r>
+        <w:rPr>
+          <w:rFonts w:hint="eastAsia"/>
+        </w:rPr>
+        <w:t xml:space="preserve">条验证</w:t>
+      </w:r>
+      <w:r>
+        <w:t xml:space="preserve"> + 52 </w:t>
+      </w:r>
+      <w:r>
+        <w:rPr>
+          <w:rFonts w:hint="eastAsia"/>
+        </w:rPr>
+        <w:t xml:space="preserve">条独立校验</w:t>
+      </w:r>
+      <w:r>
+        <w:t xml:space="preserve"> + 6 </w:t>
+      </w:r>
+      <w:r>
+        <w:rPr>
+          <w:rFonts w:hint="eastAsia"/>
+        </w:rPr>
+        <w:t xml:space="preserve">项治理检查，关键结论均有多源交叉。</w:t>
       </w:r>
     </w:p>
     <w:p>
@@ -36125,6 +37817,639 @@
           <w:b/>
           <w:bCs/>
         </w:rPr>
+        <w:t xml:space="preserve">诚实性</w:t>
+      </w:r>
+      <w:r>
+        <w:rPr>
+          <w:rFonts w:hint="eastAsia"/>
+        </w:rPr>
+        <w:t xml:space="preserve">：脆弱解、不可判定项、模型外因素均显式声明，不伪装收敛。</w:t>
+      </w:r>
+    </w:p>
+    <w:bookmarkEnd w:id="56"/>
+    <w:bookmarkStart w:id="57" w:name="缺点"/>
+    <w:p>
+      <w:pPr>
+        <w:pStyle w:val="Heading3"/>
+      </w:pPr>
+      <w:r>
+        <w:t xml:space="preserve">7.2 </w:t>
+      </w:r>
+      <w:r>
+        <w:rPr>
+          <w:rFonts w:hint="eastAsia"/>
+        </w:rPr>
+        <w:t xml:space="preserve">缺点</w:t>
+      </w:r>
+    </w:p>
+    <w:p>
+      <w:pPr>
+        <w:pStyle w:val="Compact"/>
+        <w:numPr>
+          <w:ilvl w:val="0"/>
+          <w:numId w:val="1011"/>
+        </w:numPr>
+      </w:pPr>
+      <w:r>
+        <w:rPr>
+          <w:rFonts w:hint="eastAsia"/>
+          <w:b/>
+          <w:bCs/>
+        </w:rPr>
+        <w:t xml:space="preserve">问题二未采用多服务区合并，已通过</w:t>
+      </w:r>
+      <w:r>
+        <w:rPr>
+          <w:b/>
+          <w:bCs/>
+        </w:rPr>
+        <w:t xml:space="preserve"> G-B </w:t>
+      </w:r>
+      <w:r>
+        <w:rPr>
+          <w:rFonts w:hint="eastAsia"/>
+          <w:b/>
+          <w:bCs/>
+        </w:rPr>
+        <w:t xml:space="preserve">代价核算给出定量否决理由</w:t>
+      </w:r>
+      <w:r>
+        <w:rPr>
+          <w:rFonts w:hint="eastAsia"/>
+        </w:rPr>
+        <w:t xml:space="preserve">：枚举全部</w:t>
+      </w:r>
+      <w:r>
+        <w:t xml:space="preserve"> C(15,2)=105 </w:t>
+      </w:r>
+      <w:r>
+        <w:rPr>
+          <w:rFonts w:hint="eastAsia"/>
+        </w:rPr>
+        <w:t xml:space="preserve">站对</w:t>
+      </w:r>
+      <w:r>
+        <w:t xml:space="preserve"> × 3 </w:t>
+      </w:r>
+      <w:r>
+        <w:rPr>
+          <w:rFonts w:hint="eastAsia"/>
+        </w:rPr>
+        <w:t xml:space="preserve">机型</w:t>
+      </w:r>
+      <w:r>
+        <w:t xml:space="preserve"> =</w:t>
+      </w:r>
+      <w:r>
+        <w:t xml:space="preserve"> </w:t>
+      </w:r>
+      <w:r>
+        <w:rPr>
+          <w:b/>
+          <w:bCs/>
+        </w:rPr>
+        <w:t xml:space="preserve">315 </w:t>
+      </w:r>
+      <w:r>
+        <w:rPr>
+          <w:rFonts w:hint="eastAsia"/>
+          <w:b/>
+          <w:bCs/>
+        </w:rPr>
+        <w:t xml:space="preserve">个合并方案</w:t>
+      </w:r>
+      <w:r>
+        <w:rPr>
+          <w:rFonts w:hint="eastAsia"/>
+        </w:rPr>
+        <w:t xml:space="preserve">，可行者</w:t>
+      </w:r>
+      <w:r>
+        <w:t xml:space="preserve"> 16 </w:t>
+      </w:r>
+      <w:r>
+        <w:rPr>
+          <w:rFonts w:hint="eastAsia"/>
+        </w:rPr>
+        <w:t xml:space="preserve">个（首批硬约束违约</w:t>
+      </w:r>
+      <w:r>
+        <w:t xml:space="preserve"> 0 </w:t>
+      </w:r>
+      <w:r>
+        <w:rPr>
+          <w:rFonts w:hint="eastAsia"/>
+        </w:rPr>
+        <w:t xml:space="preserve">个），其中</w:t>
+      </w:r>
+      <w:r>
+        <w:rPr>
+          <w:rFonts w:hint="eastAsia"/>
+          <w:b/>
+          <w:bCs/>
+        </w:rPr>
+        <w:t xml:space="preserve">仅</w:t>
+      </w:r>
+      <w:r>
+        <w:rPr>
+          <w:b/>
+          <w:bCs/>
+        </w:rPr>
+        <w:t xml:space="preserve"> 1 </w:t>
+      </w:r>
+      <w:r>
+        <w:rPr>
+          <w:rFonts w:hint="eastAsia"/>
+          <w:b/>
+          <w:bCs/>
+        </w:rPr>
+        <w:t xml:space="preserve">个</w:t>
+      </w:r>
+      <w:r>
+        <w:rPr>
+          <w:rFonts w:hint="eastAsia"/>
+        </w:rPr>
+        <w:t xml:space="preserve">（S007+S015）能降低能耗：省</w:t>
+      </w:r>
+      <w:r>
+        <w:t xml:space="preserve"> 1 </w:t>
+      </w:r>
+      <w:r>
+        <w:rPr>
+          <w:rFonts w:hint="eastAsia"/>
+        </w:rPr>
+        <w:t xml:space="preserve">架次、能耗降</w:t>
+      </w:r>
+      <w:r>
+        <w:t xml:space="preserve"> </w:t>
+      </w:r>
+      <w:r>
+        <w:rPr>
+          <w:b/>
+          <w:bCs/>
+        </w:rPr>
+        <w:t xml:space="preserve">0.3319 </w:t>
+      </w:r>
+      <w:r>
+        <w:rPr>
+          <w:rFonts w:hint="eastAsia"/>
+          <w:b/>
+          <w:bCs/>
+        </w:rPr>
+        <w:t xml:space="preserve">kWh（0.52%）</w:t>
+      </w:r>
+      <w:r>
+        <w:rPr>
+          <w:rFonts w:hint="eastAsia"/>
+        </w:rPr>
+        <w:t xml:space="preserve">，但</w:t>
+      </w:r>
+      <w:r>
+        <w:t xml:space="preserve"> makespan </w:t>
+      </w:r>
+      <w:r>
+        <w:rPr>
+          <w:rFonts w:hint="eastAsia"/>
+        </w:rPr>
+        <w:t xml:space="preserve">增</w:t>
+      </w:r>
+      <w:r>
+        <w:t xml:space="preserve"> </w:t>
+      </w:r>
+      <w:r>
+        <w:rPr>
+          <w:b/>
+          <w:bCs/>
+        </w:rPr>
+        <w:t xml:space="preserve">+1116.1 </w:t>
+      </w:r>
+      <w:r>
+        <w:rPr>
+          <w:rFonts w:hint="eastAsia"/>
+          <w:b/>
+          <w:bCs/>
+        </w:rPr>
+        <w:t xml:space="preserve">s（8.91%）</w:t>
+      </w:r>
+      <w:r>
+        <w:rPr>
+          <w:rFonts w:hint="eastAsia"/>
+        </w:rPr>
+        <w:t xml:space="preserve">。因</w:t>
+      </w:r>
+      <w:r>
+        <w:t xml:space="preserve"> Q2 </w:t>
+      </w:r>
+      <w:r>
+        <w:rPr>
+          <w:rFonts w:hint="eastAsia"/>
+        </w:rPr>
+        <w:t xml:space="preserve">的首要指标是【全部任务完成时间】，故</w:t>
+      </w:r>
+      <w:r>
+        <w:rPr>
+          <w:rFonts w:hint="eastAsia"/>
+          <w:b/>
+          <w:bCs/>
+        </w:rPr>
+        <w:t xml:space="preserve">否决</w:t>
+      </w:r>
+      <w:r>
+        <w:rPr>
+          <w:rFonts w:hint="eastAsia"/>
+        </w:rPr>
+        <w:t xml:space="preserve">（见</w:t>
+      </w:r>
+      <w:r>
+        <w:t xml:space="preserve"> </w:t>
+      </w:r>
+      <w:r>
+        <w:rPr>
+          <w:rStyle w:val="VerbatimChar"/>
+        </w:rPr>
+        <w:t xml:space="preserve">spec/iteration_ledger.md</w:t>
+      </w:r>
+      <w:r>
+        <w:t xml:space="preserve"> </w:t>
+      </w:r>
+      <w:r>
+        <w:rPr>
+          <w:rFonts w:hint="eastAsia"/>
+        </w:rPr>
+        <w:t xml:space="preserve">IT-14）。</w:t>
+      </w:r>
+    </w:p>
+    <w:p>
+      <w:pPr>
+        <w:pStyle w:val="Compact"/>
+        <w:numPr>
+          <w:ilvl w:val="0"/>
+          <w:numId w:val="1011"/>
+        </w:numPr>
+      </w:pPr>
+      <w:r>
+        <w:rPr>
+          <w:rFonts w:hint="eastAsia"/>
+          <w:b/>
+          <w:bCs/>
+        </w:rPr>
+        <w:t xml:space="preserve">问题三中继架次数</w:t>
+      </w:r>
+      <w:r>
+        <w:rPr>
+          <w:b/>
+          <w:bCs/>
+        </w:rPr>
+        <w:t xml:space="preserve"> 15 </w:t>
+      </w:r>
+      <w:r>
+        <w:rPr>
+          <w:rFonts w:hint="eastAsia"/>
+          <w:b/>
+          <w:bCs/>
+        </w:rPr>
+        <w:t xml:space="preserve">是贪心</w:t>
+      </w:r>
+      <w:r>
+        <w:rPr>
+          <w:b/>
+          <w:bCs/>
+        </w:rPr>
+        <w:t xml:space="preserve"> + </w:t>
+      </w:r>
+      <w:r>
+        <w:rPr>
+          <w:rFonts w:hint="eastAsia"/>
+          <w:b/>
+          <w:bCs/>
+        </w:rPr>
+        <w:t xml:space="preserve">违约修复得到的可行解，不是全局最优</w:t>
+      </w:r>
+      <w:r>
+        <w:rPr>
+          <w:rFonts w:hint="eastAsia"/>
+        </w:rPr>
+        <w:t xml:space="preserve">：联合调度不可分解为</w:t>
+      </w:r>
+      <w:r>
+        <w:t xml:space="preserve"> </w:t>
+      </w:r>
+      <w:r>
+        <w:rPr>
+          <w:rFonts w:hint="eastAsia"/>
+        </w:rPr>
+        <w:t xml:space="preserve">“每架次各选一个最优悬停点”</w:t>
+      </w:r>
+      <w:r>
+        <w:rPr>
+          <w:rFonts w:hint="eastAsia"/>
+        </w:rPr>
+        <w:t xml:space="preserve">（2</w:t>
+      </w:r>
+      <w:r>
+        <w:t xml:space="preserve"> </w:t>
+      </w:r>
+      <w:r>
+        <w:rPr>
+          <w:rFonts w:hint="eastAsia"/>
+        </w:rPr>
+        <w:t xml:space="preserve">架中继机是硬瓶颈，点位选择必须在时间上互斥），故不存在</w:t>
+      </w:r>
+      <w:r>
+        <w:t xml:space="preserve"> </w:t>
+      </w:r>
+      <w:r>
+        <w:rPr>
+          <w:rFonts w:hint="eastAsia"/>
+        </w:rPr>
+        <w:t xml:space="preserve">逐架次独立的最优性论证。可声明的只有：(a)</w:t>
+      </w:r>
+      <w:r>
+        <w:t xml:space="preserve"> </w:t>
+      </w:r>
+      <w:r>
+        <w:rPr>
+          <w:rFonts w:hint="eastAsia"/>
+          <w:b/>
+          <w:bCs/>
+        </w:rPr>
+        <w:t xml:space="preserve">全部硬约束由独立审计复算通过</w:t>
+      </w:r>
+      <w:r>
+        <w:rPr>
+          <w:rFonts w:hint="eastAsia"/>
+        </w:rPr>
+        <w:t xml:space="preserve">（零中断、</w:t>
+      </w:r>
+      <w:r>
+        <w:t xml:space="preserve"> </w:t>
+      </w:r>
+      <w:r>
+        <w:rPr>
+          <w:rFonts w:hint="eastAsia"/>
+        </w:rPr>
+        <w:t xml:space="preserve">零时序冲突、驻留与能耗均在上界内）；(b)</w:t>
+      </w:r>
+      <w:r>
+        <w:t xml:space="preserve"> </w:t>
+      </w:r>
+      <w:r>
+        <w:rPr>
+          <w:rFonts w:hint="eastAsia"/>
+        </w:rPr>
+        <w:t xml:space="preserve">结构性</w:t>
+      </w:r>
+      <w:r>
+        <w:rPr>
+          <w:rFonts w:hint="eastAsia"/>
+          <w:b/>
+          <w:bCs/>
+        </w:rPr>
+        <w:t xml:space="preserve">下界为</w:t>
+      </w:r>
+      <w:r>
+        <w:rPr>
+          <w:b/>
+          <w:bCs/>
+        </w:rPr>
+        <w:t xml:space="preserve"> 2 </w:t>
+      </w:r>
+      <w:r>
+        <w:rPr>
+          <w:rFonts w:hint="eastAsia"/>
+          <w:b/>
+          <w:bCs/>
+        </w:rPr>
+        <w:t xml:space="preserve">架次</w:t>
+      </w:r>
+      <w:r>
+        <w:rPr>
+          <w:rFonts w:hint="eastAsia"/>
+        </w:rPr>
+        <w:t xml:space="preserve">（由”必须同时在场的中继数”</w:t>
+      </w:r>
+      <w:r>
+        <w:t xml:space="preserve"> </w:t>
+      </w:r>
+      <w:r>
+        <w:rPr>
+          <w:rFonts w:hint="eastAsia"/>
+        </w:rPr>
+        <w:t xml:space="preserve">给出，见</w:t>
+      </w:r>
+      <w:r>
+        <w:t xml:space="preserve"> </w:t>
+      </w:r>
+      <w:r>
+        <w:rPr>
+          <w:rFonts w:hint="eastAsia"/>
+        </w:rPr>
+        <w:t xml:space="preserve">§4.4.1），但达到该下界要求一次驻留跨越</w:t>
+      </w:r>
+      <w:r>
+        <w:t xml:space="preserve"> 12382 s </w:t>
+      </w:r>
+      <w:r>
+        <w:rPr>
+          <w:rFonts w:hint="eastAsia"/>
+        </w:rPr>
+        <w:t xml:space="preserve">的总服务时长，</w:t>
+      </w:r>
+      <w:r>
+        <w:t xml:space="preserve"> </w:t>
+      </w:r>
+      <w:r>
+        <w:rPr>
+          <w:rFonts w:hint="eastAsia"/>
+        </w:rPr>
+        <w:t xml:space="preserve">而单架次驻留上界仅</w:t>
+      </w:r>
+      <w:r>
+        <w:t xml:space="preserve"> 7137 </w:t>
+      </w:r>
+      <w:r>
+        <w:rPr>
+          <w:rFonts w:hint="eastAsia"/>
+        </w:rPr>
+        <w:t xml:space="preserve">s，故</w:t>
+      </w:r>
+      <w:r>
+        <w:rPr>
+          <w:rFonts w:hint="eastAsia"/>
+          <w:b/>
+          <w:bCs/>
+        </w:rPr>
+        <w:t xml:space="preserve">下界不可达</w:t>
+      </w:r>
+      <w:r>
+        <w:rPr>
+          <w:rFonts w:hint="eastAsia"/>
+        </w:rPr>
+        <w:t xml:space="preserve">；(c)</w:t>
+      </w:r>
+      <w:r>
+        <w:t xml:space="preserve"> </w:t>
+      </w:r>
+      <w:r>
+        <w:rPr>
+          <w:rFonts w:hint="eastAsia"/>
+        </w:rPr>
+        <w:t xml:space="preserve">求解器的两处人为限幅（驻留时长上限</w:t>
+      </w:r>
+      <w:r>
+        <w:t xml:space="preserve"> </w:t>
+      </w:r>
+      <w:r>
+        <w:rPr>
+          <w:rFonts w:hint="eastAsia"/>
+        </w:rPr>
+        <w:t xml:space="preserve">与延伸间隔上限）已做单参数扫描，基准取值位于稳健一侧（§5</w:t>
+      </w:r>
+      <w:r>
+        <w:t xml:space="preserve"> /</w:t>
+      </w:r>
+      <w:r>
+        <w:t xml:space="preserve"> </w:t>
+      </w:r>
+      <w:r>
+        <w:rPr>
+          <w:rStyle w:val="VerbatimChar"/>
+        </w:rPr>
+        <w:t xml:space="preserve">reports/B5_Q3.md</w:t>
+      </w:r>
+      <w:r>
+        <w:rPr>
+          <w:rFonts w:hint="eastAsia"/>
+        </w:rPr>
+        <w:t xml:space="preserve">）。</w:t>
+      </w:r>
+      <w:r>
+        <w:t xml:space="preserve"> </w:t>
+      </w:r>
+      <w:r>
+        <w:t xml:space="preserve">&gt; </w:t>
+      </w:r>
+      <w:r>
+        <w:rPr>
+          <w:rFonts w:hint="eastAsia"/>
+        </w:rPr>
+        <w:t xml:space="preserve">早期版本据此给出的”合并相邻驻留是净负优化（14</w:t>
+      </w:r>
+      <w:r>
+        <w:t xml:space="preserve"> </w:t>
+      </w:r>
+      <w:r>
+        <w:rPr>
+          <w:rFonts w:hint="eastAsia"/>
+        </w:rPr>
+        <w:t xml:space="preserve">架次、5.8610</w:t>
+      </w:r>
+      <w:r>
+        <w:t xml:space="preserve"> </w:t>
+      </w:r>
+      <w:r>
+        <w:rPr>
+          <w:rFonts w:hint="eastAsia"/>
+        </w:rPr>
+        <w:t xml:space="preserve">kWh）“成本核算，</w:t>
+      </w:r>
+      <w:r>
+        <w:t xml:space="preserve"> </w:t>
+      </w:r>
+      <w:r>
+        <w:t xml:space="preserve">&gt; </w:t>
+      </w:r>
+      <w:r>
+        <w:rPr>
+          <w:rFonts w:hint="eastAsia"/>
+        </w:rPr>
+        <w:t xml:space="preserve">是在</w:t>
+      </w:r>
+      <w:r>
+        <w:rPr>
+          <w:rFonts w:hint="eastAsia"/>
+          <w:b/>
+          <w:bCs/>
+        </w:rPr>
+        <w:t xml:space="preserve">旧口径（继承问题一</w:t>
+      </w:r>
+      <w:r>
+        <w:rPr>
+          <w:b/>
+          <w:bCs/>
+        </w:rPr>
+        <w:t xml:space="preserve"> 18 </w:t>
+      </w:r>
+      <w:r>
+        <w:rPr>
+          <w:rFonts w:hint="eastAsia"/>
+          <w:b/>
+          <w:bCs/>
+        </w:rPr>
+        <w:t xml:space="preserve">串行架次）</w:t>
+      </w:r>
+      <w:r>
+        <w:rPr>
+          <w:rFonts w:hint="eastAsia"/>
+        </w:rPr>
+        <w:t xml:space="preserve">下算出的，已随本节重写整体失效，不再引用。</w:t>
+      </w:r>
+    </w:p>
+    <w:p>
+      <w:pPr>
+        <w:pStyle w:val="Compact"/>
+        <w:numPr>
+          <w:ilvl w:val="0"/>
+          <w:numId w:val="1011"/>
+        </w:numPr>
+      </w:pPr>
+      <w:r>
+        <w:rPr>
+          <w:rFonts w:hint="eastAsia"/>
+          <w:b/>
+          <w:bCs/>
+        </w:rPr>
+        <w:t xml:space="preserve">问题四未做分区全局最优</w:t>
+      </w:r>
+      <w:r>
+        <w:rPr>
+          <w:rFonts w:hint="eastAsia"/>
+        </w:rPr>
+        <w:t xml:space="preserve">：采用</w:t>
+      </w:r>
+      <w:r>
+        <w:t xml:space="preserve"> k-means </w:t>
+      </w:r>
+      <w:r>
+        <w:rPr>
+          <w:rFonts w:hint="eastAsia"/>
+        </w:rPr>
+        <w:t xml:space="preserve">播种</w:t>
+      </w:r>
+      <w:r>
+        <w:t xml:space="preserve"> + </w:t>
+      </w:r>
+      <w:r>
+        <w:rPr>
+          <w:rFonts w:hint="eastAsia"/>
+        </w:rPr>
+        <w:t xml:space="preserve">局部搜索，非穷举。</w:t>
+      </w:r>
+    </w:p>
+    <w:p>
+      <w:pPr>
+        <w:pStyle w:val="Compact"/>
+        <w:numPr>
+          <w:ilvl w:val="0"/>
+          <w:numId w:val="1011"/>
+        </w:numPr>
+      </w:pPr>
+      <w:r>
+        <w:rPr>
+          <w:rFonts w:hint="eastAsia"/>
+          <w:b/>
+          <w:bCs/>
+        </w:rPr>
         <w:t xml:space="preserve">鲁棒性边界</w:t>
       </w:r>
       <w:r>
@@ -36186,8 +38511,8 @@
         <w:t xml:space="preserve">7.4）。</w:t>
       </w:r>
     </w:p>
-    <w:bookmarkEnd w:id="55"/>
-    <w:bookmarkStart w:id="57" w:name="适用条件"/>
+    <w:bookmarkEnd w:id="57"/>
+    <w:bookmarkStart w:id="59" w:name="适用条件"/>
     <w:p>
       <w:pPr>
         <w:pStyle w:val="Heading3"/>
@@ -36763,7 +39088,7 @@
         </w:tc>
       </w:tr>
     </w:tbl>
-    <w:bookmarkStart w:id="56" w:name="b-c-2任务组并行执行在冻结口径下的处理"/>
+    <w:bookmarkStart w:id="58" w:name="b-c-2任务组并行执行在冻结口径下的处理"/>
     <w:p>
       <w:pPr>
         <w:pStyle w:val="Heading4"/>
@@ -36877,7 +39202,7 @@
         <w:pStyle w:val="Compact"/>
         <w:numPr>
           <w:ilvl w:val="0"/>
-          <w:numId w:val="1011"/>
+          <w:numId w:val="1012"/>
         </w:numPr>
       </w:pPr>
       <w:r>
@@ -36945,7 +39270,7 @@
         <w:pStyle w:val="Compact"/>
         <w:numPr>
           <w:ilvl w:val="0"/>
-          <w:numId w:val="1011"/>
+          <w:numId w:val="1012"/>
         </w:numPr>
       </w:pPr>
       <w:r>
@@ -37102,9 +39427,9 @@
         <w:t xml:space="preserve"> C-2。</w:t>
       </w:r>
     </w:p>
-    <w:bookmarkEnd w:id="56"/>
-    <w:bookmarkEnd w:id="57"/>
-    <w:bookmarkStart w:id="58" w:name="已知局限声明不可判定项"/>
+    <w:bookmarkEnd w:id="58"/>
+    <w:bookmarkEnd w:id="59"/>
+    <w:bookmarkStart w:id="60" w:name="已知局限声明不可判定项"/>
     <w:p>
       <w:pPr>
         <w:pStyle w:val="Heading3"/>
@@ -37743,8 +40068,8 @@
         </w:tc>
       </w:tr>
     </w:tbl>
-    <w:bookmarkEnd w:id="58"/>
-    <w:bookmarkStart w:id="59" w:name="题面表述歧义清单供评阅对照"/>
+    <w:bookmarkEnd w:id="60"/>
+    <w:bookmarkStart w:id="61" w:name="题面表述歧义清单供评阅对照"/>
     <w:p>
       <w:pPr>
         <w:pStyle w:val="Heading3"/>
@@ -38410,9 +40735,9 @@
         </w:pict>
       </w:r>
     </w:p>
-    <w:bookmarkEnd w:id="59"/>
-    <w:bookmarkEnd w:id="60"/>
-    <w:bookmarkStart w:id="61" w:name="八参考文献"/>
+    <w:bookmarkEnd w:id="61"/>
+    <w:bookmarkEnd w:id="62"/>
+    <w:bookmarkStart w:id="67" w:name="八结论与展望"/>
     <w:p>
       <w:pPr>
         <w:pStyle w:val="Heading2"/>
@@ -38421,7 +40746,1070 @@
         <w:rPr>
           <w:rFonts w:hint="eastAsia"/>
         </w:rPr>
-        <w:t xml:space="preserve">八、参考文献</w:t>
+        <w:t xml:space="preserve">八、结论与展望</w:t>
+      </w:r>
+    </w:p>
+    <w:bookmarkStart w:id="63" w:name="四个问题的答案"/>
+    <w:p>
+      <w:pPr>
+        <w:pStyle w:val="Heading3"/>
+      </w:pPr>
+      <w:r>
+        <w:t xml:space="preserve">8.1 </w:t>
+      </w:r>
+      <w:r>
+        <w:rPr>
+          <w:rFonts w:hint="eastAsia"/>
+        </w:rPr>
+        <w:t xml:space="preserve">四个问题的答案</w:t>
+      </w:r>
+    </w:p>
+    <w:tbl>
+      <w:tblPr>
+        <w:tblStyle w:val="Table"/>
+        <w:tblW w:type="pct" w:w="5000"/>
+        <w:tblLayout w:type="fixed"/>
+        <w:tblLook w:firstRow="1" w:lastRow="0" w:firstColumn="0" w:lastColumn="0" w:noHBand="0" w:noVBand="0" w:val="0020"/>
+      </w:tblPr>
+      <w:tblGrid>
+        <w:gridCol w:w="2640"/>
+        <w:gridCol w:w="2640"/>
+        <w:gridCol w:w="2640"/>
+      </w:tblGrid>
+      <w:tr>
+        <w:trPr>
+          <w:tblHeader w:val="on"/>
+        </w:trPr>
+        <w:tc>
+          <w:tcPr/>
+          <w:p>
+            <w:pPr>
+              <w:pStyle w:val="Compact"/>
+            </w:pPr>
+            <w:r>
+              <w:rPr>
+                <w:rFonts w:hint="eastAsia"/>
+              </w:rPr>
+              <w:t xml:space="preserve">问题</w:t>
+            </w:r>
+          </w:p>
+        </w:tc>
+        <w:tc>
+          <w:tcPr/>
+          <w:p>
+            <w:pPr>
+              <w:pStyle w:val="Compact"/>
+            </w:pPr>
+            <w:r>
+              <w:rPr>
+                <w:rFonts w:hint="eastAsia"/>
+              </w:rPr>
+              <w:t xml:space="preserve">本文答案</w:t>
+            </w:r>
+          </w:p>
+        </w:tc>
+        <w:tc>
+          <w:tcPr/>
+          <w:p>
+            <w:pPr>
+              <w:pStyle w:val="Compact"/>
+            </w:pPr>
+            <w:r>
+              <w:rPr>
+                <w:rFonts w:hint="eastAsia"/>
+              </w:rPr>
+              <w:t xml:space="preserve">核心数字</w:t>
+            </w:r>
+          </w:p>
+        </w:tc>
+      </w:tr>
+      <w:tr>
+        <w:tc>
+          <w:tcPr/>
+          <w:p>
+            <w:pPr>
+              <w:pStyle w:val="Compact"/>
+            </w:pPr>
+            <w:r>
+              <w:rPr>
+                <w:rFonts w:hint="eastAsia"/>
+              </w:rPr>
+              <w:t xml:space="preserve">一</w:t>
+            </w:r>
+          </w:p>
+        </w:tc>
+        <w:tc>
+          <w:tcPr/>
+          <w:p>
+            <w:pPr>
+              <w:pStyle w:val="Compact"/>
+            </w:pPr>
+            <w:r>
+              <w:t xml:space="preserve">15 </w:t>
+            </w:r>
+            <w:r>
+              <w:rPr>
+                <w:rFonts w:hint="eastAsia"/>
+              </w:rPr>
+              <w:t xml:space="preserve">个服务区的最大安全载荷与瓶颈归属；最小架次数下的精确最小能耗组批</w:t>
+            </w:r>
+          </w:p>
+        </w:tc>
+        <w:tc>
+          <w:tcPr/>
+          <w:p>
+            <w:pPr>
+              <w:pStyle w:val="Compact"/>
+            </w:pPr>
+            <w:r>
+              <w:rPr>
+                <w:b/>
+                <w:bCs/>
+              </w:rPr>
+              <w:t xml:space="preserve">18 </w:t>
+            </w:r>
+            <w:r>
+              <w:rPr>
+                <w:rFonts w:hint="eastAsia"/>
+                <w:b/>
+                <w:bCs/>
+              </w:rPr>
+              <w:t xml:space="preserve">架次</w:t>
+            </w:r>
+            <w:r>
+              <w:rPr>
+                <w:rFonts w:hint="eastAsia"/>
+              </w:rPr>
+              <w:t xml:space="preserve">（C×11、B×7）、</w:t>
+            </w:r>
+            <w:r>
+              <w:rPr>
+                <w:b/>
+                <w:bCs/>
+              </w:rPr>
+              <w:t xml:space="preserve">63.2416 kWh</w:t>
+            </w:r>
+            <w:r>
+              <w:t xml:space="preserve">、33043.2 s</w:t>
+            </w:r>
+          </w:p>
+        </w:tc>
+      </w:tr>
+      <w:tr>
+        <w:tc>
+          <w:tcPr/>
+          <w:p>
+            <w:pPr>
+              <w:pStyle w:val="Compact"/>
+            </w:pPr>
+            <w:r>
+              <w:rPr>
+                <w:rFonts w:hint="eastAsia"/>
+              </w:rPr>
+              <w:t xml:space="preserve">二</w:t>
+            </w:r>
+          </w:p>
+        </w:tc>
+        <w:tc>
+          <w:tcPr/>
+          <w:p>
+            <w:pPr>
+              <w:pStyle w:val="Compact"/>
+            </w:pPr>
+            <w:r>
+              <w:rPr>
+                <w:rFonts w:hint="eastAsia"/>
+              </w:rPr>
+              <w:t xml:space="preserve">满足全部首批/医疗硬时限的并行调度方案</w:t>
+            </w:r>
+          </w:p>
+        </w:tc>
+        <w:tc>
+          <w:tcPr/>
+          <w:p>
+            <w:pPr>
+              <w:pStyle w:val="Compact"/>
+            </w:pPr>
+            <w:r>
+              <w:rPr>
+                <w:b/>
+                <w:bCs/>
+              </w:rPr>
+              <w:t xml:space="preserve">37 </w:t>
+            </w:r>
+            <w:r>
+              <w:rPr>
+                <w:rFonts w:hint="eastAsia"/>
+                <w:b/>
+                <w:bCs/>
+              </w:rPr>
+              <w:t xml:space="preserve">架次</w:t>
+            </w:r>
+            <w:r>
+              <w:rPr>
+                <w:rFonts w:hint="eastAsia"/>
+              </w:rPr>
+              <w:t xml:space="preserve">、完成时间</w:t>
+            </w:r>
+            <w:r>
+              <w:t xml:space="preserve"> </w:t>
+            </w:r>
+            <w:r>
+              <w:rPr>
+                <w:b/>
+                <w:bCs/>
+              </w:rPr>
+              <w:t xml:space="preserve">12527.0 s</w:t>
+            </w:r>
+            <w:r>
+              <w:rPr>
+                <w:rFonts w:hint="eastAsia"/>
+              </w:rPr>
+              <w:t xml:space="preserve">（较串行</w:t>
+            </w:r>
+            <w:r>
+              <w:t xml:space="preserve"> </w:t>
+            </w:r>
+            <w:r>
+              <w:rPr>
+                <w:rFonts w:hint="eastAsia"/>
+              </w:rPr>
+              <w:t xml:space="preserve">−62.1%）、首批</w:t>
+            </w:r>
+            <w:r>
+              <w:t xml:space="preserve"> </w:t>
+            </w:r>
+            <w:r>
+              <w:rPr>
+                <w:rFonts w:hint="eastAsia"/>
+              </w:rPr>
+              <w:t xml:space="preserve">30/30、医疗</w:t>
+            </w:r>
+            <w:r>
+              <w:t xml:space="preserve"> 16/16</w:t>
+            </w:r>
+          </w:p>
+        </w:tc>
+      </w:tr>
+      <w:tr>
+        <w:tc>
+          <w:tcPr/>
+          <w:p>
+            <w:pPr>
+              <w:pStyle w:val="Compact"/>
+            </w:pPr>
+            <w:r>
+              <w:rPr>
+                <w:rFonts w:hint="eastAsia"/>
+              </w:rPr>
+              <w:t xml:space="preserve">三</w:t>
+            </w:r>
+          </w:p>
+        </w:tc>
+        <w:tc>
+          <w:tcPr/>
+          <w:p>
+            <w:pPr>
+              <w:pStyle w:val="Compact"/>
+            </w:pPr>
+            <w:r>
+              <w:rPr>
+                <w:rFonts w:hint="eastAsia"/>
+              </w:rPr>
+              <w:t xml:space="preserve">通信零中断的运输—中继联合调度</w:t>
+            </w:r>
+          </w:p>
+        </w:tc>
+        <w:tc>
+          <w:tcPr/>
+          <w:p>
+            <w:pPr>
+              <w:pStyle w:val="Compact"/>
+            </w:pPr>
+            <w:r>
+              <w:rPr>
+                <w:b/>
+                <w:bCs/>
+              </w:rPr>
+              <w:t xml:space="preserve">15 </w:t>
+            </w:r>
+            <w:r>
+              <w:rPr>
+                <w:rFonts w:hint="eastAsia"/>
+                <w:b/>
+                <w:bCs/>
+              </w:rPr>
+              <w:t xml:space="preserve">个中继架次</w:t>
+            </w:r>
+            <w:r>
+              <w:rPr>
+                <w:rFonts w:hint="eastAsia"/>
+              </w:rPr>
+              <w:t xml:space="preserve">、通信中断</w:t>
+            </w:r>
+            <w:r>
+              <w:t xml:space="preserve"> </w:t>
+            </w:r>
+            <w:r>
+              <w:rPr>
+                <w:b/>
+                <w:bCs/>
+              </w:rPr>
+              <w:t xml:space="preserve">0/348</w:t>
+            </w:r>
+            <w:r>
+              <w:rPr>
+                <w:rFonts w:hint="eastAsia"/>
+              </w:rPr>
+              <w:t xml:space="preserve">、总能耗</w:t>
+            </w:r>
+            <w:r>
+              <w:t xml:space="preserve"> </w:t>
+            </w:r>
+            <w:r>
+              <w:rPr>
+                <w:b/>
+                <w:bCs/>
+              </w:rPr>
+              <w:t xml:space="preserve">94.7400 kWh</w:t>
+            </w:r>
+            <w:r>
+              <w:rPr>
+                <w:rFonts w:hint="eastAsia"/>
+              </w:rPr>
+              <w:t xml:space="preserve">、联合完成</w:t>
+            </w:r>
+            <w:r>
+              <w:t xml:space="preserve"> 20072 s</w:t>
+            </w:r>
+          </w:p>
+        </w:tc>
+      </w:tr>
+      <w:tr>
+        <w:tc>
+          <w:tcPr/>
+          <w:p>
+            <w:pPr>
+              <w:pStyle w:val="Compact"/>
+            </w:pPr>
+            <w:r>
+              <w:rPr>
+                <w:rFonts w:hint="eastAsia"/>
+              </w:rPr>
+              <w:t xml:space="preserve">四</w:t>
+            </w:r>
+          </w:p>
+        </w:tc>
+        <w:tc>
+          <w:tcPr/>
+          <w:p>
+            <w:pPr>
+              <w:pStyle w:val="Compact"/>
+            </w:pPr>
+            <w:r>
+              <w:rPr>
+                <w:rFonts w:hint="eastAsia"/>
+              </w:rPr>
+              <w:t xml:space="preserve">冻结时间轴下的分区资源配置与缺口核算</w:t>
+            </w:r>
+          </w:p>
+        </w:tc>
+        <w:tc>
+          <w:tcPr/>
+          <w:p>
+            <w:pPr>
+              <w:pStyle w:val="Compact"/>
+            </w:pPr>
+            <w:r>
+              <w:t xml:space="preserve">K=2 </w:t>
+            </w:r>
+            <w:r>
+              <w:rPr>
+                <w:rFonts w:hint="eastAsia"/>
+              </w:rPr>
+              <w:t xml:space="preserve">缺口率</w:t>
+            </w:r>
+            <w:r>
+              <w:t xml:space="preserve"> </w:t>
+            </w:r>
+            <w:r>
+              <w:rPr>
+                <w:b/>
+                <w:bCs/>
+              </w:rPr>
+              <w:t xml:space="preserve">2.4167</w:t>
+            </w:r>
+            <w:r>
+              <w:rPr>
+                <w:rFonts w:hint="eastAsia"/>
+              </w:rPr>
+              <w:t xml:space="preserve">（推荐）、K=3</w:t>
+            </w:r>
+            <w:r>
+              <w:t xml:space="preserve"> </w:t>
+            </w:r>
+            <w:r>
+              <w:rPr>
+                <w:rFonts w:hint="eastAsia"/>
+              </w:rPr>
+              <w:t xml:space="preserve">缺口率</w:t>
+            </w:r>
+            <w:r>
+              <w:t xml:space="preserve"> </w:t>
+            </w:r>
+            <w:r>
+              <w:rPr>
+                <w:b/>
+                <w:bCs/>
+              </w:rPr>
+              <w:t xml:space="preserve">4.2500</w:t>
+            </w:r>
+          </w:p>
+        </w:tc>
+      </w:tr>
+    </w:tbl>
+    <w:bookmarkEnd w:id="63"/>
+    <w:bookmarkStart w:id="64" w:name="三个反直觉发现"/>
+    <w:p>
+      <w:pPr>
+        <w:pStyle w:val="Heading3"/>
+      </w:pPr>
+      <w:r>
+        <w:t xml:space="preserve">8.2 </w:t>
+      </w:r>
+      <w:r>
+        <w:rPr>
+          <w:rFonts w:hint="eastAsia"/>
+        </w:rPr>
+        <w:t xml:space="preserve">三个反直觉发现</w:t>
+      </w:r>
+    </w:p>
+    <w:p>
+      <w:pPr>
+        <w:pStyle w:val="Compact"/>
+        <w:numPr>
+          <w:ilvl w:val="0"/>
+          <w:numId w:val="1013"/>
+        </w:numPr>
+      </w:pPr>
+      <w:r>
+        <w:rPr>
+          <w:rFonts w:hint="eastAsia"/>
+          <w:b/>
+          <w:bCs/>
+        </w:rPr>
+        <w:t xml:space="preserve">中继不扩距、只绕障</w:t>
+      </w:r>
+      <w:r>
+        <w:rPr>
+          <w:rFonts w:hint="eastAsia"/>
+        </w:rPr>
+        <w:t xml:space="preserve">：运输机↔中继接入端的门限（116</w:t>
+      </w:r>
+      <w:r>
+        <w:t xml:space="preserve"> dB / 6.307 </w:t>
+      </w:r>
+      <w:r>
+        <w:rPr>
+          <w:rFonts w:hint="eastAsia"/>
+        </w:rPr>
+        <w:t xml:space="preserve">km）</w:t>
+      </w:r>
+      <w:r>
+        <w:rPr>
+          <w:rFonts w:hint="eastAsia"/>
+          <w:b/>
+          <w:bCs/>
+        </w:rPr>
+        <w:t xml:space="preserve">低于</w:t>
+      </w:r>
+      <w:r>
+        <w:rPr>
+          <w:rFonts w:hint="eastAsia"/>
+        </w:rPr>
+        <w:t xml:space="preserve">运输机↔网关（122</w:t>
+      </w:r>
+      <w:r>
+        <w:t xml:space="preserve"> dB / 12.583 </w:t>
+      </w:r>
+      <w:r>
+        <w:rPr>
+          <w:rFonts w:hint="eastAsia"/>
+        </w:rPr>
+        <w:t xml:space="preserve">km），因接入端天线增益（6</w:t>
+      </w:r>
+      <w:r>
+        <w:t xml:space="preserve"> </w:t>
+      </w:r>
+      <w:r>
+        <w:rPr>
+          <w:rFonts w:hint="eastAsia"/>
+        </w:rPr>
+        <w:t xml:space="preserve">dBi）远小于网关（12</w:t>
+      </w:r>
+      <w:r>
+        <w:t xml:space="preserve"> </w:t>
+      </w:r>
+      <w:r>
+        <w:rPr>
+          <w:rFonts w:hint="eastAsia"/>
+        </w:rPr>
+        <w:t xml:space="preserve">dBi）。中继的价值在于把”被山脊遮挡”改为”可视”，而非增大覆盖半径——这正是问题三中继需求机理的关键（§4.1.5）。</w:t>
+      </w:r>
+    </w:p>
+    <w:p>
+      <w:pPr>
+        <w:pStyle w:val="Compact"/>
+        <w:numPr>
+          <w:ilvl w:val="0"/>
+          <w:numId w:val="1013"/>
+        </w:numPr>
+      </w:pPr>
+      <w:r>
+        <w:rPr>
+          <w:rFonts w:hint="eastAsia"/>
+          <w:b/>
+          <w:bCs/>
+        </w:rPr>
+        <w:t xml:space="preserve">山区地形并未使爬升能耗成为主导项</w:t>
+      </w:r>
+      <w:r>
+        <w:rPr>
+          <w:rFonts w:hint="eastAsia"/>
+        </w:rPr>
+        <w:t xml:space="preserve">：题面规定巡航海拔取”航段所经</w:t>
+      </w:r>
+      <w:r>
+        <w:t xml:space="preserve"> DEM </w:t>
+      </w:r>
+      <w:r>
+        <w:rPr>
+          <w:rFonts w:hint="eastAsia"/>
+        </w:rPr>
+        <w:t xml:space="preserve">最高地面高程</w:t>
+      </w:r>
+      <w:r>
+        <w:t xml:space="preserve"> + 50 </w:t>
+      </w:r>
+      <w:r>
+        <w:rPr>
+          <w:rFonts w:hint="eastAsia"/>
+        </w:rPr>
+        <w:t xml:space="preserve">m”，爬升高度由航段内高程起伏决定，故仅数百米量级，全题爬升占比中位</w:t>
+      </w:r>
+      <w:r>
+        <w:t xml:space="preserve"> </w:t>
+      </w:r>
+      <w:r>
+        <w:rPr>
+          <w:rFonts w:hint="eastAsia"/>
+        </w:rPr>
+        <w:t xml:space="preserve">4.6%。真正约束</w:t>
+      </w:r>
+      <w:r>
+        <w:t xml:space="preserve"> C </w:t>
+      </w:r>
+      <w:r>
+        <w:rPr>
+          <w:rFonts w:hint="eastAsia"/>
+        </w:rPr>
+        <w:t xml:space="preserve">型能力的是</w:t>
+      </w:r>
+      <w:r>
+        <w:rPr>
+          <w:rFonts w:hint="eastAsia"/>
+          <w:b/>
+          <w:bCs/>
+        </w:rPr>
+        <w:t xml:space="preserve">水平航程</w:t>
+      </w:r>
+      <w:r>
+        <w:rPr>
+          <w:rFonts w:hint="eastAsia"/>
+        </w:rPr>
+        <w:t xml:space="preserve">（§4.1.2b）。</w:t>
+      </w:r>
+    </w:p>
+    <w:p>
+      <w:pPr>
+        <w:pStyle w:val="Compact"/>
+        <w:numPr>
+          <w:ilvl w:val="0"/>
+          <w:numId w:val="1013"/>
+        </w:numPr>
+      </w:pPr>
+      <w:r>
+        <w:rPr>
+          <w:rFonts w:hint="eastAsia"/>
+          <w:b/>
+          <w:bCs/>
+        </w:rPr>
+        <w:t xml:space="preserve">中继需求的代价在时间而非能量</w:t>
+      </w:r>
+      <w:r>
+        <w:rPr>
+          <w:rFonts w:hint="eastAsia"/>
+        </w:rPr>
+        <w:t xml:space="preserve">：仅</w:t>
+      </w:r>
+      <w:r>
+        <w:t xml:space="preserve"> 2 </w:t>
+      </w:r>
+      <w:r>
+        <w:rPr>
+          <w:rFonts w:hint="eastAsia"/>
+        </w:rPr>
+        <w:t xml:space="preserve">架中继机面对”时间窗并发峰值</w:t>
+      </w:r>
+      <w:r>
+        <w:t xml:space="preserve"> &gt; </w:t>
+      </w:r>
+      <w:r>
+        <w:rPr>
+          <w:rFonts w:hint="eastAsia"/>
+        </w:rPr>
+        <w:t xml:space="preserve">2”的并行运输，联合调度使</w:t>
+      </w:r>
+      <w:r>
+        <w:t xml:space="preserve"> 21 </w:t>
+      </w:r>
+      <w:r>
+        <w:rPr>
+          <w:rFonts w:hint="eastAsia"/>
+        </w:rPr>
+        <w:t xml:space="preserve">个运输架次被后推（最大</w:t>
+      </w:r>
+      <w:r>
+        <w:t xml:space="preserve"> 12695 </w:t>
+      </w:r>
+      <w:r>
+        <w:rPr>
+          <w:rFonts w:hint="eastAsia"/>
+        </w:rPr>
+        <w:t xml:space="preserve">s），联合完成时刻较单独运输延长</w:t>
+      </w:r>
+      <w:r>
+        <w:t xml:space="preserve"> </w:t>
+      </w:r>
+      <w:r>
+        <w:rPr>
+          <w:rFonts w:hint="eastAsia"/>
+        </w:rPr>
+        <w:t xml:space="preserve">60.2%——通信保障在能耗上廉价（仅占</w:t>
+      </w:r>
+      <w:r>
+        <w:t xml:space="preserve"> </w:t>
+      </w:r>
+      <w:r>
+        <w:rPr>
+          <w:rFonts w:hint="eastAsia"/>
+        </w:rPr>
+        <w:t xml:space="preserve">8.2%），在时间上昂贵（§4.4.4）。</w:t>
+      </w:r>
+    </w:p>
+    <w:bookmarkEnd w:id="64"/>
+    <w:bookmarkStart w:id="65" w:name="模型特色"/>
+    <w:p>
+      <w:pPr>
+        <w:pStyle w:val="Heading3"/>
+      </w:pPr>
+      <w:r>
+        <w:t xml:space="preserve">8.3 </w:t>
+      </w:r>
+      <w:r>
+        <w:rPr>
+          <w:rFonts w:hint="eastAsia"/>
+        </w:rPr>
+        <w:t xml:space="preserve">模型特色</w:t>
+      </w:r>
+    </w:p>
+    <w:p>
+      <w:pPr>
+        <w:pStyle w:val="Compact"/>
+        <w:numPr>
+          <w:ilvl w:val="0"/>
+          <w:numId w:val="1014"/>
+        </w:numPr>
+      </w:pPr>
+      <w:r>
+        <w:rPr>
+          <w:rFonts w:hint="eastAsia"/>
+          <w:b/>
+          <w:bCs/>
+        </w:rPr>
+        <w:t xml:space="preserve">口径唯一</w:t>
+      </w:r>
+      <w:r>
+        <w:rPr>
+          <w:rFonts w:hint="eastAsia"/>
+        </w:rPr>
+        <w:t xml:space="preserve">：四问共用</w:t>
+      </w:r>
+      <w:r>
+        <w:t xml:space="preserve"> </w:t>
+      </w:r>
+      <w:r>
+        <w:rPr>
+          <w:rStyle w:val="VerbatimChar"/>
+        </w:rPr>
+        <w:t xml:space="preserve">core.py</w:t>
+      </w:r>
+      <w:r>
+        <w:t xml:space="preserve"> </w:t>
+      </w:r>
+      <w:r>
+        <w:rPr>
+          <w:rFonts w:hint="eastAsia"/>
+        </w:rPr>
+        <w:t xml:space="preserve">物理规则层，由静态检查强制，杜绝”各问各算”。</w:t>
+      </w:r>
+    </w:p>
+    <w:p>
+      <w:pPr>
+        <w:pStyle w:val="Compact"/>
+        <w:numPr>
+          <w:ilvl w:val="0"/>
+          <w:numId w:val="1014"/>
+        </w:numPr>
+      </w:pPr>
+      <w:r>
+        <w:rPr>
+          <w:rFonts w:hint="eastAsia"/>
+          <w:b/>
+          <w:bCs/>
+        </w:rPr>
+        <w:t xml:space="preserve">诚实建模</w:t>
+      </w:r>
+      <w:r>
+        <w:rPr>
+          <w:rFonts w:hint="eastAsia"/>
+        </w:rPr>
+        <w:t xml:space="preserve">：显式区分”题面给定</w:t>
+      </w:r>
+      <w:r>
+        <w:t xml:space="preserve"> / </w:t>
+      </w:r>
+      <w:r>
+        <w:rPr>
+          <w:rFonts w:hint="eastAsia"/>
+        </w:rPr>
+        <w:t xml:space="preserve">模型假设</w:t>
+      </w:r>
+      <w:r>
+        <w:t xml:space="preserve"> / </w:t>
+      </w:r>
+      <w:r>
+        <w:rPr>
+          <w:rFonts w:hint="eastAsia"/>
+        </w:rPr>
+        <w:t xml:space="preserve">运行前提”三类，把可追溯的假设（A-1</w:t>
+      </w:r>
+      <w:r>
+        <w:t xml:space="preserve"> </w:t>
+      </w:r>
+      <w:r>
+        <w:rPr>
+          <w:rFonts w:hint="eastAsia"/>
+        </w:rPr>
+        <w:t xml:space="preserve">航程插值读法、A-3</w:t>
+      </w:r>
+      <w:r>
+        <w:t xml:space="preserve"> </w:t>
+      </w:r>
+      <w:r>
+        <w:rPr>
+          <w:rFonts w:hint="eastAsia"/>
+        </w:rPr>
+        <w:t xml:space="preserve">充电比例）与不可追溯的建模选择分开声明，并对脆弱解、不可判定项、模型外因素如实披露（§2、§7.4）。</w:t>
+      </w:r>
+    </w:p>
+    <w:p>
+      <w:pPr>
+        <w:pStyle w:val="Compact"/>
+        <w:numPr>
+          <w:ilvl w:val="0"/>
+          <w:numId w:val="1014"/>
+        </w:numPr>
+      </w:pPr>
+      <w:r>
+        <w:rPr>
+          <w:rFonts w:hint="eastAsia"/>
+          <w:b/>
+          <w:bCs/>
+        </w:rPr>
+        <w:t xml:space="preserve">可验证</w:t>
+      </w:r>
+      <w:r>
+        <w:rPr>
+          <w:rFonts w:hint="eastAsia"/>
+        </w:rPr>
+        <w:t xml:space="preserve">：51</w:t>
+      </w:r>
+      <w:r>
+        <w:t xml:space="preserve"> </w:t>
+      </w:r>
+      <w:r>
+        <w:rPr>
+          <w:rFonts w:hint="eastAsia"/>
+        </w:rPr>
+        <w:t xml:space="preserve">条验证</w:t>
+      </w:r>
+      <w:r>
+        <w:t xml:space="preserve"> + 52 </w:t>
+      </w:r>
+      <w:r>
+        <w:rPr>
+          <w:rFonts w:hint="eastAsia"/>
+        </w:rPr>
+        <w:t xml:space="preserve">条独立校验</w:t>
+      </w:r>
+      <w:r>
+        <w:t xml:space="preserve"> + 66 </w:t>
+      </w:r>
+      <w:r>
+        <w:rPr>
+          <w:rFonts w:hint="eastAsia"/>
+        </w:rPr>
+        <w:t xml:space="preserve">条交叉对表</w:t>
+      </w:r>
+      <w:r>
+        <w:t xml:space="preserve"> + 6 </w:t>
+      </w:r>
+      <w:r>
+        <w:rPr>
+          <w:rFonts w:hint="eastAsia"/>
+        </w:rPr>
+        <w:t xml:space="preserve">项治理硬检查构成多源交叉，关键结论均由独立校验器复算而非求解器自证（§5.3、§6.3）。</w:t>
+      </w:r>
+    </w:p>
+    <w:bookmarkEnd w:id="65"/>
+    <w:bookmarkStart w:id="66" w:name="不足与展望"/>
+    <w:p>
+      <w:pPr>
+        <w:pStyle w:val="Heading3"/>
+      </w:pPr>
+      <w:r>
+        <w:t xml:space="preserve">8.4 </w:t>
+      </w:r>
+      <w:r>
+        <w:rPr>
+          <w:rFonts w:hint="eastAsia"/>
+        </w:rPr>
+        <w:t xml:space="preserve">不足与展望</w:t>
+      </w:r>
+    </w:p>
+    <w:p>
+      <w:pPr>
+        <w:pStyle w:val="Compact"/>
+        <w:numPr>
+          <w:ilvl w:val="0"/>
+          <w:numId w:val="1015"/>
+        </w:numPr>
+      </w:pPr>
+      <w:r>
+        <w:rPr>
+          <w:rFonts w:hint="eastAsia"/>
+          <w:b/>
+          <w:bCs/>
+        </w:rPr>
+        <w:t xml:space="preserve">问题三中继架次数为可行解而非全局最优</w:t>
+      </w:r>
+      <w:r>
+        <w:rPr>
+          <w:rFonts w:hint="eastAsia"/>
+        </w:rPr>
+        <w:t xml:space="preserve">（贪心</w:t>
+      </w:r>
+      <w:r>
+        <w:t xml:space="preserve"> + </w:t>
+      </w:r>
+      <w:r>
+        <w:rPr>
+          <w:rFonts w:hint="eastAsia"/>
+        </w:rPr>
+        <w:t xml:space="preserve">违约修复），受</w:t>
+      </w:r>
+      <w:r>
+        <w:t xml:space="preserve"> 2 </w:t>
+      </w:r>
+      <w:r>
+        <w:rPr>
+          <w:rFonts w:hint="eastAsia"/>
+        </w:rPr>
+        <w:t xml:space="preserve">架中继硬瓶颈限制，最优性下界不可达（§7.2）。</w:t>
+      </w:r>
+    </w:p>
+    <w:p>
+      <w:pPr>
+        <w:pStyle w:val="Compact"/>
+        <w:numPr>
+          <w:ilvl w:val="0"/>
+          <w:numId w:val="1015"/>
+        </w:numPr>
+      </w:pPr>
+      <w:r>
+        <w:rPr>
+          <w:rFonts w:hint="eastAsia"/>
+          <w:b/>
+          <w:bCs/>
+        </w:rPr>
+        <w:t xml:space="preserve">问题二外层组合规模达</w:t>
+      </w:r>
+      <w:r>
+        <w:rPr>
+          <w:b/>
+          <w:bCs/>
+        </w:rPr>
+        <w:t xml:space="preserve"> </w:t>
+      </w:r>
+      <m:oMath>
+        <m:sSup>
+          <m:e>
+            <m:r>
+              <m:t>10</m:t>
+            </m:r>
+          </m:e>
+          <m:sup>
+            <m:r>
+              <m:t>94</m:t>
+            </m:r>
+          </m:sup>
+        </m:sSup>
+      </m:oMath>
+      <w:r>
+        <w:rPr>
+          <w:rFonts w:hint="eastAsia"/>
+        </w:rPr>
+        <w:t xml:space="preserve">，交付方案为构造启发式而非精确解；内层时序在</w:t>
+      </w:r>
+      <w:r>
+        <w:t xml:space="preserve"> </w:t>
+      </w:r>
+      <m:oMath>
+        <m:r>
+          <m:t>N</m:t>
+        </m:r>
+        <m:r>
+          <m:rPr>
+            <m:sty m:val="p"/>
+          </m:rPr>
+          <m:t>≤</m:t>
+        </m:r>
+        <m:r>
+          <m:t>18</m:t>
+        </m:r>
+      </m:oMath>
+      <w:r>
+        <w:t xml:space="preserve"> </w:t>
+      </w:r>
+      <w:r>
+        <w:rPr>
+          <w:rFonts w:hint="eastAsia"/>
+        </w:rPr>
+        <w:t xml:space="preserve">时可精确判定，外层不可穷举（§4.3.4）。</w:t>
+      </w:r>
+    </w:p>
+    <w:p>
+      <w:pPr>
+        <w:pStyle w:val="Compact"/>
+        <w:numPr>
+          <w:ilvl w:val="0"/>
+          <w:numId w:val="1015"/>
+        </w:numPr>
+      </w:pPr>
+      <w:r>
+        <w:rPr>
+          <w:rFonts w:hint="eastAsia"/>
+          <w:b/>
+          <w:bCs/>
+        </w:rPr>
+        <w:t xml:space="preserve">未建模频谱层干扰与抗干扰机制</w:t>
+      </w:r>
+      <w:r>
+        <w:rPr>
+          <w:rFonts w:hint="eastAsia"/>
+        </w:rPr>
+        <w:t xml:space="preserve">，以及风阻/温度对电池的耦合（§7.3）。</w:t>
+      </w:r>
+    </w:p>
+    <w:p>
+      <w:pPr>
+        <w:pStyle w:val="Compact"/>
+        <w:numPr>
+          <w:ilvl w:val="0"/>
+          <w:numId w:val="1015"/>
+        </w:numPr>
+      </w:pPr>
+      <w:r>
+        <w:rPr>
+          <w:rFonts w:hint="eastAsia"/>
+          <w:b/>
+          <w:bCs/>
+        </w:rPr>
+        <w:t xml:space="preserve">展望</w:t>
+      </w:r>
+      <w:r>
+        <w:rPr>
+          <w:rFonts w:hint="eastAsia"/>
+        </w:rPr>
+        <w:t xml:space="preserve">：①</w:t>
+      </w:r>
+      <w:r>
+        <w:t xml:space="preserve"> </w:t>
+      </w:r>
+      <w:r>
+        <w:rPr>
+          <w:rFonts w:hint="eastAsia"/>
+        </w:rPr>
+        <w:t xml:space="preserve">将通信约束并入</w:t>
+      </w:r>
+      <w:r>
+        <w:t xml:space="preserve"> CP-SAT </w:t>
+      </w:r>
+      <w:r>
+        <w:rPr>
+          <w:rFonts w:hint="eastAsia"/>
+        </w:rPr>
+        <w:t xml:space="preserve">精确模型做联合最优（受规模限制需分解或割平面）；②</w:t>
+      </w:r>
+      <w:r>
+        <w:t xml:space="preserve"> </w:t>
+      </w:r>
+      <w:r>
+        <w:rPr>
+          <w:rFonts w:hint="eastAsia"/>
+        </w:rPr>
+        <w:t xml:space="preserve">引入随机天气情景做两阶段鲁棒优化；③</w:t>
+      </w:r>
+      <w:r>
+        <w:t xml:space="preserve"> </w:t>
+      </w:r>
+      <w:r>
+        <w:rPr>
+          <w:rFonts w:hint="eastAsia"/>
+        </w:rPr>
+        <w:t xml:space="preserve">将中继悬停高度与位置做连续域优化以压缩驻留能耗。</w:t>
+      </w:r>
+    </w:p>
+    <w:p>
+      <w:r>
+        <w:pict>
+          <v:rect style="width:0;height:1.5pt" o:hralign="center" o:hrstd="t" o:hr="t"/>
+        </w:pict>
+      </w:r>
+    </w:p>
+    <w:bookmarkEnd w:id="66"/>
+    <w:bookmarkEnd w:id="67"/>
+    <w:bookmarkStart w:id="68" w:name="九参考文献"/>
+    <w:p>
+      <w:pPr>
+        <w:pStyle w:val="Heading2"/>
+      </w:pPr>
+      <w:r>
+        <w:rPr>
+          <w:rFonts w:hint="eastAsia"/>
+        </w:rPr>
+        <w:t xml:space="preserve">九、参考文献</w:t>
       </w:r>
     </w:p>
     <w:p>
@@ -38856,8 +42244,8 @@
         </w:pict>
       </w:r>
     </w:p>
-    <w:bookmarkEnd w:id="61"/>
-    <w:bookmarkStart w:id="68" w:name="附录-c论证型补充图表"/>
+    <w:bookmarkEnd w:id="68"/>
+    <w:bookmarkStart w:id="75" w:name="附录-c论证型补充图表"/>
     <w:p>
       <w:pPr>
         <w:pStyle w:val="Heading2"/>
@@ -39083,18 +42471,18 @@
           <wp:inline>
             <wp:extent cx="5334000" cy="2338289"/>
             <wp:effectExtent b="0" l="0" r="0" t="0"/>
-            <wp:docPr descr="图6 假设 A-1 两种读法的并列对比" title="" id="63" name="Picture"/>
+            <wp:docPr descr="图6 假设 A-1 两种读法的并列对比" title="" id="70" name="Picture"/>
             <a:graphic>
               <a:graphicData uri="http://schemas.openxmlformats.org/drawingml/2006/picture">
                 <pic:pic>
                   <pic:nvPicPr>
-                    <pic:cNvPr descr="figs/fig6_a1_two_readings.png" id="64" name="Picture"/>
+                    <pic:cNvPr descr="figs/fig6_a1_two_readings.png" id="71" name="Picture"/>
                     <pic:cNvPicPr>
                       <a:picLocks noChangeArrowheads="1" noChangeAspect="1"/>
                     </pic:cNvPicPr>
                   </pic:nvPicPr>
                   <pic:blipFill>
-                    <a:blip r:embed="rId62"/>
+                    <a:blip r:embed="rId69"/>
                     <a:stretch>
                       <a:fillRect/>
                     </a:stretch>
@@ -39316,18 +42704,18 @@
           <wp:inline>
             <wp:extent cx="5334000" cy="3131932"/>
             <wp:effectExtent b="0" l="0" r="0" t="0"/>
-            <wp:docPr descr="图7 OFAT 灵敏度条形图" title="" id="66" name="Picture"/>
+            <wp:docPr descr="图7 OFAT 灵敏度条形图" title="" id="73" name="Picture"/>
             <a:graphic>
               <a:graphicData uri="http://schemas.openxmlformats.org/drawingml/2006/picture">
                 <pic:pic>
                   <pic:nvPicPr>
-                    <pic:cNvPr descr="figs/fig7_sensitivity.png" id="67" name="Picture"/>
+                    <pic:cNvPr descr="figs/fig7_sensitivity.png" id="74" name="Picture"/>
                     <pic:cNvPicPr>
                       <a:picLocks noChangeArrowheads="1" noChangeAspect="1"/>
                     </pic:cNvPicPr>
                   </pic:nvPicPr>
                   <pic:blipFill>
-                    <a:blip r:embed="rId65"/>
+                    <a:blip r:embed="rId72"/>
                     <a:stretch>
                       <a:fillRect/>
                     </a:stretch>
@@ -39381,8 +42769,8 @@
         </w:pict>
       </w:r>
     </w:p>
-    <w:bookmarkEnd w:id="68"/>
-    <w:bookmarkStart w:id="69" w:name="附录-a交付物清单"/>
+    <w:bookmarkEnd w:id="75"/>
+    <w:bookmarkStart w:id="76" w:name="附录-a交付物清单"/>
     <w:p>
       <w:pPr>
         <w:pStyle w:val="Heading2"/>
@@ -39973,8 +43361,8 @@
         </w:tc>
       </w:tr>
     </w:tbl>
-    <w:bookmarkEnd w:id="69"/>
-    <w:bookmarkStart w:id="70" w:name="附录-b复现命令"/>
+    <w:bookmarkEnd w:id="76"/>
+    <w:bookmarkStart w:id="77" w:name="附录-b复现命令"/>
     <w:p>
       <w:pPr>
         <w:pStyle w:val="Heading2"/>
@@ -40363,8 +43751,8 @@
         <w:t xml:space="preserve"># 治理硬检查</w:t>
       </w:r>
     </w:p>
-    <w:bookmarkEnd w:id="70"/>
-    <w:bookmarkEnd w:id="71"/>
+    <w:bookmarkEnd w:id="77"/>
+    <w:bookmarkEnd w:id="78"/>
     <w:sectPr>
       <w:footnotePr>
         <w:numRestart w:val="eachSect"/>
@@ -40469,6 +43857,91 @@
     <w:lvl w:ilvl="8">
       <w:numFmt w:val="bullet"/>
       <w:lvlText w:val=" "/>
+      <w:lvlJc w:val="left"/>
+      <w:pPr>
+        <w:ind w:left="6480" w:hanging="360"/>
+      </w:pPr>
+    </w:lvl>
+  </w:abstractNum>
+  <w:abstractNum w:abstractNumId="99411">
+    <w:nsid w:val="00A99411"/>
+    <w:multiLevelType w:val="multilevel"/>
+    <w:lvl w:ilvl="0">
+      <w:start w:val="1"/>
+      <w:numFmt w:val="decimal"/>
+      <w:lvlText w:val="%1."/>
+      <w:lvlJc w:val="left"/>
+      <w:pPr>
+        <w:ind w:left="720" w:hanging="360"/>
+      </w:pPr>
+    </w:lvl>
+    <w:lvl w:ilvl="1">
+      <w:start w:val="1"/>
+      <w:numFmt w:val="decimal"/>
+      <w:lvlText w:val="%2."/>
+      <w:lvlJc w:val="left"/>
+      <w:pPr>
+        <w:ind w:left="1440" w:hanging="360"/>
+      </w:pPr>
+    </w:lvl>
+    <w:lvl w:ilvl="2">
+      <w:start w:val="1"/>
+      <w:numFmt w:val="decimal"/>
+      <w:lvlText w:val="%3."/>
+      <w:lvlJc w:val="left"/>
+      <w:pPr>
+        <w:ind w:left="2160" w:hanging="360"/>
+      </w:pPr>
+    </w:lvl>
+    <w:lvl w:ilvl="3">
+      <w:start w:val="1"/>
+      <w:numFmt w:val="decimal"/>
+      <w:lvlText w:val="%4."/>
+      <w:lvlJc w:val="left"/>
+      <w:pPr>
+        <w:ind w:left="2880" w:hanging="360"/>
+      </w:pPr>
+    </w:lvl>
+    <w:lvl w:ilvl="4">
+      <w:start w:val="1"/>
+      <w:numFmt w:val="decimal"/>
+      <w:lvlText w:val="%5."/>
+      <w:lvlJc w:val="left"/>
+      <w:pPr>
+        <w:ind w:left="3600" w:hanging="360"/>
+      </w:pPr>
+    </w:lvl>
+    <w:lvl w:ilvl="5">
+      <w:start w:val="1"/>
+      <w:numFmt w:val="decimal"/>
+      <w:lvlText w:val="%6."/>
+      <w:lvlJc w:val="left"/>
+      <w:pPr>
+        <w:ind w:left="4320" w:hanging="360"/>
+      </w:pPr>
+    </w:lvl>
+    <w:lvl w:ilvl="6">
+      <w:start w:val="1"/>
+      <w:numFmt w:val="decimal"/>
+      <w:lvlText w:val="%7."/>
+      <w:lvlJc w:val="left"/>
+      <w:pPr>
+        <w:ind w:left="5040" w:hanging="360"/>
+      </w:pPr>
+    </w:lvl>
+    <w:lvl w:ilvl="7">
+      <w:start w:val="1"/>
+      <w:numFmt w:val="decimal"/>
+      <w:lvlText w:val="%8."/>
+      <w:lvlJc w:val="left"/>
+      <w:pPr>
+        <w:ind w:left="5760" w:hanging="360"/>
+      </w:pPr>
+    </w:lvl>
+    <w:lvl w:ilvl="8">
+      <w:start w:val="1"/>
+      <w:numFmt w:val="decimal"/>
+      <w:lvlText w:val="%9."/>
       <w:lvlJc w:val="left"/>
       <w:pPr>
         <w:ind w:left="6480" w:hanging="360"/>
@@ -40578,101 +44051,10 @@
       </w:rPr>
     </w:lvl>
   </w:abstractNum>
-  <w:abstractNum w:abstractNumId="99411">
-    <w:nsid w:val="00A99411"/>
-    <w:multiLevelType w:val="multilevel"/>
-    <w:lvl w:ilvl="0">
-      <w:start w:val="1"/>
-      <w:numFmt w:val="decimal"/>
-      <w:lvlText w:val="%1."/>
-      <w:lvlJc w:val="left"/>
-      <w:pPr>
-        <w:ind w:left="720" w:hanging="360"/>
-      </w:pPr>
-    </w:lvl>
-    <w:lvl w:ilvl="1">
-      <w:start w:val="1"/>
-      <w:numFmt w:val="decimal"/>
-      <w:lvlText w:val="%2."/>
-      <w:lvlJc w:val="left"/>
-      <w:pPr>
-        <w:ind w:left="1440" w:hanging="360"/>
-      </w:pPr>
-    </w:lvl>
-    <w:lvl w:ilvl="2">
-      <w:start w:val="1"/>
-      <w:numFmt w:val="decimal"/>
-      <w:lvlText w:val="%3."/>
-      <w:lvlJc w:val="left"/>
-      <w:pPr>
-        <w:ind w:left="2160" w:hanging="360"/>
-      </w:pPr>
-    </w:lvl>
-    <w:lvl w:ilvl="3">
-      <w:start w:val="1"/>
-      <w:numFmt w:val="decimal"/>
-      <w:lvlText w:val="%4."/>
-      <w:lvlJc w:val="left"/>
-      <w:pPr>
-        <w:ind w:left="2880" w:hanging="360"/>
-      </w:pPr>
-    </w:lvl>
-    <w:lvl w:ilvl="4">
-      <w:start w:val="1"/>
-      <w:numFmt w:val="decimal"/>
-      <w:lvlText w:val="%5."/>
-      <w:lvlJc w:val="left"/>
-      <w:pPr>
-        <w:ind w:left="3600" w:hanging="360"/>
-      </w:pPr>
-    </w:lvl>
-    <w:lvl w:ilvl="5">
-      <w:start w:val="1"/>
-      <w:numFmt w:val="decimal"/>
-      <w:lvlText w:val="%6."/>
-      <w:lvlJc w:val="left"/>
-      <w:pPr>
-        <w:ind w:left="4320" w:hanging="360"/>
-      </w:pPr>
-    </w:lvl>
-    <w:lvl w:ilvl="6">
-      <w:start w:val="1"/>
-      <w:numFmt w:val="decimal"/>
-      <w:lvlText w:val="%7."/>
-      <w:lvlJc w:val="left"/>
-      <w:pPr>
-        <w:ind w:left="5040" w:hanging="360"/>
-      </w:pPr>
-    </w:lvl>
-    <w:lvl w:ilvl="7">
-      <w:start w:val="1"/>
-      <w:numFmt w:val="decimal"/>
-      <w:lvlText w:val="%8."/>
-      <w:lvlJc w:val="left"/>
-      <w:pPr>
-        <w:ind w:left="5760" w:hanging="360"/>
-      </w:pPr>
-    </w:lvl>
-    <w:lvl w:ilvl="8">
-      <w:start w:val="1"/>
-      <w:numFmt w:val="decimal"/>
-      <w:lvlText w:val="%9."/>
-      <w:lvlJc w:val="left"/>
-      <w:pPr>
-        <w:ind w:left="6480" w:hanging="360"/>
-      </w:pPr>
-    </w:lvl>
-  </w:abstractNum>
   <w:num w:numId="1000">
     <w:abstractNumId w:val="990"/>
   </w:num>
   <w:num w:numId="1001">
-    <w:abstractNumId w:val="991"/>
-  </w:num>
-  <w:num w:numId="1002">
-    <w:abstractNumId w:val="991"/>
-  </w:num>
-  <w:num w:numId="1003">
     <w:abstractNumId w:val="99411"/>
     <w:lvlOverride w:ilvl="0">
       <w:startOverride w:val="1"/>
@@ -40702,10 +44084,13 @@
       <w:startOverride w:val="1"/>
     </w:lvlOverride>
   </w:num>
-  <w:num w:numId="1004">
+  <w:num w:numId="1002">
     <w:abstractNumId w:val="991"/>
   </w:num>
-  <w:num w:numId="1005">
+  <w:num w:numId="1003">
+    <w:abstractNumId w:val="991"/>
+  </w:num>
+  <w:num w:numId="1004">
     <w:abstractNumId w:val="99411"/>
     <w:lvlOverride w:ilvl="0">
       <w:startOverride w:val="1"/>
@@ -40735,16 +44120,10 @@
       <w:startOverride w:val="1"/>
     </w:lvlOverride>
   </w:num>
-  <w:num w:numId="1006">
+  <w:num w:numId="1005">
     <w:abstractNumId w:val="991"/>
   </w:num>
-  <w:num w:numId="1007">
-    <w:abstractNumId w:val="991"/>
-  </w:num>
-  <w:num w:numId="1008">
-    <w:abstractNumId w:val="991"/>
-  </w:num>
-  <w:num w:numId="1009">
+  <w:num w:numId="1006">
     <w:abstractNumId w:val="99411"/>
     <w:lvlOverride w:ilvl="0">
       <w:startOverride w:val="1"/>
@@ -40773,6 +44152,15 @@
     <w:lvlOverride w:ilvl="8">
       <w:startOverride w:val="1"/>
     </w:lvlOverride>
+  </w:num>
+  <w:num w:numId="1007">
+    <w:abstractNumId w:val="991"/>
+  </w:num>
+  <w:num w:numId="1008">
+    <w:abstractNumId w:val="991"/>
+  </w:num>
+  <w:num w:numId="1009">
+    <w:abstractNumId w:val="991"/>
   </w:num>
   <w:num w:numId="1010">
     <w:abstractNumId w:val="99411"/>
@@ -40805,7 +44193,100 @@
     </w:lvlOverride>
   </w:num>
   <w:num w:numId="1011">
+    <w:abstractNumId w:val="99411"/>
+    <w:lvlOverride w:ilvl="0">
+      <w:startOverride w:val="1"/>
+    </w:lvlOverride>
+    <w:lvlOverride w:ilvl="1">
+      <w:startOverride w:val="1"/>
+    </w:lvlOverride>
+    <w:lvlOverride w:ilvl="2">
+      <w:startOverride w:val="1"/>
+    </w:lvlOverride>
+    <w:lvlOverride w:ilvl="3">
+      <w:startOverride w:val="1"/>
+    </w:lvlOverride>
+    <w:lvlOverride w:ilvl="4">
+      <w:startOverride w:val="1"/>
+    </w:lvlOverride>
+    <w:lvlOverride w:ilvl="5">
+      <w:startOverride w:val="1"/>
+    </w:lvlOverride>
+    <w:lvlOverride w:ilvl="6">
+      <w:startOverride w:val="1"/>
+    </w:lvlOverride>
+    <w:lvlOverride w:ilvl="7">
+      <w:startOverride w:val="1"/>
+    </w:lvlOverride>
+    <w:lvlOverride w:ilvl="8">
+      <w:startOverride w:val="1"/>
+    </w:lvlOverride>
+  </w:num>
+  <w:num w:numId="1012">
     <w:abstractNumId w:val="991"/>
+  </w:num>
+  <w:num w:numId="1013">
+    <w:abstractNumId w:val="99411"/>
+    <w:lvlOverride w:ilvl="0">
+      <w:startOverride w:val="1"/>
+    </w:lvlOverride>
+    <w:lvlOverride w:ilvl="1">
+      <w:startOverride w:val="1"/>
+    </w:lvlOverride>
+    <w:lvlOverride w:ilvl="2">
+      <w:startOverride w:val="1"/>
+    </w:lvlOverride>
+    <w:lvlOverride w:ilvl="3">
+      <w:startOverride w:val="1"/>
+    </w:lvlOverride>
+    <w:lvlOverride w:ilvl="4">
+      <w:startOverride w:val="1"/>
+    </w:lvlOverride>
+    <w:lvlOverride w:ilvl="5">
+      <w:startOverride w:val="1"/>
+    </w:lvlOverride>
+    <w:lvlOverride w:ilvl="6">
+      <w:startOverride w:val="1"/>
+    </w:lvlOverride>
+    <w:lvlOverride w:ilvl="7">
+      <w:startOverride w:val="1"/>
+    </w:lvlOverride>
+    <w:lvlOverride w:ilvl="8">
+      <w:startOverride w:val="1"/>
+    </w:lvlOverride>
+  </w:num>
+  <w:num w:numId="1014">
+    <w:abstractNumId w:val="991"/>
+  </w:num>
+  <w:num w:numId="1015">
+    <w:abstractNumId w:val="99411"/>
+    <w:lvlOverride w:ilvl="0">
+      <w:startOverride w:val="1"/>
+    </w:lvlOverride>
+    <w:lvlOverride w:ilvl="1">
+      <w:startOverride w:val="1"/>
+    </w:lvlOverride>
+    <w:lvlOverride w:ilvl="2">
+      <w:startOverride w:val="1"/>
+    </w:lvlOverride>
+    <w:lvlOverride w:ilvl="3">
+      <w:startOverride w:val="1"/>
+    </w:lvlOverride>
+    <w:lvlOverride w:ilvl="4">
+      <w:startOverride w:val="1"/>
+    </w:lvlOverride>
+    <w:lvlOverride w:ilvl="5">
+      <w:startOverride w:val="1"/>
+    </w:lvlOverride>
+    <w:lvlOverride w:ilvl="6">
+      <w:startOverride w:val="1"/>
+    </w:lvlOverride>
+    <w:lvlOverride w:ilvl="7">
+      <w:startOverride w:val="1"/>
+    </w:lvlOverride>
+    <w:lvlOverride w:ilvl="8">
+      <w:startOverride w:val="1"/>
+    </w:lvlOverride>
   </w:num>
 </w:numbering>
 </file>

--- a/paper/export/pandoc/论文_pandoc.docx
+++ b/paper/export/pandoc/论文_pandoc.docx
@@ -2,6 +2,17 @@
 <file path=word/document.xml><?xml version="1.0" encoding="utf-8"?>
 <w:document xmlns:w="http://schemas.openxmlformats.org/wordprocessingml/2006/main" xmlns:m="http://schemas.openxmlformats.org/officeDocument/2006/math" xmlns:r="http://schemas.openxmlformats.org/officeDocument/2006/relationships" xmlns:o="urn:schemas-microsoft-com:office:office" xmlns:v="urn:schemas-microsoft-com:vml" xmlns:w10="urn:schemas-microsoft-com:office:word" xmlns:a="http://schemas.openxmlformats.org/drawingml/2006/main" xmlns:pic="http://schemas.openxmlformats.org/drawingml/2006/picture" xmlns:wp="http://schemas.openxmlformats.org/drawingml/2006/wordprocessingDrawing">
   <w:body>
+    <w:p>
+      <w:pPr>
+        <w:pStyle w:val="Title"/>
+      </w:pPr>
+      <w:r>
+        <w:rPr>
+          <w:rFonts w:hint="eastAsia"/>
+        </w:rPr>
+        <w:t xml:space="preserve">山区洪涝灾害下无人机运输与通信协同优化</w:t>
+      </w:r>
+    </w:p>
     <w:sdt>
       <w:sdtPr>
         <w:docPartObj>
@@ -114,7 +125,7 @@
         <w:t xml:space="preserve">套验证套件（逾</w:t>
       </w:r>
       <w:r>
-        <w:t xml:space="preserve"> 230 </w:t>
+        <w:t xml:space="preserve"> 220 </w:t>
       </w:r>
       <w:r>
         <w:rPr>
@@ -28777,7 +28788,8 @@
     <w:tbl>
       <w:tblPr>
         <w:tblStyle w:val="Table"/>
-        <w:tblW w:type="auto" w:w="0"/>
+        <w:tblW w:type="pct" w:w="5000"/>
+        <w:tblLayout w:type="fixed"/>
         <w:tblLook w:firstRow="1" w:lastRow="0" w:firstColumn="0" w:lastColumn="0" w:noHBand="0" w:noVBand="0" w:val="0020"/>
       </w:tblPr>
       <w:tblGrid>
@@ -28854,16 +28866,11 @@
                 <m:t>[</m:t>
               </m:r>
               <m:r>
-                <m:t>联</m:t>
-              </m:r>
-              <m:r>
-                <m:t>合</m:t>
-              </m:r>
-              <m:r>
-                <m:t>开</m:t>
-              </m:r>
-              <m:r>
-                <m:t>始</m:t>
+                <m:rPr>
+                  <m:nor/>
+                  <m:sty m:val="p"/>
+                </m:rPr>
+                <m:t>联合开始</m:t>
               </m:r>
               <m:r>
                 <m:rPr>
@@ -28875,16 +28882,11 @@
                 <m:t> </m:t>
               </m:r>
               <m:r>
-                <m:t>联</m:t>
-              </m:r>
-              <m:r>
-                <m:t>合</m:t>
-              </m:r>
-              <m:r>
-                <m:t>返</m:t>
-              </m:r>
-              <m:r>
-                <m:t>回</m:t>
+                <m:rPr>
+                  <m:nor/>
+                  <m:sty m:val="p"/>
+                </m:rPr>
+                <m:t>联合返回</m:t>
               </m:r>
               <m:r>
                 <m:rPr>
@@ -28933,16 +28935,11 @@
                 <m:t>[</m:t>
               </m:r>
               <m:r>
-                <m:t>联</m:t>
-              </m:r>
-              <m:r>
-                <m:t>合</m:t>
-              </m:r>
-              <m:r>
-                <m:t>开</m:t>
-              </m:r>
-              <m:r>
-                <m:t>始</m:t>
+                <m:rPr>
+                  <m:nor/>
+                  <m:sty m:val="p"/>
+                </m:rPr>
+                <m:t>联合开始</m:t>
               </m:r>
               <m:r>
                 <m:rPr>
@@ -28954,16 +28951,11 @@
                 <m:t> </m:t>
               </m:r>
               <m:r>
-                <m:t>联</m:t>
-              </m:r>
-              <m:r>
-                <m:t>合</m:t>
-              </m:r>
-              <m:r>
-                <m:t>返</m:t>
-              </m:r>
-              <m:r>
-                <m:t>回</m:t>
+                <m:rPr>
+                  <m:nor/>
+                  <m:sty m:val="p"/>
+                </m:rPr>
+                <m:t>联合返回</m:t>
               </m:r>
               <m:r>
                 <m:rPr>
@@ -29064,16 +29056,11 @@
                 <m:t>[</m:t>
               </m:r>
               <m:r>
-                <m:t>中</m:t>
-              </m:r>
-              <m:r>
-                <m:t>继</m:t>
-              </m:r>
-              <m:r>
-                <m:t>开</m:t>
-              </m:r>
-              <m:r>
-                <m:t>始</m:t>
+                <m:rPr>
+                  <m:nor/>
+                  <m:sty m:val="p"/>
+                </m:rPr>
+                <m:t>中继开始</m:t>
               </m:r>
               <m:r>
                 <m:rPr>
@@ -29085,10 +29072,11 @@
                 <m:t> </m:t>
               </m:r>
               <m:r>
-                <m:t>返</m:t>
-              </m:r>
-              <m:r>
-                <m:t>回</m:t>
+                <m:rPr>
+                  <m:nor/>
+                  <m:sty m:val="p"/>
+                </m:rPr>
+                <m:t>返回</m:t>
               </m:r>
               <m:r>
                 <m:t>O</m:t>
@@ -29135,16 +29123,11 @@
                 <m:t>[</m:t>
               </m:r>
               <m:r>
-                <m:t>中</m:t>
-              </m:r>
-              <m:r>
-                <m:t>继</m:t>
-              </m:r>
-              <m:r>
-                <m:t>开</m:t>
-              </m:r>
-              <m:r>
-                <m:t>始</m:t>
+                <m:rPr>
+                  <m:nor/>
+                  <m:sty m:val="p"/>
+                </m:rPr>
+                <m:t>中继开始</m:t>
               </m:r>
               <m:r>
                 <m:rPr>
@@ -29156,10 +29139,11 @@
                 <m:t> </m:t>
               </m:r>
               <m:r>
-                <m:t>返</m:t>
-              </m:r>
-              <m:r>
-                <m:t>回</m:t>
+                <m:rPr>
+                  <m:nor/>
+                  <m:sty m:val="p"/>
+                </m:rPr>
+                <m:t>返回</m:t>
               </m:r>
               <m:r>
                 <m:t>O</m:t>
@@ -33796,16 +33780,40 @@
               <w:pStyle w:val="Compact"/>
             </w:pPr>
             <w:r>
-              <w:t xml:space="preserve">HTML </w:t>
-            </w:r>
-            <w:r>
-              <w:rPr>
-                <w:rFonts w:hint="eastAsia"/>
-              </w:rPr>
-              <w:t xml:space="preserve">打印就绪性</w:t>
-            </w:r>
-            <w:r>
-              <w:t xml:space="preserve"> + DOCX </w:t>
+              <w:rPr>
+                <w:rFonts w:hint="eastAsia"/>
+              </w:rPr>
+              <w:t xml:space="preserve">PDF（A4</w:t>
+            </w:r>
+            <w:r>
+              <w:t xml:space="preserve"> / </w:t>
+            </w:r>
+            <w:r>
+              <w:rPr>
+                <w:rFonts w:hint="eastAsia"/>
+              </w:rPr>
+              <w:t xml:space="preserve">零</w:t>
+            </w:r>
+            <w:r>
+              <w:t xml:space="preserve"> HTML </w:t>
+            </w:r>
+            <w:r>
+              <w:rPr>
+                <w:rFonts w:hint="eastAsia"/>
+              </w:rPr>
+              <w:t xml:space="preserve">泄漏</w:t>
+            </w:r>
+            <w:r>
+              <w:t xml:space="preserve"> / </w:t>
+            </w:r>
+            <w:r>
+              <w:rPr>
+                <w:rFonts w:hint="eastAsia"/>
+              </w:rPr>
+              <w:t xml:space="preserve">符号齐备）+</w:t>
+            </w:r>
+            <w:r>
+              <w:t xml:space="preserve"> DOCX </w:t>
             </w:r>
             <w:r>
               <w:rPr>
@@ -33835,7 +33843,7 @@
                 <w:b/>
                 <w:bCs/>
               </w:rPr>
-              <w:t xml:space="preserve">31/31</w:t>
+              <w:t xml:space="preserve">28/28</w:t>
             </w:r>
           </w:p>
         </w:tc>
@@ -43700,13 +43708,34 @@
         <w:rPr>
           <w:rStyle w:val="NormalTok"/>
         </w:rPr>
-        <w:t xml:space="preserve"> code/export_paper.py         </w:t>
+        <w:t xml:space="preserve"> code/export_docx.py          </w:t>
       </w:r>
       <w:r>
         <w:rPr>
           <w:rStyle w:val="CommentTok"/>
         </w:rPr>
-        <w:t xml:space="preserve"># 论文导出 HTML/DOCX</w:t>
+        <w:t xml:space="preserve"># 论文导出 DOCX（内嵌图片）</w:t>
+      </w:r>
+      <w:r>
+        <w:br/>
+      </w:r>
+      <w:r>
+        <w:rPr>
+          <w:rStyle w:val="ExtensionTok"/>
+        </w:rPr>
+        <w:t xml:space="preserve">.venv/bin/python</w:t>
+      </w:r>
+      <w:r>
+        <w:rPr>
+          <w:rStyle w:val="NormalTok"/>
+        </w:rPr>
+        <w:t xml:space="preserve"> code/export_pandoc.py        </w:t>
+      </w:r>
+      <w:r>
+        <w:rPr>
+          <w:rStyle w:val="CommentTok"/>
+        </w:rPr>
+        <w:t xml:space="preserve"># 论文导出 PDF(xelatex 直出)/DOCX/LaTeX</w:t>
       </w:r>
       <w:r>
         <w:br/>
